--- a/visa_appendices/docx/DEQUAD_UKES_FULL_SUBMISSION.docx
+++ b/visa_appendices/docx/DEQUAD_UKES_FULL_SUBMISSION.docx
@@ -9741,7 +9741,7 @@
           <w:iCs/>
           <w:i/>
         </w:rPr>
-        <w:t xml:space="preserve">Prepared for UKES short-track endorsement review — February 2026.</w:t>
+        <w:t xml:space="preserve">Written and prepared by Yusuf Quadri, Founder &amp; CEO, DEQUAD Ltd — for UKES short-track endorsement review, June 2026.</w:t>
       </w:r>
       <w:r>
         <w:t xml:space="preserve"> </w:t>
@@ -24988,7 +24988,7 @@
           <w:iCs/>
           <w:i/>
         </w:rPr>
-        <w:t xml:space="preserve">End of business plan. All figures are forecasts, not guarantees of future performance. Prepared for submission to UKES as part of the UK Innovator Founder visa endorsement process — June 2026.</w:t>
+        <w:t xml:space="preserve">End of business plan. All figures are forecasts, not guarantees of future performance. This business plan was written by Yusuf Quadri (Founder &amp; CEO) with Yusuff Adeagbo (Co-Founder &amp; CTO) and is submitted to UKES as part of the UK Innovator Founder visa endorsement process — June 2026.</w:t>
       </w:r>
     </w:p>
     <w:p>
@@ -28534,6 +28534,18 @@
           <w:i/>
         </w:rPr>
         <w:t xml:space="preserve">Thank you.</w:t>
+      </w:r>
+    </w:p>
+    <w:p>
+      <w:pPr>
+        <w:pStyle w:val="BodyText"/>
+      </w:pPr>
+      <w:r>
+        <w:rPr>
+          <w:iCs/>
+          <w:i/>
+        </w:rPr>
+        <w:t xml:space="preserve">Deck written and prepared by the founders — Yusuf Quadri (CEO) &amp; Yusuff Adeagbo (CTO).</w:t>
       </w:r>
     </w:p>
     <w:p>
@@ -31602,7 +31614,7 @@
           <w:iCs/>
           <w:i/>
         </w:rPr>
-        <w:t xml:space="preserve">Prepared for UKES as Appendix L to the Innovator Founder visa endorsement application — February 2026.</w:t>
+        <w:t xml:space="preserve">Written and prepared by Yusuf Quadri, Founder &amp; CEO, DEQUAD Ltd — submitted to UKES as Appendix L to the Innovator Founder visa endorsement application, June 2026.</w:t>
       </w:r>
     </w:p>
     <w:p>
@@ -33407,7 +33419,7 @@
           <w:iCs/>
           <w:i/>
         </w:rPr>
-        <w:t xml:space="preserve">This CV is current as at the date of submission. The original signed copy with full personal details is held by the applicant and will be produced on UKES request.</w:t>
+        <w:t xml:space="preserve">This CV was written by the applicant and is current as at the date of submission. The original signed copy with full personal details is held by the applicant and will be produced on UKES request.</w:t>
       </w:r>
     </w:p>
     <w:p>
@@ -34454,7 +34466,7 @@
           <w:iCs/>
           <w:i/>
         </w:rPr>
-        <w:t xml:space="preserve">Prepared for submission to UKES as Appendix B-2 of the DEQUAD Innovator Founder visa endorsement application — February 2026.</w:t>
+        <w:t xml:space="preserve">Written by Yusuff Adeagbo (Co-Founder &amp; CTO) and submitted to UKES as Appendix B-2 of the DEQUAD Innovator Founder visa endorsement application — June 2026.</w:t>
       </w:r>
     </w:p>
     <w:p>
@@ -35726,7 +35738,7 @@
           <w:iCs/>
           <w:i/>
         </w:rPr>
-        <w:t xml:space="preserve">Prepared for UKES as Appendix N to the Innovator Founder visa endorsement application — February 2026.</w:t>
+        <w:t xml:space="preserve">Compiled by Yusuf Quadri, Founder &amp; CEO — CV content supplied and approved by each named team member. Submitted to UKES as Appendix N to the Innovator Founder visa endorsement application, June 2026.</w:t>
       </w:r>
     </w:p>
     <w:p>
@@ -36744,7 +36756,7 @@
           <w:iCs/>
           <w:i/>
         </w:rPr>
-        <w:t xml:space="preserve">Prepared for UKES as Appendix O to the Innovator Founder visa endorsement application — February 2026.</w:t>
+        <w:t xml:space="preserve">Prepared by Yusuf Quadri, Founder &amp; CEO — submitted to UKES as Appendix O to the Innovator Founder visa endorsement application, June 2026.</w:t>
       </w:r>
     </w:p>
     <w:p>
@@ -36766,6 +36778,18 @@
     <w:p>
       <w:pPr>
         <w:pStyle w:val="FirstParagraph"/>
+      </w:pPr>
+      <w:r>
+        <w:rPr>
+          <w:iCs/>
+          <w:i/>
+        </w:rPr>
+        <w:t xml:space="preserve">Declared and prepared by Yusuf Quadri, Founder &amp; CEO, DEQUAD Ltd.</w:t>
+      </w:r>
+    </w:p>
+    <w:p>
+      <w:pPr>
+        <w:pStyle w:val="BodyText"/>
       </w:pPr>
       <w:r>
         <w:t xml:space="preserve">This appendix lists the qualifications relied upon in the Founder Profile (main document §2.2) and confirms how the originals will be made available to the endorsing body.</w:t>
@@ -38161,7 +38185,7 @@
           <w:iCs/>
           <w:i/>
         </w:rPr>
-        <w:t xml:space="preserve">This undertaking is given freely and without coercion. It is governed by the laws of England and Wales.</w:t>
+        <w:t xml:space="preserve">This undertaking was drafted personally by the Founder, is given freely and without coercion, and is governed by the laws of England and Wales.</w:t>
       </w:r>
     </w:p>
     <w:p>
@@ -38217,7 +38241,7 @@
         <w:t xml:space="preserve"> </w:t>
       </w:r>
       <w:r>
-        <w:t xml:space="preserve">Yusuf Quadri, DEQUAD</w:t>
+        <w:t xml:space="preserve">Yusuf Quadri, Founder &amp; CEO, DEQUAD — written by the founder, drawing on his professional safeguarding practice (Change Grow Live / NHS)</w:t>
       </w:r>
       <w:r>
         <w:t xml:space="preserve"> </w:t>
@@ -44131,6 +44155,18 @@
         <w:pStyle w:val="FirstParagraph"/>
       </w:pPr>
       <w:r>
+        <w:rPr>
+          <w:iCs/>
+          <w:i/>
+        </w:rPr>
+        <w:t xml:space="preserve">Written and prepared by Yusuf Quadri, Founder &amp; CEO, DEQUAD Ltd.</w:t>
+      </w:r>
+    </w:p>
+    <w:p>
+      <w:pPr>
+        <w:pStyle w:val="BodyText"/>
+      </w:pPr>
+      <w:r>
         <w:t xml:space="preserve">This appendix documents every role in the 5-year hiring plan referenced in main document §7.3. All roles are</w:t>
       </w:r>
       <w:r>
@@ -48047,6 +48083,18 @@
         <w:pStyle w:val="FirstParagraph"/>
       </w:pPr>
       <w:r>
+        <w:rPr>
+          <w:iCs/>
+          <w:i/>
+        </w:rPr>
+        <w:t xml:space="preserve">Template drafted by Yusuf Quadri, Founder &amp; CEO, DEQUAD Ltd.</w:t>
+      </w:r>
+    </w:p>
+    <w:p>
+      <w:pPr>
+        <w:pStyle w:val="BodyText"/>
+      </w:pPr>
+      <w:r>
         <w:t xml:space="preserve">This appendix provides the template used by DEQUAD when seeking a Letter of Interest or formal Memorandum of Understanding (MOU) from a pilot university. Letters returned by partner institutions will be attached to this appendix as they arrive.</w:t>
       </w:r>
     </w:p>
@@ -51254,6 +51302,18 @@
         <w:pStyle w:val="FirstParagraph"/>
       </w:pPr>
       <w:r>
+        <w:rPr>
+          <w:iCs/>
+          <w:i/>
+        </w:rPr>
+        <w:t xml:space="preserve">Prepared by the founders — Yusuf Quadri (CEO) and Yusuff Adeagbo (CTO), who designed and built the architecture described below.</w:t>
+      </w:r>
+    </w:p>
+    <w:p>
+      <w:pPr>
+        <w:pStyle w:val="BodyText"/>
+      </w:pPr>
+      <w:r>
         <w:t xml:space="preserve">DEQUAD's stack is intentionally simple, cloud-native, and based on widely-adopted open-source components — minimising key-person risk and supporting the scalability commitments in §7.</w:t>
       </w:r>
     </w:p>
@@ -53765,6 +53825,18 @@
     <w:p>
       <w:pPr>
         <w:pStyle w:val="FirstParagraph"/>
+      </w:pPr>
+      <w:r>
+        <w:rPr>
+          <w:iCs/>
+          <w:i/>
+        </w:rPr>
+        <w:t xml:space="preserve">Compiled by Yusuf Quadri, Founder &amp; CEO, DEQUAD Ltd.</w:t>
+      </w:r>
+    </w:p>
+    <w:p>
+      <w:pPr>
+        <w:pStyle w:val="BodyText"/>
       </w:pPr>
       <w:r>
         <w:t xml:space="preserve">This appendix lists the product screenshots that accompany the endorsement application. The screenshots are taken from the live application at</w:t>

--- a/visa_appendices/docx/DEQUAD_UKES_FULL_SUBMISSION.docx
+++ b/visa_appendices/docx/DEQUAD_UKES_FULL_SUBMISSION.docx
@@ -491,7 +491,23 @@
         <w:t xml:space="preserve"> </w:t>
       </w:r>
       <w:r>
-        <w:t xml:space="preserve">Three-year UK revenue forecast £12k → £186k → £699k, growing to 12 UK FTE by Year 3 and approaching 30+ FTE following the Year-2 seed round. The business model is software-only (92% gross margin by Year 3) and addresses a £28m UK SAM expanding to £180m TAM internationally post-Year 3.</w:t>
+        <w:t xml:space="preserve">Three-year UK revenue forecast £16k → £176k → £659k, growing to 12 UK FTE by Year 3 and approaching 30+ FTE following the Year-2 seed round. University pricing is a simple</w:t>
+      </w:r>
+      <w:r>
+        <w:t xml:space="preserve"> </w:t>
+      </w:r>
+      <w:r>
+        <w:rPr>
+          <w:bCs/>
+          <w:b/>
+        </w:rPr>
+        <w:t xml:space="preserve">£2 per enrolled student per year</w:t>
+      </w:r>
+      <w:r>
+        <w:t xml:space="preserve"> </w:t>
+      </w:r>
+      <w:r>
+        <w:t xml:space="preserve">— roughly half the effective per-student cost of the closest incumbent. The business model is software-only (~92% gross margin by Year 3) and addresses a £28m UK SAM expanding to £180m TAM internationally post-Year 3.</w:t>
       </w:r>
     </w:p>
     <w:bookmarkEnd w:id="25"/>
@@ -2331,7 +2347,7 @@
               <w:jc w:val="left"/>
             </w:pPr>
             <w:r>
-              <w:t xml:space="preserve">£12k → £186k → £699k</w:t>
+              <w:t xml:space="preserve">£16k → £176k → £659k</w:t>
             </w:r>
           </w:p>
         </w:tc>
@@ -2391,7 +2407,7 @@
               <w:jc w:val="left"/>
             </w:pPr>
             <w:r>
-              <w:t xml:space="preserve">Q3 Year 3</w:t>
+              <w:t xml:space="preserve">Q4 Year 3</w:t>
             </w:r>
           </w:p>
         </w:tc>
@@ -4289,7 +4305,17 @@
               <w:jc w:val="left"/>
             </w:pPr>
             <w:r>
-              <w:t xml:space="preserve">£12k–£20k</w:t>
+              <w:rPr>
+                <w:bCs/>
+                <w:b/>
+              </w:rPr>
+              <w:t xml:space="preserve">£2/enrolled student/yr</w:t>
+            </w:r>
+            <w:r>
+              <w:t xml:space="preserve"> </w:t>
+            </w:r>
+            <w:r>
+              <w:t xml:space="preserve">(~£20k for a 10k-student uni)</w:t>
             </w:r>
           </w:p>
         </w:tc>
@@ -6161,7 +6187,7 @@
               <w:jc w:val="right"/>
             </w:pPr>
             <w:r>
-              <w:t xml:space="preserve">(~£1,090)</w:t>
+              <w:t xml:space="preserve">(~£1,460)</w:t>
             </w:r>
           </w:p>
         </w:tc>
@@ -6177,7 +6203,7 @@
                 <w:bCs/>
                 <w:b/>
               </w:rPr>
-              <w:t xml:space="preserve">£4,910</w:t>
+              <w:t xml:space="preserve">£4,540</w:t>
             </w:r>
           </w:p>
         </w:tc>
@@ -6215,7 +6241,7 @@
               <w:jc w:val="right"/>
             </w:pPr>
             <w:r>
-              <w:t xml:space="preserve">(~£820)</w:t>
+              <w:t xml:space="preserve">(~£330)</w:t>
             </w:r>
           </w:p>
         </w:tc>
@@ -6231,7 +6257,7 @@
                 <w:bCs/>
                 <w:b/>
               </w:rPr>
-              <w:t xml:space="preserve">£4,090</w:t>
+              <w:t xml:space="preserve">£4,210</w:t>
             </w:r>
           </w:p>
         </w:tc>
@@ -6269,7 +6295,7 @@
               <w:jc w:val="right"/>
             </w:pPr>
             <w:r>
-              <w:t xml:space="preserve">(~£860)</w:t>
+              <w:t xml:space="preserve">(~£460)</w:t>
             </w:r>
           </w:p>
         </w:tc>
@@ -6285,7 +6311,7 @@
                 <w:bCs/>
                 <w:b/>
               </w:rPr>
-              <w:t xml:space="preserve">£3,430</w:t>
+              <w:t xml:space="preserve">£3,950</w:t>
             </w:r>
           </w:p>
         </w:tc>
@@ -6333,7 +6359,7 @@
               <w:jc w:val="right"/>
             </w:pPr>
             <w:r>
-              <w:t xml:space="preserve">(~£780)</w:t>
+              <w:t xml:space="preserve">(~£630)</w:t>
             </w:r>
           </w:p>
         </w:tc>
@@ -6349,7 +6375,7 @@
                 <w:bCs/>
                 <w:b/>
               </w:rPr>
-              <w:t xml:space="preserve">£3,000</w:t>
+              <w:t xml:space="preserve">£3,670</w:t>
             </w:r>
           </w:p>
         </w:tc>
@@ -6387,7 +6413,7 @@
               <w:jc w:val="right"/>
             </w:pPr>
             <w:r>
-              <w:t xml:space="preserve">(~£780)</w:t>
+              <w:t xml:space="preserve">(~£600)</w:t>
             </w:r>
           </w:p>
         </w:tc>
@@ -6403,7 +6429,7 @@
                 <w:bCs/>
                 <w:b/>
               </w:rPr>
-              <w:t xml:space="preserve">£2,720</w:t>
+              <w:t xml:space="preserve">£3,570</w:t>
             </w:r>
           </w:p>
         </w:tc>
@@ -6451,7 +6477,7 @@
               <w:jc w:val="right"/>
             </w:pPr>
             <w:r>
-              <w:t xml:space="preserve">(~£750)</w:t>
+              <w:t xml:space="preserve">(~£720)</w:t>
             </w:r>
           </w:p>
         </w:tc>
@@ -6467,7 +6493,7 @@
                 <w:bCs/>
                 <w:b/>
               </w:rPr>
-              <w:t xml:space="preserve">£2,670</w:t>
+              <w:t xml:space="preserve">£3,550</w:t>
             </w:r>
           </w:p>
         </w:tc>
@@ -6513,7 +6539,7 @@
               <w:jc w:val="right"/>
             </w:pPr>
             <w:r>
-              <w:t xml:space="preserve">(£4,830)</w:t>
+              <w:t xml:space="preserve">(£4,670)</w:t>
             </w:r>
           </w:p>
         </w:tc>
@@ -6529,7 +6555,7 @@
                 <w:bCs/>
                 <w:b/>
               </w:rPr>
-              <w:t xml:space="preserve">£148,640</w:t>
+              <w:t xml:space="preserve">£149,680</w:t>
             </w:r>
           </w:p>
         </w:tc>
@@ -6555,7 +6581,7 @@
               <w:jc w:val="right"/>
             </w:pPr>
             <w:r>
-              <w:t xml:space="preserve">£1,100</w:t>
+              <w:t xml:space="preserve">£1,600</w:t>
             </w:r>
           </w:p>
         </w:tc>
@@ -6567,7 +6593,7 @@
               <w:jc w:val="right"/>
             </w:pPr>
             <w:r>
-              <w:t xml:space="preserve">(£4,750)</w:t>
+              <w:t xml:space="preserve">(£4,430)</w:t>
             </w:r>
           </w:p>
         </w:tc>
@@ -6583,7 +6609,7 @@
                 <w:bCs/>
                 <w:b/>
               </w:rPr>
-              <w:t xml:space="preserve">£144,990</w:t>
+              <w:t xml:space="preserve">£146,850</w:t>
             </w:r>
           </w:p>
         </w:tc>
@@ -6609,7 +6635,7 @@
               <w:jc w:val="right"/>
             </w:pPr>
             <w:r>
-              <w:t xml:space="preserve">£1,350</w:t>
+              <w:t xml:space="preserve">£2,100</w:t>
             </w:r>
           </w:p>
         </w:tc>
@@ -6621,7 +6647,7 @@
               <w:jc w:val="right"/>
             </w:pPr>
             <w:r>
-              <w:t xml:space="preserve">(£4,750)</w:t>
+              <w:t xml:space="preserve">(£4,390)</w:t>
             </w:r>
           </w:p>
         </w:tc>
@@ -6637,7 +6663,7 @@
                 <w:bCs/>
                 <w:b/>
               </w:rPr>
-              <w:t xml:space="preserve">£141,590</w:t>
+              <w:t xml:space="preserve">£144,560</w:t>
             </w:r>
           </w:p>
         </w:tc>
@@ -6663,7 +6689,7 @@
               <w:jc w:val="right"/>
             </w:pPr>
             <w:r>
-              <w:t xml:space="preserve">£1,700</w:t>
+              <w:t xml:space="preserve">£2,700</w:t>
             </w:r>
           </w:p>
         </w:tc>
@@ -6675,7 +6701,7 @@
               <w:jc w:val="right"/>
             </w:pPr>
             <w:r>
-              <w:t xml:space="preserve">(£4,830)</w:t>
+              <w:t xml:space="preserve">(£4,420)</w:t>
             </w:r>
           </w:p>
         </w:tc>
@@ -6691,7 +6717,7 @@
                 <w:bCs/>
                 <w:b/>
               </w:rPr>
-              <w:t xml:space="preserve">£138,460</w:t>
+              <w:t xml:space="preserve">£142,840</w:t>
             </w:r>
           </w:p>
         </w:tc>
@@ -6717,7 +6743,7 @@
               <w:jc w:val="right"/>
             </w:pPr>
             <w:r>
-              <w:t xml:space="preserve">£2,100</w:t>
+              <w:t xml:space="preserve">£3,100</w:t>
             </w:r>
           </w:p>
         </w:tc>
@@ -6729,7 +6755,7 @@
               <w:jc w:val="right"/>
             </w:pPr>
             <w:r>
-              <w:t xml:space="preserve">(£4,810)</w:t>
+              <w:t xml:space="preserve">(£4,390)</w:t>
             </w:r>
           </w:p>
         </w:tc>
@@ -6745,7 +6771,7 @@
                 <w:bCs/>
                 <w:b/>
               </w:rPr>
-              <w:t xml:space="preserve">£135,750</w:t>
+              <w:t xml:space="preserve">£141,550</w:t>
             </w:r>
           </w:p>
         </w:tc>
@@ -6781,7 +6807,7 @@
               <w:jc w:val="right"/>
             </w:pPr>
             <w:r>
-              <w:t xml:space="preserve">£3,188</w:t>
+              <w:t xml:space="preserve">£3,938</w:t>
             </w:r>
           </w:p>
         </w:tc>
@@ -6793,7 +6819,7 @@
               <w:jc w:val="right"/>
             </w:pPr>
             <w:r>
-              <w:t xml:space="preserve">(£5,910)</w:t>
+              <w:t xml:space="preserve">(£4,460)</w:t>
             </w:r>
           </w:p>
         </w:tc>
@@ -6809,7 +6835,7 @@
                 <w:bCs/>
                 <w:b/>
               </w:rPr>
-              <w:t xml:space="preserve">£133,028</w:t>
+              <w:t xml:space="preserve">£141,028</w:t>
             </w:r>
           </w:p>
         </w:tc>
@@ -6824,7 +6850,7 @@
           <w:bCs/>
           <w:b/>
         </w:rPr>
-        <w:t xml:space="preserve">The £6,000 founder cash buffer means cash never dips below £2,500</w:t>
+        <w:t xml:space="preserve">The £6,000 founder cash buffer means cash never dips below £3,500</w:t>
       </w:r>
       <w:r>
         <w:t xml:space="preserve"> </w:t>
@@ -6953,7 +6979,7 @@
               <w:jc w:val="right"/>
             </w:pPr>
             <w:r>
-              <w:t xml:space="preserve">£11,988</w:t>
+              <w:t xml:space="preserve">£15,988</w:t>
             </w:r>
           </w:p>
         </w:tc>
@@ -6965,7 +6991,7 @@
               <w:jc w:val="right"/>
             </w:pPr>
             <w:r>
-              <w:t xml:space="preserve">£185,808</w:t>
+              <w:t xml:space="preserve">£175,808</w:t>
             </w:r>
           </w:p>
         </w:tc>
@@ -6977,7 +7003,7 @@
               <w:jc w:val="right"/>
             </w:pPr>
             <w:r>
-              <w:t xml:space="preserve">£699,280</w:t>
+              <w:t xml:space="preserve">£659,280</w:t>
             </w:r>
           </w:p>
         </w:tc>
@@ -7053,7 +7079,7 @@
               <w:jc w:val="right"/>
             </w:pPr>
             <w:r>
-              <w:t xml:space="preserve">£10,548</w:t>
+              <w:t xml:space="preserve">£14,548</w:t>
             </w:r>
           </w:p>
         </w:tc>
@@ -7065,7 +7091,7 @@
               <w:jc w:val="right"/>
             </w:pPr>
             <w:r>
-              <w:t xml:space="preserve">£170,208</w:t>
+              <w:t xml:space="preserve">£160,208</w:t>
             </w:r>
           </w:p>
         </w:tc>
@@ -7077,7 +7103,7 @@
               <w:jc w:val="right"/>
             </w:pPr>
             <w:r>
-              <w:t xml:space="preserve">£645,280</w:t>
+              <w:t xml:space="preserve">£605,280</w:t>
             </w:r>
           </w:p>
         </w:tc>
@@ -7103,7 +7129,7 @@
               <w:jc w:val="right"/>
             </w:pPr>
             <w:r>
-              <w:t xml:space="preserve">88.0%</w:t>
+              <w:t xml:space="preserve">91.0%</w:t>
             </w:r>
           </w:p>
         </w:tc>
@@ -7115,7 +7141,7 @@
               <w:jc w:val="right"/>
             </w:pPr>
             <w:r>
-              <w:t xml:space="preserve">91.6%</w:t>
+              <w:t xml:space="preserve">91.1%</w:t>
             </w:r>
           </w:p>
         </w:tc>
@@ -7127,7 +7153,7 @@
               <w:jc w:val="right"/>
             </w:pPr>
             <w:r>
-              <w:t xml:space="preserve">92.3%</w:t>
+              <w:t xml:space="preserve">91.8%</w:t>
             </w:r>
           </w:p>
         </w:tc>
@@ -7211,7 +7237,7 @@
                 <w:bCs/>
                 <w:b/>
               </w:rPr>
-              <w:t xml:space="preserve">(£18,072)</w:t>
+              <w:t xml:space="preserve">(£14,072)</w:t>
             </w:r>
           </w:p>
         </w:tc>
@@ -7227,7 +7253,7 @@
                 <w:bCs/>
                 <w:b/>
               </w:rPr>
-              <w:t xml:space="preserve">(£61,272)</w:t>
+              <w:t xml:space="preserve">(£71,272)</w:t>
             </w:r>
           </w:p>
         </w:tc>
@@ -7243,7 +7269,7 @@
                 <w:bCs/>
                 <w:b/>
               </w:rPr>
-              <w:t xml:space="preserve">£66,020</w:t>
+              <w:t xml:space="preserve">£26,020</w:t>
             </w:r>
           </w:p>
         </w:tc>
@@ -7277,7 +7303,7 @@
                 <w:bCs/>
                 <w:b/>
               </w:rPr>
-              <w:t xml:space="preserve">(£18,372)</w:t>
+              <w:t xml:space="preserve">(£14,372)</w:t>
             </w:r>
           </w:p>
         </w:tc>
@@ -7293,7 +7319,7 @@
                 <w:bCs/>
                 <w:b/>
               </w:rPr>
-              <w:t xml:space="preserve">(£62,772)</w:t>
+              <w:t xml:space="preserve">(£72,772)</w:t>
             </w:r>
           </w:p>
         </w:tc>
@@ -7309,7 +7335,7 @@
                 <w:bCs/>
                 <w:b/>
               </w:rPr>
-              <w:t xml:space="preserve">£61,520</w:t>
+              <w:t xml:space="preserve">£21,520</w:t>
             </w:r>
           </w:p>
         </w:tc>
@@ -7324,13 +7350,13 @@
           <w:bCs/>
           <w:b/>
         </w:rPr>
-        <w:t xml:space="preserve">Operating profit positive in Q3 Year 3.</w:t>
-      </w:r>
-      <w:r>
-        <w:t xml:space="preserve"> </w:t>
-      </w:r>
-      <w:r>
-        <w:t xml:space="preserve">Cumulative loss before profitability ≈ £81k — small for a venture-funded company because the NatWest Accelerator + lean founder pay materially reduce Y1 + Y2 burn.</w:t>
+        <w:t xml:space="preserve">Operating profit positive in Q4 Year 3.</w:t>
+      </w:r>
+      <w:r>
+        <w:t xml:space="preserve"> </w:t>
+      </w:r>
+      <w:r>
+        <w:t xml:space="preserve">Cumulative loss before profitability ≈ £87k — small for a venture-funded company because the NatWest Accelerator + lean founder pay materially reduce Y1 + Y2 burn.</w:t>
       </w:r>
     </w:p>
     <w:p>
@@ -9414,7 +9440,7 @@
         <w:t xml:space="preserve"> </w:t>
       </w:r>
       <w:r>
-        <w:t xml:space="preserve">— 2 to 12 UK jobs in 3 years, 1 to 20 paying universities, operating profit positive Q3 Y3.</w:t>
+        <w:t xml:space="preserve">— 2 to 12 UK jobs in 3 years, 1 to 20 paying universities, operating profit positive Q4 Y3.</w:t>
       </w:r>
     </w:p>
     <w:bookmarkEnd w:id="67"/>
@@ -11069,7 +11095,7 @@
               <w:jc w:val="left"/>
             </w:pPr>
             <w:r>
-              <w:t xml:space="preserve">Y1 revenue £11,988 → Y2 £185,808 → Y3 £699,280. Gross margin 92% by Y3; operating profit positive from Q3 Y3. Only ONE university pilot is assumed to convert in Y1.</w:t>
+              <w:t xml:space="preserve">Y1 revenue £15,988 → Y2 £175,808 → Y3 £659,280. Gross margin ~92% by Y3; operating profit positive in Q4 Y3. Only ONE university pilot is assumed to convert in Y1.</w:t>
             </w:r>
           </w:p>
         </w:tc>
@@ -11514,20 +11540,17 @@
               <w:jc w:val="left"/>
             </w:pPr>
             <w:r>
-              <w:t xml:space="preserve">Annual SaaS from</w:t>
-            </w:r>
-            <w:r>
-              <w:t xml:space="preserve"> </w:t>
-            </w:r>
-            <w:r>
               <w:rPr>
                 <w:bCs/>
                 <w:b/>
               </w:rPr>
-              <w:t xml:space="preserve">£12,000/yr</w:t>
-            </w:r>
-            <w:r>
-              <w:t xml:space="preserve">, tiered by student headcount.</w:t>
+              <w:t xml:space="preserve">£2 per enrolled student per year</w:t>
+            </w:r>
+            <w:r>
+              <w:t xml:space="preserve"> </w:t>
+            </w:r>
+            <w:r>
+              <w:t xml:space="preserve">— a 10,000-student university pays £20,000/yr. Simple, transparent, headcount-based.</w:t>
             </w:r>
           </w:p>
         </w:tc>
@@ -12033,7 +12056,7 @@
           <w:bCs/>
           <w:b/>
         </w:rPr>
-        <w:t xml:space="preserve">92.3%</w:t>
+        <w:t xml:space="preserve">91.8%</w:t>
       </w:r>
       <w:r>
         <w:t xml:space="preserve"> </w:t>
@@ -13411,7 +13434,23 @@
         <w:pStyle w:val="FirstParagraph"/>
       </w:pPr>
       <w:r>
-        <w:t xml:space="preserve">Budget exists: at £123 per student FTE, a 20,000-student university spends ~£2.5m/yr on student services. DEQUAD's £12,000 entry price is under 0.5% of that budget while directly servicing a statutory obligation.</w:t>
+        <w:t xml:space="preserve">Budget exists: at £123 per student FTE, a 20,000-student university spends ~£2.5m/yr on student services. DEQUAD's £2-per-student price (£40,000/yr for that university) is ~1.6% of that budget — and roughly</w:t>
+      </w:r>
+      <w:r>
+        <w:t xml:space="preserve"> </w:t>
+      </w:r>
+      <w:r>
+        <w:rPr>
+          <w:bCs/>
+          <w:b/>
+        </w:rPr>
+        <w:t xml:space="preserve">half Togetherall's effective per-student cost</w:t>
+      </w:r>
+      <w:r>
+        <w:t xml:space="preserve"> </w:t>
+      </w:r>
+      <w:r>
+        <w:t xml:space="preserve">— while directly servicing a statutory obligation.</w:t>
       </w:r>
     </w:p>
     <w:p>
@@ -15915,7 +15954,7 @@
         <w:t xml:space="preserve"> </w:t>
       </w:r>
       <w:r>
-        <w:t xml:space="preserve">no cash hires until MRR ≥ £6,000 (reached M10 in the base model).</w:t>
+        <w:t xml:space="preserve">no cash hires until the pre-seed has closed and institutional revenue is contracted — first hires deferred to Q1 Y2.</w:t>
       </w:r>
     </w:p>
     <w:p>
@@ -18351,6 +18390,106 @@
               <w:jc w:val="left"/>
             </w:pPr>
             <w:r>
+              <w:t xml:space="preserve">Price per enrolled student (£/yr)</w:t>
+            </w:r>
+          </w:p>
+        </w:tc>
+        <w:tc>
+          <w:tcPr/>
+          <w:p>
+            <w:pPr>
+              <w:pStyle w:val="Compact"/>
+              <w:jc w:val="right"/>
+            </w:pPr>
+            <w:r>
+              <w:t xml:space="preserve">2.00</w:t>
+            </w:r>
+          </w:p>
+        </w:tc>
+        <w:tc>
+          <w:tcPr/>
+          <w:p>
+            <w:pPr>
+              <w:pStyle w:val="Compact"/>
+              <w:jc w:val="right"/>
+            </w:pPr>
+            <w:r>
+              <w:t xml:space="preserve">2.00</w:t>
+            </w:r>
+          </w:p>
+        </w:tc>
+        <w:tc>
+          <w:tcPr/>
+          <w:p>
+            <w:pPr>
+              <w:pStyle w:val="Compact"/>
+              <w:jc w:val="right"/>
+            </w:pPr>
+            <w:r>
+              <w:t xml:space="preserve">2.00</w:t>
+            </w:r>
+          </w:p>
+        </w:tc>
+      </w:tr>
+      <w:tr>
+        <w:tc>
+          <w:tcPr/>
+          <w:p>
+            <w:pPr>
+              <w:pStyle w:val="Compact"/>
+              <w:jc w:val="left"/>
+            </w:pPr>
+            <w:r>
+              <w:t xml:space="preserve">Average enrolled students per partner institution</w:t>
+            </w:r>
+          </w:p>
+        </w:tc>
+        <w:tc>
+          <w:tcPr/>
+          <w:p>
+            <w:pPr>
+              <w:pStyle w:val="Compact"/>
+              <w:jc w:val="right"/>
+            </w:pPr>
+            <w:r>
+              <w:t xml:space="preserve">10,000</w:t>
+            </w:r>
+          </w:p>
+        </w:tc>
+        <w:tc>
+          <w:tcPr/>
+          <w:p>
+            <w:pPr>
+              <w:pStyle w:val="Compact"/>
+              <w:jc w:val="right"/>
+            </w:pPr>
+            <w:r>
+              <w:t xml:space="preserve">10,000</w:t>
+            </w:r>
+          </w:p>
+        </w:tc>
+        <w:tc>
+          <w:tcPr/>
+          <w:p>
+            <w:pPr>
+              <w:pStyle w:val="Compact"/>
+              <w:jc w:val="right"/>
+            </w:pPr>
+            <w:r>
+              <w:t xml:space="preserve">10,000</w:t>
+            </w:r>
+          </w:p>
+        </w:tc>
+      </w:tr>
+      <w:tr>
+        <w:tc>
+          <w:tcPr/>
+          <w:p>
+            <w:pPr>
+              <w:pStyle w:val="Compact"/>
+              <w:jc w:val="left"/>
+            </w:pPr>
+            <w:r>
               <w:t xml:space="preserve">Average contract value (£)</w:t>
             </w:r>
           </w:p>
@@ -18363,7 +18502,7 @@
               <w:jc w:val="right"/>
             </w:pPr>
             <w:r>
-              <w:t xml:space="preserve">12,000</w:t>
+              <w:t xml:space="preserve">20,000</w:t>
             </w:r>
           </w:p>
         </w:tc>
@@ -18375,7 +18514,7 @@
               <w:jc w:val="right"/>
             </w:pPr>
             <w:r>
-              <w:t xml:space="preserve">14,000</w:t>
+              <w:t xml:space="preserve">20,000</w:t>
             </w:r>
           </w:p>
         </w:tc>
@@ -18387,7 +18526,7 @@
               <w:jc w:val="right"/>
             </w:pPr>
             <w:r>
-              <w:t xml:space="preserve">16,000</w:t>
+              <w:t xml:space="preserve">20,000</w:t>
             </w:r>
           </w:p>
         </w:tc>
@@ -18467,7 +18606,7 @@
                 <w:bCs/>
                 <w:b/>
               </w:rPr>
-              <w:t xml:space="preserve">£6,000</w:t>
+              <w:t xml:space="preserve">£10,000</w:t>
             </w:r>
           </w:p>
         </w:tc>
@@ -18483,7 +18622,7 @@
                 <w:bCs/>
                 <w:b/>
               </w:rPr>
-              <w:t xml:space="preserve">£90,000</w:t>
+              <w:t xml:space="preserve">£80,000</w:t>
             </w:r>
           </w:p>
         </w:tc>
@@ -18499,7 +18638,7 @@
                 <w:bCs/>
                 <w:b/>
               </w:rPr>
-              <w:t xml:space="preserve">£320,000</w:t>
+              <w:t xml:space="preserve">£280,000</w:t>
             </w:r>
           </w:p>
         </w:tc>
@@ -18841,7 +18980,7 @@
                 <w:bCs/>
                 <w:b/>
               </w:rPr>
-              <w:t xml:space="preserve">£11,988</w:t>
+              <w:t xml:space="preserve">£15,988</w:t>
             </w:r>
           </w:p>
         </w:tc>
@@ -18857,7 +18996,7 @@
                 <w:bCs/>
                 <w:b/>
               </w:rPr>
-              <w:t xml:space="preserve">£185,808</w:t>
+              <w:t xml:space="preserve">£175,808</w:t>
             </w:r>
           </w:p>
         </w:tc>
@@ -18873,7 +19012,7 @@
                 <w:bCs/>
                 <w:b/>
               </w:rPr>
-              <w:t xml:space="preserve">£699,280</w:t>
+              <w:t xml:space="preserve">£659,280</w:t>
             </w:r>
           </w:p>
         </w:tc>
@@ -19299,7 +19438,7 @@
                 <w:bCs/>
                 <w:b/>
               </w:rPr>
-              <w:t xml:space="preserve">£10,548</w:t>
+              <w:t xml:space="preserve">£14,548</w:t>
             </w:r>
           </w:p>
         </w:tc>
@@ -19315,7 +19454,7 @@
                 <w:bCs/>
                 <w:b/>
               </w:rPr>
-              <w:t xml:space="preserve">£170,208</w:t>
+              <w:t xml:space="preserve">£160,208</w:t>
             </w:r>
           </w:p>
         </w:tc>
@@ -19331,7 +19470,7 @@
                 <w:bCs/>
                 <w:b/>
               </w:rPr>
-              <w:t xml:space="preserve">£645,280</w:t>
+              <w:t xml:space="preserve">£605,280</w:t>
             </w:r>
           </w:p>
         </w:tc>
@@ -19361,7 +19500,7 @@
               <w:jc w:val="right"/>
             </w:pPr>
             <w:r>
-              <w:t xml:space="preserve">88.0%</w:t>
+              <w:t xml:space="preserve">91.0%</w:t>
             </w:r>
           </w:p>
         </w:tc>
@@ -19373,7 +19512,7 @@
               <w:jc w:val="right"/>
             </w:pPr>
             <w:r>
-              <w:t xml:space="preserve">91.6%</w:t>
+              <w:t xml:space="preserve">91.1%</w:t>
             </w:r>
           </w:p>
         </w:tc>
@@ -19385,7 +19524,7 @@
               <w:jc w:val="right"/>
             </w:pPr>
             <w:r>
-              <w:t xml:space="preserve">92.3%</w:t>
+              <w:t xml:space="preserve">91.8%</w:t>
             </w:r>
           </w:p>
         </w:tc>
@@ -19516,7 +19655,7 @@
               <w:jc w:val="right"/>
             </w:pPr>
             <w:r>
-              <w:t xml:space="preserve">134,028</w:t>
+              <w:t xml:space="preserve">141,028</w:t>
             </w:r>
           </w:p>
         </w:tc>
@@ -19528,7 +19667,7 @@
               <w:jc w:val="right"/>
             </w:pPr>
             <w:r>
-              <w:t xml:space="preserve">824,256</w:t>
+              <w:t xml:space="preserve">821,256</w:t>
             </w:r>
           </w:p>
         </w:tc>
@@ -19754,7 +19893,7 @@
               <w:jc w:val="right"/>
             </w:pPr>
             <w:r>
-              <w:t xml:space="preserve">11,988</w:t>
+              <w:t xml:space="preserve">15,988</w:t>
             </w:r>
           </w:p>
         </w:tc>
@@ -19766,7 +19905,7 @@
               <w:jc w:val="right"/>
             </w:pPr>
             <w:r>
-              <w:t xml:space="preserve">185,808</w:t>
+              <w:t xml:space="preserve">175,808</w:t>
             </w:r>
           </w:p>
         </w:tc>
@@ -19778,7 +19917,7 @@
               <w:jc w:val="right"/>
             </w:pPr>
             <w:r>
-              <w:t xml:space="preserve">699,280</w:t>
+              <w:t xml:space="preserve">659,280</w:t>
             </w:r>
           </w:p>
         </w:tc>
@@ -19812,7 +19951,7 @@
                 <w:bCs/>
                 <w:b/>
               </w:rPr>
-              <w:t xml:space="preserve">164,988</w:t>
+              <w:t xml:space="preserve">171,988</w:t>
             </w:r>
           </w:p>
         </w:tc>
@@ -19828,7 +19967,7 @@
                 <w:bCs/>
                 <w:b/>
               </w:rPr>
-              <w:t xml:space="preserve">940,308</w:t>
+              <w:t xml:space="preserve">930,308</w:t>
             </w:r>
           </w:p>
         </w:tc>
@@ -19844,7 +19983,7 @@
                 <w:bCs/>
                 <w:b/>
               </w:rPr>
-              <w:t xml:space="preserve">708,780</w:t>
+              <w:t xml:space="preserve">668,780</w:t>
             </w:r>
           </w:p>
         </w:tc>
@@ -20394,7 +20533,7 @@
                 <w:bCs/>
                 <w:b/>
               </w:rPr>
-              <w:t xml:space="preserve">134,028</w:t>
+              <w:t xml:space="preserve">141,028</w:t>
             </w:r>
           </w:p>
         </w:tc>
@@ -20410,7 +20549,7 @@
                 <w:bCs/>
                 <w:b/>
               </w:rPr>
-              <w:t xml:space="preserve">690,228</w:t>
+              <w:t xml:space="preserve">680,228</w:t>
             </w:r>
           </w:p>
         </w:tc>
@@ -20426,7 +20565,7 @@
                 <w:bCs/>
                 <w:b/>
               </w:rPr>
-              <w:t xml:space="preserve">66,520</w:t>
+              <w:t xml:space="preserve">26,520</w:t>
             </w:r>
           </w:p>
         </w:tc>
@@ -20460,7 +20599,7 @@
                 <w:bCs/>
                 <w:b/>
               </w:rPr>
-              <w:t xml:space="preserve">134,028</w:t>
+              <w:t xml:space="preserve">141,028</w:t>
             </w:r>
           </w:p>
         </w:tc>
@@ -20476,7 +20615,7 @@
                 <w:bCs/>
                 <w:b/>
               </w:rPr>
-              <w:t xml:space="preserve">824,256</w:t>
+              <w:t xml:space="preserve">821,256</w:t>
             </w:r>
           </w:p>
         </w:tc>
@@ -20492,7 +20631,7 @@
                 <w:bCs/>
                 <w:b/>
               </w:rPr>
-              <w:t xml:space="preserve">890,776</w:t>
+              <w:t xml:space="preserve">847,776</w:t>
             </w:r>
           </w:p>
         </w:tc>
@@ -20548,7 +20687,7 @@
         <w:t xml:space="preserve"> </w:t>
       </w:r>
       <w:r>
-        <w:t xml:space="preserve">operating burn of ≈£750–£1,400/month, funded entirely by the £6,000 founder injection. No founder salary. The 12-week Bedfordshire pilot runs Sep–Nov 2026 (M4–M6).</w:t>
+        <w:t xml:space="preserve">operating burn of ≈£350–£1,500/month, funded entirely by the £6,000 founder injection. No founder salary. The 12-week Bedfordshire pilot runs Sep–Nov 2026 (M4–M6).</w:t>
       </w:r>
     </w:p>
     <w:p>
@@ -20605,7 +20744,7 @@
         <w:t xml:space="preserve"> </w:t>
       </w:r>
       <w:r>
-        <w:t xml:space="preserve">founders draw £1,500/month each; total burn rises to ≈£5,500/month — comfortably within pre-seed runway.</w:t>
+        <w:t xml:space="preserve">founders draw £1,500/month each; total burn rises to ≈£4,500/month — comfortably within pre-seed runway.</w:t>
       </w:r>
     </w:p>
     <w:p>
@@ -20716,7 +20855,7 @@
               <w:jc w:val="right"/>
             </w:pPr>
             <w:r>
-              <w:t xml:space="preserve">11,988</w:t>
+              <w:t xml:space="preserve">15,988</w:t>
             </w:r>
           </w:p>
         </w:tc>
@@ -20728,7 +20867,7 @@
               <w:jc w:val="right"/>
             </w:pPr>
             <w:r>
-              <w:t xml:space="preserve">185,808</w:t>
+              <w:t xml:space="preserve">175,808</w:t>
             </w:r>
           </w:p>
         </w:tc>
@@ -20740,7 +20879,7 @@
               <w:jc w:val="right"/>
             </w:pPr>
             <w:r>
-              <w:t xml:space="preserve">699,280</w:t>
+              <w:t xml:space="preserve">659,280</w:t>
             </w:r>
           </w:p>
         </w:tc>
@@ -20824,7 +20963,7 @@
                 <w:bCs/>
                 <w:b/>
               </w:rPr>
-              <w:t xml:space="preserve">10,548</w:t>
+              <w:t xml:space="preserve">14,548</w:t>
             </w:r>
           </w:p>
         </w:tc>
@@ -20840,7 +20979,7 @@
                 <w:bCs/>
                 <w:b/>
               </w:rPr>
-              <w:t xml:space="preserve">170,208</w:t>
+              <w:t xml:space="preserve">160,208</w:t>
             </w:r>
           </w:p>
         </w:tc>
@@ -20856,7 +20995,7 @@
                 <w:bCs/>
                 <w:b/>
               </w:rPr>
-              <w:t xml:space="preserve">645,280</w:t>
+              <w:t xml:space="preserve">605,280</w:t>
             </w:r>
           </w:p>
         </w:tc>
@@ -21456,7 +21595,7 @@
                 <w:bCs/>
                 <w:b/>
               </w:rPr>
-              <w:t xml:space="preserve">(18,072)</w:t>
+              <w:t xml:space="preserve">(14,072)</w:t>
             </w:r>
           </w:p>
         </w:tc>
@@ -21472,7 +21611,7 @@
                 <w:bCs/>
                 <w:b/>
               </w:rPr>
-              <w:t xml:space="preserve">(61,272)</w:t>
+              <w:t xml:space="preserve">(71,272)</w:t>
             </w:r>
           </w:p>
         </w:tc>
@@ -21488,7 +21627,7 @@
                 <w:bCs/>
                 <w:b/>
               </w:rPr>
-              <w:t xml:space="preserve">66,020</w:t>
+              <w:t xml:space="preserve">26,020</w:t>
             </w:r>
           </w:p>
         </w:tc>
@@ -21572,7 +21711,7 @@
                 <w:bCs/>
                 <w:b/>
               </w:rPr>
-              <w:t xml:space="preserve">(18,372)</w:t>
+              <w:t xml:space="preserve">(14,372)</w:t>
             </w:r>
           </w:p>
         </w:tc>
@@ -21588,7 +21727,7 @@
                 <w:bCs/>
                 <w:b/>
               </w:rPr>
-              <w:t xml:space="preserve">(62,772)</w:t>
+              <w:t xml:space="preserve">(72,772)</w:t>
             </w:r>
           </w:p>
         </w:tc>
@@ -21604,7 +21743,7 @@
                 <w:bCs/>
                 <w:b/>
               </w:rPr>
-              <w:t xml:space="preserve">61,520</w:t>
+              <w:t xml:space="preserve">21,520</w:t>
             </w:r>
           </w:p>
         </w:tc>
@@ -21688,7 +21827,7 @@
                 <w:bCs/>
                 <w:b/>
               </w:rPr>
-              <w:t xml:space="preserve">(18,372)</w:t>
+              <w:t xml:space="preserve">(14,372)</w:t>
             </w:r>
           </w:p>
         </w:tc>
@@ -21704,7 +21843,7 @@
                 <w:bCs/>
                 <w:b/>
               </w:rPr>
-              <w:t xml:space="preserve">(62,772)</w:t>
+              <w:t xml:space="preserve">(72,772)</w:t>
             </w:r>
           </w:p>
         </w:tc>
@@ -21720,7 +21859,7 @@
                 <w:bCs/>
                 <w:b/>
               </w:rPr>
-              <w:t xml:space="preserve">61,520</w:t>
+              <w:t xml:space="preserve">21,520</w:t>
             </w:r>
           </w:p>
         </w:tc>
@@ -21735,7 +21874,7 @@
           <w:bCs/>
           <w:b/>
         </w:rPr>
-        <w:t xml:space="preserve">Operating profit turns positive in Q3 Y3.</w:t>
+        <w:t xml:space="preserve">Operating profit turns positive in Q4 Y3.</w:t>
       </w:r>
       <w:r>
         <w:t xml:space="preserve"> </w:t>
@@ -21893,7 +22032,7 @@
               <w:jc w:val="right"/>
             </w:pPr>
             <w:r>
-              <w:t xml:space="preserve">134,028</w:t>
+              <w:t xml:space="preserve">141,028</w:t>
             </w:r>
           </w:p>
         </w:tc>
@@ -21905,7 +22044,7 @@
               <w:jc w:val="right"/>
             </w:pPr>
             <w:r>
-              <w:t xml:space="preserve">824,256</w:t>
+              <w:t xml:space="preserve">821,256</w:t>
             </w:r>
           </w:p>
         </w:tc>
@@ -21917,7 +22056,7 @@
               <w:jc w:val="right"/>
             </w:pPr>
             <w:r>
-              <w:t xml:space="preserve">890,776</w:t>
+              <w:t xml:space="preserve">847,776</w:t>
             </w:r>
           </w:p>
         </w:tc>
@@ -22051,7 +22190,7 @@
                 <w:bCs/>
                 <w:b/>
               </w:rPr>
-              <w:t xml:space="preserve">135,428</w:t>
+              <w:t xml:space="preserve">142,428</w:t>
             </w:r>
           </w:p>
         </w:tc>
@@ -22067,7 +22206,7 @@
                 <w:bCs/>
                 <w:b/>
               </w:rPr>
-              <w:t xml:space="preserve">832,556</w:t>
+              <w:t xml:space="preserve">829,556</w:t>
             </w:r>
           </w:p>
         </w:tc>
@@ -22083,7 +22222,7 @@
                 <w:bCs/>
                 <w:b/>
               </w:rPr>
-              <w:t xml:space="preserve">919,676</w:t>
+              <w:t xml:space="preserve">876,676</w:t>
             </w:r>
           </w:p>
         </w:tc>
@@ -22167,7 +22306,7 @@
                 <w:bCs/>
                 <w:b/>
               </w:rPr>
-              <w:t xml:space="preserve">134,028</w:t>
+              <w:t xml:space="preserve">141,028</w:t>
             </w:r>
           </w:p>
         </w:tc>
@@ -22183,7 +22322,7 @@
                 <w:bCs/>
                 <w:b/>
               </w:rPr>
-              <w:t xml:space="preserve">828,356</w:t>
+              <w:t xml:space="preserve">825,356</w:t>
             </w:r>
           </w:p>
         </w:tc>
@@ -22199,7 +22338,7 @@
                 <w:bCs/>
                 <w:b/>
               </w:rPr>
-              <w:t xml:space="preserve">909,876</w:t>
+              <w:t xml:space="preserve">866,876</w:t>
             </w:r>
           </w:p>
         </w:tc>
@@ -22275,7 +22414,7 @@
               <w:jc w:val="right"/>
             </w:pPr>
             <w:r>
-              <w:t xml:space="preserve">149,400</w:t>
+              <w:t xml:space="preserve">150,000</w:t>
             </w:r>
           </w:p>
         </w:tc>
@@ -22287,7 +22426,7 @@
               <w:jc w:val="right"/>
             </w:pPr>
             <w:r>
-              <w:t xml:space="preserve">898,800</w:t>
+              <w:t xml:space="preserve">900,000</w:t>
             </w:r>
           </w:p>
         </w:tc>
@@ -22299,7 +22438,7 @@
               <w:jc w:val="right"/>
             </w:pPr>
             <w:r>
-              <w:t xml:space="preserve">898,800</w:t>
+              <w:t xml:space="preserve">900,000</w:t>
             </w:r>
           </w:p>
         </w:tc>
@@ -22325,7 +22464,7 @@
               <w:jc w:val="right"/>
             </w:pPr>
             <w:r>
-              <w:t xml:space="preserve">(18,372)</w:t>
+              <w:t xml:space="preserve">(14,372)</w:t>
             </w:r>
           </w:p>
         </w:tc>
@@ -22337,7 +22476,7 @@
               <w:jc w:val="right"/>
             </w:pPr>
             <w:r>
-              <w:t xml:space="preserve">(81,144)</w:t>
+              <w:t xml:space="preserve">(87,144)</w:t>
             </w:r>
           </w:p>
         </w:tc>
@@ -22349,7 +22488,7 @@
               <w:jc w:val="right"/>
             </w:pPr>
             <w:r>
-              <w:t xml:space="preserve">(19,624)</w:t>
+              <w:t xml:space="preserve">(65,624)</w:t>
             </w:r>
           </w:p>
         </w:tc>
@@ -22383,7 +22522,7 @@
                 <w:bCs/>
                 <w:b/>
               </w:rPr>
-              <w:t xml:space="preserve">134,028</w:t>
+              <w:t xml:space="preserve">138,628</w:t>
             </w:r>
           </w:p>
         </w:tc>
@@ -22399,7 +22538,7 @@
                 <w:bCs/>
                 <w:b/>
               </w:rPr>
-              <w:t xml:space="preserve">820,656</w:t>
+              <w:t xml:space="preserve">815,856</w:t>
             </w:r>
           </w:p>
         </w:tc>
@@ -22415,7 +22554,7 @@
                 <w:bCs/>
                 <w:b/>
               </w:rPr>
-              <w:t xml:space="preserve">882,176</w:t>
+              <w:t xml:space="preserve">837,376</w:t>
             </w:r>
           </w:p>
         </w:tc>
@@ -22952,7 +23091,7 @@
               <w:jc w:val="right"/>
             </w:pPr>
             <w:r>
-              <w:t xml:space="preserve">30%</w:t>
+              <w:t xml:space="preserve">23%</w:t>
             </w:r>
           </w:p>
         </w:tc>
@@ -22964,7 +23103,7 @@
               <w:jc w:val="right"/>
             </w:pPr>
             <w:r>
-              <w:t xml:space="preserve">15%</w:t>
+              <w:t xml:space="preserve">16%</w:t>
             </w:r>
           </w:p>
         </w:tc>
@@ -22976,7 +23115,7 @@
               <w:jc w:val="right"/>
             </w:pPr>
             <w:r>
-              <w:t xml:space="preserve">13%</w:t>
+              <w:t xml:space="preserve">14%</w:t>
             </w:r>
           </w:p>
         </w:tc>
@@ -26257,7 +26396,7 @@
                 <w:bCs/>
                 <w:b/>
               </w:rPr>
-              <w:t xml:space="preserve">£12–20k</w:t>
+              <w:t xml:space="preserve">£2/student/yr (~£20k)</w:t>
             </w:r>
           </w:p>
         </w:tc>
@@ -26801,13 +26940,13 @@
                 <w:bCs/>
                 <w:b/>
               </w:rPr>
-              <w:t xml:space="preserve">£12,000 / yr</w:t>
+              <w:t xml:space="preserve">£2 / enrolled student / yr</w:t>
             </w:r>
             <w:r>
               <w:t xml:space="preserve"> </w:t>
             </w:r>
             <w:r>
-              <w:t xml:space="preserve">(tiered)</w:t>
+              <w:t xml:space="preserve">(10k-student uni = £20,000/yr)</w:t>
             </w:r>
           </w:p>
         </w:tc>
@@ -27608,7 +27747,7 @@
               <w:jc w:val="right"/>
             </w:pPr>
             <w:r>
-              <w:t xml:space="preserve">11,988</w:t>
+              <w:t xml:space="preserve">15,988</w:t>
             </w:r>
           </w:p>
         </w:tc>
@@ -27620,7 +27759,7 @@
               <w:jc w:val="right"/>
             </w:pPr>
             <w:r>
-              <w:t xml:space="preserve">185,808</w:t>
+              <w:t xml:space="preserve">175,808</w:t>
             </w:r>
           </w:p>
         </w:tc>
@@ -27636,7 +27775,7 @@
                 <w:bCs/>
                 <w:b/>
               </w:rPr>
-              <w:t xml:space="preserve">699,280</w:t>
+              <w:t xml:space="preserve">659,280</w:t>
             </w:r>
           </w:p>
         </w:tc>
@@ -27662,7 +27801,7 @@
               <w:jc w:val="right"/>
             </w:pPr>
             <w:r>
-              <w:t xml:space="preserve">10,548</w:t>
+              <w:t xml:space="preserve">14,548</w:t>
             </w:r>
           </w:p>
         </w:tc>
@@ -27674,7 +27813,7 @@
               <w:jc w:val="right"/>
             </w:pPr>
             <w:r>
-              <w:t xml:space="preserve">170,208</w:t>
+              <w:t xml:space="preserve">160,208</w:t>
             </w:r>
           </w:p>
         </w:tc>
@@ -27686,7 +27825,7 @@
               <w:jc w:val="right"/>
             </w:pPr>
             <w:r>
-              <w:t xml:space="preserve">645,280</w:t>
+              <w:t xml:space="preserve">605,280</w:t>
             </w:r>
           </w:p>
         </w:tc>
@@ -27712,7 +27851,7 @@
               <w:jc w:val="right"/>
             </w:pPr>
             <w:r>
-              <w:t xml:space="preserve">88%</w:t>
+              <w:t xml:space="preserve">91%</w:t>
             </w:r>
           </w:p>
         </w:tc>
@@ -27724,7 +27863,7 @@
               <w:jc w:val="right"/>
             </w:pPr>
             <w:r>
-              <w:t xml:space="preserve">92%</w:t>
+              <w:t xml:space="preserve">91%</w:t>
             </w:r>
           </w:p>
         </w:tc>
@@ -27766,7 +27905,7 @@
               <w:jc w:val="right"/>
             </w:pPr>
             <w:r>
-              <w:t xml:space="preserve">(18,372)</w:t>
+              <w:t xml:space="preserve">(14,372)</w:t>
             </w:r>
           </w:p>
         </w:tc>
@@ -27778,7 +27917,7 @@
               <w:jc w:val="right"/>
             </w:pPr>
             <w:r>
-              <w:t xml:space="preserve">(62,772)</w:t>
+              <w:t xml:space="preserve">(72,772)</w:t>
             </w:r>
           </w:p>
         </w:tc>
@@ -27794,7 +27933,7 @@
                 <w:bCs/>
                 <w:b/>
               </w:rPr>
-              <w:t xml:space="preserve">61,520</w:t>
+              <w:t xml:space="preserve">21,520</w:t>
             </w:r>
           </w:p>
         </w:tc>
@@ -27809,7 +27948,7 @@
           <w:bCs/>
           <w:b/>
         </w:rPr>
-        <w:t xml:space="preserve">Operating profit positive Q3 Y3.</w:t>
+        <w:t xml:space="preserve">Operating profit positive Q4 Y3.</w:t>
       </w:r>
       <w:r>
         <w:t xml:space="preserve"> </w:t>
@@ -27825,7 +27964,7 @@
           <w:bCs/>
           <w:b/>
         </w:rPr>
-        <w:t xml:space="preserve">£81k</w:t>
+        <w:t xml:space="preserve">£87k</w:t>
       </w:r>
       <w:r>
         <w:t xml:space="preserve"> </w:t>
@@ -27942,7 +28081,7 @@
               <w:jc w:val="right"/>
             </w:pPr>
             <w:r>
-              <w:t xml:space="preserve">£4,910</w:t>
+              <w:t xml:space="preserve">£4,540</w:t>
             </w:r>
           </w:p>
         </w:tc>
@@ -27978,7 +28117,7 @@
               <w:jc w:val="right"/>
             </w:pPr>
             <w:r>
-              <w:t xml:space="preserve">£3,000</w:t>
+              <w:t xml:space="preserve">£3,670</w:t>
             </w:r>
           </w:p>
         </w:tc>
@@ -28018,7 +28157,7 @@
                 <w:bCs/>
                 <w:b/>
               </w:rPr>
-              <w:t xml:space="preserve">£2,670</w:t>
+              <w:t xml:space="preserve">£3,550</w:t>
             </w:r>
           </w:p>
         </w:tc>
@@ -28052,7 +28191,7 @@
                 <w:bCs/>
                 <w:b/>
               </w:rPr>
-              <w:t xml:space="preserve">£148,640</w:t>
+              <w:t xml:space="preserve">£149,680</w:t>
             </w:r>
           </w:p>
         </w:tc>
@@ -28092,7 +28231,7 @@
                 <w:bCs/>
                 <w:b/>
               </w:rPr>
-              <w:t xml:space="preserve">£133,028</w:t>
+              <w:t xml:space="preserve">£141,028</w:t>
             </w:r>
           </w:p>
         </w:tc>

--- a/visa_appendices/docx/DEQUAD_UKES_FULL_SUBMISSION.docx
+++ b/visa_appendices/docx/DEQUAD_UKES_FULL_SUBMISSION.docx
@@ -31925,7 +31925,7 @@
                 <w:i/>
                 <w:iCs/>
               </w:rPr>
-              <w:t xml:space="preserve">To be appointed Month 1 post-endorsement</w:t>
+              <w:t xml:space="preserve">Yusuf Quadri, CEO, personally (a qualified safeguarding professional) through Y1–Y2; a dedicated part-time Safeguarding &amp; Trust Lead is planned for Y3, contingent on 2+ paying universities and funded entirely by revenue — see Business Plan §18.3</w:t>
             </w:r>
           </w:p>
         </w:tc>
@@ -31964,7 +31964,7 @@
                 <w:i/>
                 <w:iCs/>
               </w:rPr>
-              <w:t xml:space="preserve">Outsourced fractional in Y1 (e.g. The DPO Centre, IT Governance); FTE in Y2</w:t>
+              <w:t xml:space="preserve">Outsourced fractional throughout Y1–Y2 (e.g. The DPO Centre, low-cost pay-as-you-go); an in-house FTE DPO is not assumed in this 3-year plan and would only be considered later if data-processing scale justifies it</w:t>
             </w:r>
           </w:p>
         </w:tc>

--- a/visa_appendices/docx/DEQUAD_UKES_FULL_SUBMISSION.docx
+++ b/visa_appendices/docx/DEQUAD_UKES_FULL_SUBMISSION.docx
@@ -16733,7 +16733,7 @@
         </w:numPr>
       </w:pPr>
       <w:r>
-        <w:t xml:space="preserve">Anchor pilot discussion currently in progress with the</w:t>
+        <w:t xml:space="preserve">In early, informal conversation about a possible pilot with the</w:t>
       </w:r>
       <w:r>
         <w:t xml:space="preserve"> </w:t>
@@ -16746,7 +16746,10 @@
         <w:t xml:space="preserve">University of Bedfordshire</w:t>
       </w:r>
       <w:r>
-        <w:t xml:space="preserve">, leveraging two years’ tenure as the university’s Students’ Union President.</w:t>
+        <w:t xml:space="preserve"> </w:t>
+      </w:r>
+      <w:r>
+        <w:t xml:space="preserve">— no agreement, LOI or date is signed — leveraging two years’ tenure as the university’s Students’ Union President.</w:t>
       </w:r>
     </w:p>
     <w:p>
@@ -17201,7 +17204,7 @@
         </w:numPr>
       </w:pPr>
       <w:r>
-        <w:t xml:space="preserve">Built the direct relationships with the Director of Student Services, safeguarding leads and senior leadership that now underpin DEQUAD’s anchor pilot discussion.</w:t>
+        <w:t xml:space="preserve">Built the direct relationships with the Director of Student Services, safeguarding leads and senior leadership that now underpin DEQUAD’s early, informal pilot conversation with the university — nothing signed to date.</w:t>
       </w:r>
     </w:p>
     <w:bookmarkEnd w:id="82"/>
@@ -42261,7 +42264,7 @@
         <w:t xml:space="preserve"> </w:t>
       </w:r>
       <w:r>
-        <w:t xml:space="preserve">(two consecutive terms). Represented the student body at senior-management level on student-services, safeguarding and welfare policy. This is the basis of DEQUAD’s anchor pilot relationship with the same university.</w:t>
+        <w:t xml:space="preserve">(two consecutive terms). Represented the student body at senior-management level on student-services, safeguarding and welfare policy. This is the basis of DEQUAD’s early, informal pilot conversation with the same university — no agreement is signed.</w:t>
       </w:r>
     </w:p>
     <w:p>

--- a/visa_appendices/docx/DEQUAD_UKES_FULL_SUBMISSION.docx
+++ b/visa_appendices/docx/DEQUAD_UKES_FULL_SUBMISSION.docx
@@ -14838,7 +14838,7 @@
                 <w:b/>
                 <w:bCs/>
               </w:rPr>
-              <w:t xml:space="preserve">Founder CV — Yusuf Quadri (updated June 2026)</w:t>
+              <w:t xml:space="preserve">Founder CV — Yusuf Quadri (updated August 2026)</w:t>
             </w:r>
           </w:p>
         </w:tc>
@@ -15066,7 +15066,7 @@
               <w:pStyle w:val="Compact"/>
             </w:pPr>
             <w:r>
-              <w:t xml:space="preserve">Job descriptions for first 6 hires</w:t>
+              <w:t xml:space="preserve">Job description for the plan’s one funded hire (Year 3)</w:t>
             </w:r>
           </w:p>
         </w:tc>
@@ -18871,7 +18871,7 @@
           <w:i/>
           <w:iCs/>
         </w:rPr>
-        <w:t xml:space="preserve">Written by Yusuff Adeagbo (Co-Founder &amp; CTO) and submitted to UKES as Appendix B-2 of the DEQUAD Innovator Founder visa endorsement application — June 2026.</w:t>
+        <w:t xml:space="preserve">Written by Yusuff Adeagbo (Co-Founder &amp; CTO) and submitted to UKES as Appendix B-2 of the DEQUAD Innovator Founder visa endorsement application — August 2026.</w:t>
       </w:r>
     </w:p>
     <w:p>
@@ -29888,7 +29888,7 @@
               <w:pStyle w:val="Compact"/>
             </w:pPr>
             <w:r>
-              <w:t xml:space="preserve">University of Manchester</w:t>
+              <w:t xml:space="preserve">University of Bedfordshire</w:t>
             </w:r>
           </w:p>
         </w:tc>
@@ -29903,7 +29903,7 @@
                 <w:i/>
                 <w:iCs/>
               </w:rPr>
-              <w:t xml:space="preserve">Pending — discussion underway</w:t>
+              <w:t xml:space="preserve">Pending</w:t>
             </w:r>
           </w:p>
         </w:tc>
@@ -29925,7 +29925,7 @@
               <w:pStyle w:val="Compact"/>
             </w:pPr>
             <w:r>
-              <w:t xml:space="preserve">Verbal interest</w:t>
+              <w:t xml:space="preserve">Early, informal conversation only — no LOI, MOU or verbal commitment yet; nothing is signed or guaranteed</w:t>
             </w:r>
           </w:p>
         </w:tc>
@@ -30023,6 +30023,18 @@
         </w:tc>
       </w:tr>
     </w:tbl>
+    <w:p>
+      <w:pPr>
+        <w:pStyle w:val="BodyText"/>
+      </w:pPr>
+      <w:r>
+        <w:rPr>
+          <w:i/>
+          <w:iCs/>
+        </w:rPr>
+        <w:t xml:space="preserve">No formal Letter of Interest has been signed by any institution at the date of this application. The row above reflects the single active conversation described throughout this plan (Section 8.3); it is not a commitment.</w:t>
+      </w:r>
+    </w:p>
     <w:p>
       <w:r>
         <w:pict>
@@ -38920,7 +38932,7 @@
           <w:i/>
           <w:iCs/>
         </w:rPr>
-        <w:t xml:space="preserve">Written and prepared by Yusuf Quadri, Founder &amp; CEO, DEQUAD Ltd — submitted to UKES as Appendix L to the Innovator Founder visa endorsement application, June 2026.</w:t>
+        <w:t xml:space="preserve">Written and prepared by Yusuf Quadri, Founder &amp; CEO, DEQUAD Ltd — submitted to UKES as Appendix L to the Innovator Founder visa endorsement application, August 2026.</w:t>
       </w:r>
     </w:p>
     <w:p>
@@ -45644,7 +45656,7 @@
               <w:pStyle w:val="Compact"/>
             </w:pPr>
             <w:r>
-              <w:t xml:space="preserve">Both co-founders are already UK-resident; first 6 hires all UK-based.</w:t>
+              <w:t xml:space="preserve">Both co-founders are already UK-resident; the plan’s only hire is UK-based.</w:t>
             </w:r>
           </w:p>
         </w:tc>
@@ -46142,7 +46154,7 @@
           <w:i/>
           <w:iCs/>
         </w:rPr>
-        <w:t xml:space="preserve">Written and prepared by Yusuf Quadri, Founder &amp; CEO, DEQUAD Ltd — for UKES short-track endorsement review, June 2026.</w:t>
+        <w:t xml:space="preserve">Written and prepared by Yusuf Quadri, Founder &amp; CEO, DEQUAD Ltd — for UKES short-track endorsement review, August 2026 (v5.0, self-funded 3-year revision).</w:t>
       </w:r>
       <w:r>
         <w:t xml:space="preserve"> </w:t>
@@ -47473,7 +47485,7 @@
           <w:i/>
           <w:iCs/>
         </w:rPr>
-        <w:t xml:space="preserve">Compiled by Yusuf Quadri, Founder &amp; CEO — CV content supplied and approved by each named team member. Submitted to UKES as Appendix N to the Innovator Founder visa endorsement application, June 2026.</w:t>
+        <w:t xml:space="preserve">Compiled by Yusuf Quadri, Founder &amp; CEO — CV content supplied and approved by each named team member. Submitted to UKES as Appendix N to the Innovator Founder visa endorsement application, August 2026.</w:t>
       </w:r>
     </w:p>
     <w:p>
@@ -48477,7 +48489,7 @@
           <w:i/>
           <w:iCs/>
         </w:rPr>
-        <w:t xml:space="preserve">Prepared by Yusuf Quadri, Founder &amp; CEO — submitted to UKES as Appendix O to the Innovator Founder visa endorsement application, June 2026.</w:t>
+        <w:t xml:space="preserve">Prepared by Yusuf Quadri, Founder &amp; CEO — submitted to UKES as Appendix O to the Innovator Founder visa endorsement application, August 2026.</w:t>
       </w:r>
     </w:p>
     <w:bookmarkEnd w:id="258"/>

--- a/visa_appendices/docx/DEQUAD_UKES_FULL_SUBMISSION.docx
+++ b/visa_appendices/docx/DEQUAD_UKES_FULL_SUBMISSION.docx
@@ -2,14 +2,6 @@
 <file path=word/document.xml><?xml version="1.0" encoding="utf-8"?>
 <w:document xmlns:w="http://schemas.openxmlformats.org/wordprocessingml/2006/main" xmlns:m="http://schemas.openxmlformats.org/officeDocument/2006/math" xmlns:r="http://schemas.openxmlformats.org/officeDocument/2006/relationships" xmlns:o="urn:schemas-microsoft-com:office:office" xmlns:v="urn:schemas-microsoft-com:vml" xmlns:w10="urn:schemas-microsoft-com:office:word" xmlns:a="http://schemas.openxmlformats.org/drawingml/2006/main" xmlns:pic="http://schemas.openxmlformats.org/drawingml/2006/picture" xmlns:wp="http://schemas.openxmlformats.org/drawingml/2006/wordprocessingDrawing">
   <w:body>
-    <w:p>
-      <w:pPr>
-        <w:pStyle w:val="Title"/>
-      </w:pPr>
-      <w:r>
-        <w:t xml:space="preserve">DEQUAD_UKES_Full_Submission</w:t>
-      </w:r>
-    </w:p>
     <w:bookmarkStart w:id="68" w:name="dequad"/>
     <w:p>
       <w:pPr>
@@ -1286,18 +1278,34 @@
                 <w:b/>
                 <w:bCs/>
               </w:rPr>
-              <w:t xml:space="preserve">UK jobs — modest and self-funded</w:t>
-            </w:r>
-          </w:p>
-        </w:tc>
-        <w:tc>
-          <w:tcPr/>
-          <w:p>
-            <w:pPr>
-              <w:pStyle w:val="Compact"/>
-            </w:pPr>
-            <w:r>
-              <w:t xml:space="preserve">2 founders (Y1–Y2, unpaid by the company) → 3 people (2.5 FTE) by Y3, funded entirely from institutional and premium revenue, not external investment.</w:t>
+              <w:t xml:space="preserve">UK jobs</w:t>
+            </w:r>
+          </w:p>
+        </w:tc>
+        <w:tc>
+          <w:tcPr/>
+          <w:p>
+            <w:pPr>
+              <w:pStyle w:val="Compact"/>
+            </w:pPr>
+            <w:r>
+              <w:t xml:space="preserve">Conservative base case: 2 founders (Y1–Y2, unpaid) → 3 people / c.2.5 FTE by Y3.</w:t>
+            </w:r>
+            <w:r>
+              <w:t xml:space="preserve"> </w:t>
+            </w:r>
+            <w:r>
+              <w:rPr>
+                <w:b/>
+                <w:bCs/>
+              </w:rPr>
+              <w:t xml:space="preserve">Job-creation target:</w:t>
+            </w:r>
+            <w:r>
+              <w:t xml:space="preserve"> </w:t>
+            </w:r>
+            <w:r>
+              <w:t xml:space="preserve">7 people (2 founders + 5 full-time hires) once institutional revenue scales via pilot conversion — each of the 5 hires sustained at least 12 months at an average salary of £25,000/year, funded from revenue generated after piloting, meeting the Innovator Founder settlement job-creation criterion.</w:t>
             </w:r>
           </w:p>
         </w:tc>
@@ -2426,7 +2434,23 @@
         <w:t xml:space="preserve"> </w:t>
       </w:r>
       <w:r>
-        <w:t xml:space="preserve">A job description for the first funded hire (Safeguarding &amp; Trust Lead, part-time) is already written (Appendix G); headcount grows 2 (unpaid founders) → 2 → 3 (2.5 FTE) across the self-funded 3-year forecast, all UK-based. Faster hiring would only follow proven multi-university traction and/or a future funding round, neither of which is assumed in this plan.</w:t>
+        <w:t xml:space="preserve">Conservative base case: headcount grows 2 (unpaid founders) → 2 → 3 (c.2.5 FTE) across the 3-year forecast, all UK-based.</w:t>
+      </w:r>
+      <w:r>
+        <w:t xml:space="preserve"> </w:t>
+      </w:r>
+      <w:r>
+        <w:rPr>
+          <w:b/>
+          <w:bCs/>
+        </w:rPr>
+        <w:t xml:space="preserve">Job-creation target:</w:t>
+      </w:r>
+      <w:r>
+        <w:t xml:space="preserve"> </w:t>
+      </w:r>
+      <w:r>
+        <w:t xml:space="preserve">7 people (2 founders + 5 full-time hires, each sustained 12+ months at an average salary of £25,000/year) once institutional revenue scales via pilot conversion (§10.4) — funded from revenue generated after piloting, meeting the Innovator Founder settlement job-creation criterion.</w:t>
       </w:r>
     </w:p>
     <w:p>
@@ -6781,7 +6805,17 @@
         <w:pStyle w:val="FirstParagraph"/>
       </w:pPr>
       <w:r>
-        <w:t xml:space="preserve">This plan makes</w:t>
+        <w:rPr>
+          <w:b/>
+          <w:bCs/>
+        </w:rPr>
+        <w:t xml:space="preserve">Conservative base case</w:t>
+      </w:r>
+      <w:r>
+        <w:t xml:space="preserve"> </w:t>
+      </w:r>
+      <w:r>
+        <w:t xml:space="preserve">— this plan makes</w:t>
       </w:r>
       <w:r>
         <w:t xml:space="preserve"> </w:t>
@@ -6916,7 +6950,7 @@
         <w:pStyle w:val="BodyText"/>
       </w:pPr>
       <w:r>
-        <w:t xml:space="preserve">Headcount:</w:t>
+        <w:t xml:space="preserve">Headcount (conservative base case):</w:t>
       </w:r>
       <w:r>
         <w:t xml:space="preserve"> </w:t>
@@ -6932,23 +6966,41 @@
         <w:t xml:space="preserve"> </w:t>
       </w:r>
       <w:r>
-        <w:t xml:space="preserve">— all UK-based, entirely self-funded from revenue. Further hires (engineering, customer success, marketing) are</w:t>
-      </w:r>
-      <w:r>
-        <w:t xml:space="preserve"> </w:t>
-      </w:r>
+        <w:t xml:space="preserve">— all UK-based, entirely self-funded from revenue.</w:t>
+      </w:r>
+    </w:p>
+    <w:p>
+      <w:pPr>
+        <w:pStyle w:val="BodyText"/>
+      </w:pPr>
       <w:r>
         <w:rPr>
           <w:b/>
           <w:bCs/>
         </w:rPr>
-        <w:t xml:space="preserve">not assumed</w:t>
-      </w:r>
-      <w:r>
-        <w:t xml:space="preserve"> </w:t>
-      </w:r>
-      <w:r>
-        <w:t xml:space="preserve">in this plan; they would only be made beyond Year 3 if revenue growth or a future funding round justifies them.</w:t>
+        <w:t xml:space="preserve">Job-creation target, upside case (§10.4):</w:t>
+      </w:r>
+      <w:r>
+        <w:t xml:space="preserve"> </w:t>
+      </w:r>
+      <w:r>
+        <w:t xml:space="preserve">once institutional revenue scales beyond this base case via pilot conversion, headcount grows to</w:t>
+      </w:r>
+      <w:r>
+        <w:t xml:space="preserve"> </w:t>
+      </w:r>
+      <w:r>
+        <w:rPr>
+          <w:b/>
+          <w:bCs/>
+        </w:rPr>
+        <w:t xml:space="preserve">7 people (2 founders + 5 full-time hires)</w:t>
+      </w:r>
+      <w:r>
+        <w:t xml:space="preserve"> </w:t>
+      </w:r>
+      <w:r>
+        <w:t xml:space="preserve">— see Appendix G. Each of the 5 hires is sustained for at least 12 months at an average salary of £25,000/year, funded entirely from revenue generated after piloting, meeting the Innovator Founder settlement job-creation criterion.</w:t>
       </w:r>
     </w:p>
     <w:bookmarkEnd w:id="37"/>
@@ -7974,7 +8026,7 @@
               <w:pStyle w:val="Compact"/>
             </w:pPr>
             <w:r>
-              <w:t xml:space="preserve">Two-person core team — key-person risk until the first funded hire in Y3.</w:t>
+              <w:t xml:space="preserve">Two-person core team — key-person risk until the first hire (base case) or the five-hire job-creation target (upside case) lands in Y3.</w:t>
             </w:r>
           </w:p>
         </w:tc>
@@ -8949,7 +9001,20 @@
         <w:pStyle w:val="BodyText"/>
       </w:pPr>
       <w:r>
-        <w:t xml:space="preserve">If institutional traction significantly exceeds this conservative forecast (for example, 5+ paying universities), the founders may explore external investment beyond Year 3 to accelerate growth. That scenario is not part of the numbers presented here and carries no commitment, timeline, or dependency for this plan to succeed.</w:t>
+        <w:t xml:space="preserve">If institutional traction significantly exceeds this conservative forecast — for example, 5+ paying universities converting after the pilot stage — the resulting institutional revenue funds this plan’s job-creation target:</w:t>
+      </w:r>
+      <w:r>
+        <w:t xml:space="preserve"> </w:t>
+      </w:r>
+      <w:r>
+        <w:rPr>
+          <w:b/>
+          <w:bCs/>
+        </w:rPr>
+        <w:t xml:space="preserve">5 full-time UK roles, each sustained for at least 12 months at an average salary of £25,000/year</w:t>
+      </w:r>
+      <w:r>
+        <w:t xml:space="preserve">, meeting the Innovator Founder settlement job-creation criterion. This growth is funded entirely from revenue generated after piloting, not external investment, and is not part of the conservative £48,000 Y3 base case reconciled in Sections 11–14 (Appendix F).</w:t>
       </w:r>
     </w:p>
     <w:bookmarkEnd w:id="48"/>
@@ -14490,13 +14555,13 @@
       </w:r>
     </w:p>
     <w:bookmarkEnd w:id="63"/>
-    <w:bookmarkStart w:id="64" w:name="y3-first-modest-pay-first-hire"/>
+    <w:bookmarkStart w:id="64" w:name="Xf3cd6dc92f2df0fcc96b0cb0979595a5d4e96aa"/>
     <w:p>
       <w:pPr>
         <w:pStyle w:val="Heading3"/>
       </w:pPr>
       <w:r>
-        <w:t xml:space="preserve">18.3 Y3 — first modest pay, first hire</w:t>
+        <w:t xml:space="preserve">18.3 Y3 — conservative base case (first modest pay, first hire)</w:t>
       </w:r>
     </w:p>
     <w:tbl>
@@ -14672,7 +14737,7 @@
         <w:pStyle w:val="BodyText"/>
       </w:pPr>
       <w:r>
-        <w:t xml:space="preserve">Headcount:</w:t>
+        <w:t xml:space="preserve">Headcount (conservative base case):</w:t>
       </w:r>
       <w:r>
         <w:t xml:space="preserve"> </w:t>
@@ -14688,7 +14753,38 @@
         <w:t xml:space="preserve"> </w:t>
       </w:r>
       <w:r>
-        <w:t xml:space="preserve">— all UK-based, entirely self-funded. Scaling beyond this (additional engineering, customer success, marketing hires) is a longer-term ambition, not part of this 3-year plan, and would only follow proven multi-university revenue or a future funding round.</w:t>
+        <w:t xml:space="preserve">— all UK-based, entirely self-funded.</w:t>
+      </w:r>
+    </w:p>
+    <w:p>
+      <w:pPr>
+        <w:pStyle w:val="BodyText"/>
+      </w:pPr>
+      <w:r>
+        <w:rPr>
+          <w:b/>
+          <w:bCs/>
+        </w:rPr>
+        <w:t xml:space="preserve">Job-creation target (upside case, §10.4):</w:t>
+      </w:r>
+      <w:r>
+        <w:t xml:space="preserve"> </w:t>
+      </w:r>
+      <w:r>
+        <w:t xml:space="preserve">if institutional revenue scales beyond this base case once pilot universities convert (5+ paying universities), the plan’s job-creation target is</w:t>
+      </w:r>
+      <w:r>
+        <w:t xml:space="preserve"> </w:t>
+      </w:r>
+      <w:r>
+        <w:rPr>
+          <w:b/>
+          <w:bCs/>
+        </w:rPr>
+        <w:t xml:space="preserve">7 people (2 founders + 5 full-time hires)</w:t>
+      </w:r>
+      <w:r>
+        <w:t xml:space="preserve">, each of the 5 hires sustained at least 12 months at an average salary of £25,000/year — funded entirely from revenue generated after piloting, meeting the Innovator Founder settlement job-creation criterion. This upside is not reconciled in the conservative model above.</w:t>
       </w:r>
     </w:p>
     <w:bookmarkEnd w:id="64"/>
@@ -15066,7 +15162,7 @@
               <w:pStyle w:val="Compact"/>
             </w:pPr>
             <w:r>
-              <w:t xml:space="preserve">Job description for the plan’s one funded hire (Year 3)</w:t>
+              <w:t xml:space="preserve">Job description for the base-case hire, plus the plan’s five-hire job-creation target (Year 3)</w:t>
             </w:r>
           </w:p>
         </w:tc>
@@ -27904,6 +28000,24 @@
         <w:t xml:space="preserve">F.6 Headcount Plan</w:t>
       </w:r>
     </w:p>
+    <w:p>
+      <w:pPr>
+        <w:pStyle w:val="FirstParagraph"/>
+      </w:pPr>
+      <w:r>
+        <w:rPr>
+          <w:b/>
+          <w:bCs/>
+        </w:rPr>
+        <w:t xml:space="preserve">Conservative base case</w:t>
+      </w:r>
+      <w:r>
+        <w:t xml:space="preserve"> </w:t>
+      </w:r>
+      <w:r>
+        <w:t xml:space="preserve">(reconciled against the £48,000 Y3 revenue above):</w:t>
+      </w:r>
+    </w:p>
     <w:tbl>
       <w:tblPr>
         <w:tblStyle w:val="Table"/>
@@ -28146,6 +28260,37 @@
       </w:r>
     </w:p>
     <w:p>
+      <w:pPr>
+        <w:pStyle w:val="BodyText"/>
+      </w:pPr>
+      <w:r>
+        <w:rPr>
+          <w:b/>
+          <w:bCs/>
+        </w:rPr>
+        <w:t xml:space="preserve">Job-creation target, upside case (§10.4):</w:t>
+      </w:r>
+      <w:r>
+        <w:t xml:space="preserve"> </w:t>
+      </w:r>
+      <w:r>
+        <w:t xml:space="preserve">once institutional revenue scales beyond this base case via pilot conversion, headcount grows to</w:t>
+      </w:r>
+      <w:r>
+        <w:t xml:space="preserve"> </w:t>
+      </w:r>
+      <w:r>
+        <w:rPr>
+          <w:b/>
+          <w:bCs/>
+        </w:rPr>
+        <w:t xml:space="preserve">7 (2 founders + 5 full-time hires)</w:t>
+      </w:r>
+      <w:r>
+        <w:t xml:space="preserve">, each of the 5 hires sustained at least 12 months at an average salary of £25,000/year — funded entirely from revenue generated after piloting, meeting the Innovator Founder settlement job-creation criterion.</w:t>
+      </w:r>
+    </w:p>
+    <w:p>
       <w:r>
         <w:pict>
           <v:rect style="width:0;height:1.5pt" o:hralign="center" o:hrstd="t" o:hr="t"/>
@@ -28558,7 +28703,7 @@
     </w:p>
     <w:bookmarkEnd w:id="155"/>
     <w:bookmarkEnd w:id="156"/>
-    <w:bookmarkStart w:id="161" w:name="X423f818e060dbbe08d5c14dba745e4a0fef8263"/>
+    <w:bookmarkStart w:id="167" w:name="X423f818e060dbbe08d5c14dba745e4a0fef8263"/>
     <w:p>
       <w:pPr>
         <w:pStyle w:val="Heading1"/>
@@ -28600,7 +28745,23 @@
         <w:t xml:space="preserve"> </w:t>
       </w:r>
       <w:r>
-        <w:t xml:space="preserve">in the self-funded 3-year plan referenced in main document §7.3, plus the basis on which any further hiring beyond Year 3 would be considered. This is a deliberate change from earlier drafts of this plan, which assumed a 42-role, 5-year hiring plan funded by pre-seed, seed and Series A rounds. None of that external funding is assumed in this version (Section 10), so the hiring plan has been rebuilt around what institutional and premium revenue can actually fund.</w:t>
+        <w:t xml:space="preserve">in the conservative base-case plan referenced in main document §7.3, the</w:t>
+      </w:r>
+      <w:r>
+        <w:t xml:space="preserve"> </w:t>
+      </w:r>
+      <w:r>
+        <w:rPr>
+          <w:b/>
+          <w:bCs/>
+        </w:rPr>
+        <w:t xml:space="preserve">five-hire job-creation target</w:t>
+      </w:r>
+      <w:r>
+        <w:t xml:space="preserve"> </w:t>
+      </w:r>
+      <w:r>
+        <w:t xml:space="preserve">for the upside case (§10.4), and the basis on which any hiring beyond Year 3 would be considered. This is a deliberate change from earlier drafts of this plan, which assumed a 42-role, 5-year hiring plan funded by pre-seed, seed and Series A rounds. No external funding is assumed for the base case (Section 10); the hiring plan has been rebuilt around what institutional and premium revenue can actually fund, with the 5-hire job-creation target funded from revenue generated after piloting.</w:t>
       </w:r>
     </w:p>
     <w:p>
@@ -28846,7 +29007,7 @@
         <w:pStyle w:val="BodyText"/>
       </w:pPr>
       <w:r>
-        <w:t xml:space="preserve">Total Y3 wage bill (all roles, incl. modest founder pay):</w:t>
+        <w:t xml:space="preserve">Total Y3 wage bill (base case, all roles, incl. modest founder pay):</w:t>
       </w:r>
       <w:r>
         <w:t xml:space="preserve"> </w:t>
@@ -28863,6 +29024,40 @@
       </w:r>
       <w:r>
         <w:t xml:space="preserve">(Section 18.3).</w:t>
+      </w:r>
+    </w:p>
+    <w:p>
+      <w:pPr>
+        <w:pStyle w:val="BodyText"/>
+      </w:pPr>
+      <w:r>
+        <w:rPr>
+          <w:b/>
+          <w:bCs/>
+        </w:rPr>
+        <w:t xml:space="preserve">Job-creation target, upside case:</w:t>
+      </w:r>
+      <w:r>
+        <w:t xml:space="preserve"> </w:t>
+      </w:r>
+      <w:r>
+        <w:t xml:space="preserve">if institutional revenue scales beyond the base case via pilot conversion (5+ paying universities), the target is</w:t>
+      </w:r>
+      <w:r>
+        <w:t xml:space="preserve"> </w:t>
+      </w:r>
+      <w:r>
+        <w:rPr>
+          <w:b/>
+          <w:bCs/>
+        </w:rPr>
+        <w:t xml:space="preserve">5 full-time hires</w:t>
+      </w:r>
+      <w:r>
+        <w:t xml:space="preserve"> </w:t>
+      </w:r>
+      <w:r>
+        <w:t xml:space="preserve">on top of the 2 founders (7 total), each sustained at least 12 months at an average salary of £25,000/year — a Y3 gross wage bill of c.£125,000 for the 5 hires, funded entirely from revenue generated after piloting, meeting the Innovator Founder settlement job-creation criterion.</w:t>
       </w:r>
     </w:p>
     <w:p>
@@ -29097,13 +29292,13 @@
       </w:r>
     </w:p>
     <w:bookmarkEnd w:id="158"/>
-    <w:bookmarkStart w:id="159" w:name="g.3-beyond-year-3-not-part-of-this-plan"/>
+    <w:bookmarkStart w:id="164" w:name="X9c76a81bf0acae11ac63b23ffa964a122b68771"/>
     <w:p>
       <w:pPr>
         <w:pStyle w:val="Heading2"/>
       </w:pPr>
       <w:r>
-        <w:t xml:space="preserve">G.3 Beyond Year 3 — not part of this plan</w:t>
+        <w:t xml:space="preserve">G.3 Job-creation target (upside case) — 5 full-time hires</w:t>
       </w:r>
     </w:p>
     <w:p>
@@ -29111,32 +29306,20 @@
         <w:pStyle w:val="FirstParagraph"/>
       </w:pPr>
       <w:r>
-        <w:t xml:space="preserve">Further roles (engineering, customer success, sales, marketing, data/ML, operations) are a long-term ambition, not a commitment. They would only be made if institutional revenue significantly exceeds the conservative Y3 base case (Section 11) or if a future funding round is raised — neither of which is assumed here. No salary bands, hire dates or headcount targets are set for this later stage, to avoid presenting an unfunded plan as committed.</w:t>
-      </w:r>
-    </w:p>
-    <w:p>
-      <w:r>
-        <w:pict>
-          <v:rect style="width:0;height:1.5pt" o:hralign="center" o:hrstd="t" o:hr="t"/>
-        </w:pict>
-      </w:r>
-    </w:p>
-    <w:bookmarkEnd w:id="159"/>
-    <w:bookmarkStart w:id="160" w:name="X3b53e2157c356a161c77c96558b29bf7e894693"/>
-    <w:p>
-      <w:pPr>
-        <w:pStyle w:val="Heading2"/>
-      </w:pPr>
-      <w:r>
-        <w:t xml:space="preserve">G.4 Diversity, equality, and inclusion commitments</w:t>
-      </w:r>
-    </w:p>
-    <w:p>
-      <w:pPr>
-        <w:pStyle w:val="FirstParagraph"/>
-      </w:pPr>
-      <w:r>
-        <w:t xml:space="preserve">Even at this small scale, DEQUAD commits to:</w:t>
+        <w:t xml:space="preserve">If institutional revenue scales beyond the conservative Y3 base case via pilot conversion (5+ paying universities), the plan’s job-creation target is</w:t>
+      </w:r>
+      <w:r>
+        <w:t xml:space="preserve"> </w:t>
+      </w:r>
+      <w:r>
+        <w:rPr>
+          <w:b/>
+          <w:bCs/>
+        </w:rPr>
+        <w:t xml:space="preserve">5 full-time UK roles</w:t>
+      </w:r>
+      <w:r>
+        <w:t xml:space="preserve">, each:</w:t>
       </w:r>
     </w:p>
     <w:p>
@@ -29148,6 +29331,1025 @@
         </w:numPr>
       </w:pPr>
       <w:r>
+        <w:t xml:space="preserve">Full-time, UK-based, PAYE, paying UK National Insurance contributions</w:t>
+      </w:r>
+    </w:p>
+    <w:p>
+      <w:pPr>
+        <w:pStyle w:val="Compact"/>
+        <w:numPr>
+          <w:ilvl w:val="0"/>
+          <w:numId w:val="1037"/>
+        </w:numPr>
+      </w:pPr>
+      <w:r>
+        <w:t xml:space="preserve">Sustained for at least 12 months</w:t>
+      </w:r>
+    </w:p>
+    <w:p>
+      <w:pPr>
+        <w:pStyle w:val="Compact"/>
+        <w:numPr>
+          <w:ilvl w:val="0"/>
+          <w:numId w:val="1037"/>
+        </w:numPr>
+      </w:pPr>
+      <w:r>
+        <w:t xml:space="preserve">Paid an average salary of £25,000/year</w:t>
+      </w:r>
+    </w:p>
+    <w:p>
+      <w:pPr>
+        <w:pStyle w:val="FirstParagraph"/>
+      </w:pPr>
+      <w:r>
+        <w:t xml:space="preserve">This meets the Innovator Founder settlement job-creation criterion of 5 jobs for persons settled in the UK, each existing for at least 12 months, at an average salary of at least £25,000/year. These 5 roles are funded entirely from revenue generated after piloting, not from any external funding round.</w:t>
+      </w:r>
+    </w:p>
+    <w:tbl>
+      <w:tblPr>
+        <w:tblStyle w:val="Table"/>
+        <w:tblW w:type="pct" w:w="5000"/>
+        <w:tblLayout w:type="fixed"/>
+        <w:tblLook w:firstRow="1" w:lastRow="0" w:firstColumn="0" w:lastColumn="0" w:noHBand="0" w:noVBand="0" w:val="0020"/>
+      </w:tblPr>
+      <w:tblGrid>
+        <w:gridCol w:w="1320"/>
+        <w:gridCol w:w="1320"/>
+        <w:gridCol w:w="1320"/>
+        <w:gridCol w:w="1320"/>
+        <w:gridCol w:w="1320"/>
+        <w:gridCol w:w="1320"/>
+      </w:tblGrid>
+      <w:tr>
+        <w:trPr>
+          <w:tblHeader w:val="on"/>
+        </w:trPr>
+        <w:tc>
+          <w:tcPr/>
+          <w:p>
+            <w:pPr>
+              <w:pStyle w:val="Compact"/>
+            </w:pPr>
+            <w:r>
+              <w:t xml:space="preserve">#</w:t>
+            </w:r>
+          </w:p>
+        </w:tc>
+        <w:tc>
+          <w:tcPr/>
+          <w:p>
+            <w:pPr>
+              <w:pStyle w:val="Compact"/>
+            </w:pPr>
+            <w:r>
+              <w:t xml:space="preserve">Role</w:t>
+            </w:r>
+          </w:p>
+        </w:tc>
+        <w:tc>
+          <w:tcPr/>
+          <w:p>
+            <w:pPr>
+              <w:pStyle w:val="Compact"/>
+            </w:pPr>
+            <w:r>
+              <w:t xml:space="preserve">Commitment</w:t>
+            </w:r>
+          </w:p>
+        </w:tc>
+        <w:tc>
+          <w:tcPr/>
+          <w:p>
+            <w:pPr>
+              <w:pStyle w:val="Compact"/>
+            </w:pPr>
+            <w:r>
+              <w:t xml:space="preserve">Salary band</w:t>
+            </w:r>
+          </w:p>
+        </w:tc>
+        <w:tc>
+          <w:tcPr/>
+          <w:p>
+            <w:pPr>
+              <w:pStyle w:val="Compact"/>
+            </w:pPr>
+            <w:r>
+              <w:t xml:space="preserve">Hire timing</w:t>
+            </w:r>
+          </w:p>
+        </w:tc>
+        <w:tc>
+          <w:tcPr/>
+          <w:p>
+            <w:pPr>
+              <w:pStyle w:val="Compact"/>
+            </w:pPr>
+            <w:r>
+              <w:t xml:space="preserve">Reporting line</w:t>
+            </w:r>
+          </w:p>
+        </w:tc>
+      </w:tr>
+      <w:tr>
+        <w:tc>
+          <w:tcPr/>
+          <w:p>
+            <w:pPr>
+              <w:pStyle w:val="Compact"/>
+            </w:pPr>
+            <w:r>
+              <w:t xml:space="preserve">1</w:t>
+            </w:r>
+          </w:p>
+        </w:tc>
+        <w:tc>
+          <w:tcPr/>
+          <w:p>
+            <w:pPr>
+              <w:pStyle w:val="Compact"/>
+            </w:pPr>
+            <w:r>
+              <w:t xml:space="preserve">Student Ambassador</w:t>
+            </w:r>
+          </w:p>
+        </w:tc>
+        <w:tc>
+          <w:tcPr/>
+          <w:p>
+            <w:pPr>
+              <w:pStyle w:val="Compact"/>
+            </w:pPr>
+            <w:r>
+              <w:t xml:space="preserve">Full-time</w:t>
+            </w:r>
+          </w:p>
+        </w:tc>
+        <w:tc>
+          <w:tcPr/>
+          <w:p>
+            <w:pPr>
+              <w:pStyle w:val="Compact"/>
+            </w:pPr>
+            <w:r>
+              <w:t xml:space="preserve">£25,000/yr</w:t>
+            </w:r>
+          </w:p>
+        </w:tc>
+        <w:tc>
+          <w:tcPr/>
+          <w:p>
+            <w:pPr>
+              <w:pStyle w:val="Compact"/>
+            </w:pPr>
+            <w:r>
+              <w:t xml:space="preserve">Year 3, contingent on 5+ paying universities</w:t>
+            </w:r>
+          </w:p>
+        </w:tc>
+        <w:tc>
+          <w:tcPr/>
+          <w:p>
+            <w:pPr>
+              <w:pStyle w:val="Compact"/>
+            </w:pPr>
+            <w:r>
+              <w:t xml:space="preserve">CMO (Dr Gerald Marfo)</w:t>
+            </w:r>
+          </w:p>
+        </w:tc>
+      </w:tr>
+      <w:tr>
+        <w:tc>
+          <w:tcPr/>
+          <w:p>
+            <w:pPr>
+              <w:pStyle w:val="Compact"/>
+            </w:pPr>
+            <w:r>
+              <w:t xml:space="preserve">2</w:t>
+            </w:r>
+          </w:p>
+        </w:tc>
+        <w:tc>
+          <w:tcPr/>
+          <w:p>
+            <w:pPr>
+              <w:pStyle w:val="Compact"/>
+            </w:pPr>
+            <w:r>
+              <w:t xml:space="preserve">Social Media Manager</w:t>
+            </w:r>
+          </w:p>
+        </w:tc>
+        <w:tc>
+          <w:tcPr/>
+          <w:p>
+            <w:pPr>
+              <w:pStyle w:val="Compact"/>
+            </w:pPr>
+            <w:r>
+              <w:t xml:space="preserve">Full-time</w:t>
+            </w:r>
+          </w:p>
+        </w:tc>
+        <w:tc>
+          <w:tcPr/>
+          <w:p>
+            <w:pPr>
+              <w:pStyle w:val="Compact"/>
+            </w:pPr>
+            <w:r>
+              <w:t xml:space="preserve">£25,000/yr</w:t>
+            </w:r>
+          </w:p>
+        </w:tc>
+        <w:tc>
+          <w:tcPr/>
+          <w:p>
+            <w:pPr>
+              <w:pStyle w:val="Compact"/>
+            </w:pPr>
+            <w:r>
+              <w:t xml:space="preserve">Year 3, contingent on 5+ paying universities</w:t>
+            </w:r>
+          </w:p>
+        </w:tc>
+        <w:tc>
+          <w:tcPr/>
+          <w:p>
+            <w:pPr>
+              <w:pStyle w:val="Compact"/>
+            </w:pPr>
+            <w:r>
+              <w:t xml:space="preserve">CMO (Dr Gerald Marfo)</w:t>
+            </w:r>
+          </w:p>
+        </w:tc>
+      </w:tr>
+      <w:tr>
+        <w:tc>
+          <w:tcPr/>
+          <w:p>
+            <w:pPr>
+              <w:pStyle w:val="Compact"/>
+            </w:pPr>
+            <w:r>
+              <w:t xml:space="preserve">3</w:t>
+            </w:r>
+          </w:p>
+        </w:tc>
+        <w:tc>
+          <w:tcPr/>
+          <w:p>
+            <w:pPr>
+              <w:pStyle w:val="Compact"/>
+            </w:pPr>
+            <w:r>
+              <w:t xml:space="preserve">Marketing Intern</w:t>
+            </w:r>
+          </w:p>
+        </w:tc>
+        <w:tc>
+          <w:tcPr/>
+          <w:p>
+            <w:pPr>
+              <w:pStyle w:val="Compact"/>
+            </w:pPr>
+            <w:r>
+              <w:t xml:space="preserve">Full-time</w:t>
+            </w:r>
+          </w:p>
+        </w:tc>
+        <w:tc>
+          <w:tcPr/>
+          <w:p>
+            <w:pPr>
+              <w:pStyle w:val="Compact"/>
+            </w:pPr>
+            <w:r>
+              <w:t xml:space="preserve">£25,000/yr</w:t>
+            </w:r>
+          </w:p>
+        </w:tc>
+        <w:tc>
+          <w:tcPr/>
+          <w:p>
+            <w:pPr>
+              <w:pStyle w:val="Compact"/>
+            </w:pPr>
+            <w:r>
+              <w:t xml:space="preserve">Year 3, contingent on 5+ paying universities</w:t>
+            </w:r>
+          </w:p>
+        </w:tc>
+        <w:tc>
+          <w:tcPr/>
+          <w:p>
+            <w:pPr>
+              <w:pStyle w:val="Compact"/>
+            </w:pPr>
+            <w:r>
+              <w:t xml:space="preserve">CMO (Dr Gerald Marfo)</w:t>
+            </w:r>
+          </w:p>
+        </w:tc>
+      </w:tr>
+      <w:tr>
+        <w:tc>
+          <w:tcPr/>
+          <w:p>
+            <w:pPr>
+              <w:pStyle w:val="Compact"/>
+            </w:pPr>
+            <w:r>
+              <w:t xml:space="preserve">4</w:t>
+            </w:r>
+          </w:p>
+        </w:tc>
+        <w:tc>
+          <w:tcPr/>
+          <w:p>
+            <w:pPr>
+              <w:pStyle w:val="Compact"/>
+            </w:pPr>
+            <w:r>
+              <w:t xml:space="preserve">Sales Lead</w:t>
+            </w:r>
+          </w:p>
+        </w:tc>
+        <w:tc>
+          <w:tcPr/>
+          <w:p>
+            <w:pPr>
+              <w:pStyle w:val="Compact"/>
+            </w:pPr>
+            <w:r>
+              <w:t xml:space="preserve">Full-time</w:t>
+            </w:r>
+          </w:p>
+        </w:tc>
+        <w:tc>
+          <w:tcPr/>
+          <w:p>
+            <w:pPr>
+              <w:pStyle w:val="Compact"/>
+            </w:pPr>
+            <w:r>
+              <w:t xml:space="preserve">£25,000/yr</w:t>
+            </w:r>
+          </w:p>
+        </w:tc>
+        <w:tc>
+          <w:tcPr/>
+          <w:p>
+            <w:pPr>
+              <w:pStyle w:val="Compact"/>
+            </w:pPr>
+            <w:r>
+              <w:t xml:space="preserve">Year 3, contingent on 5+ paying universities</w:t>
+            </w:r>
+          </w:p>
+        </w:tc>
+        <w:tc>
+          <w:tcPr/>
+          <w:p>
+            <w:pPr>
+              <w:pStyle w:val="Compact"/>
+            </w:pPr>
+            <w:r>
+              <w:t xml:space="preserve">CEO (Yusuf Quadri)</w:t>
+            </w:r>
+          </w:p>
+        </w:tc>
+      </w:tr>
+      <w:tr>
+        <w:tc>
+          <w:tcPr/>
+          <w:p>
+            <w:pPr>
+              <w:pStyle w:val="Compact"/>
+            </w:pPr>
+            <w:r>
+              <w:t xml:space="preserve">5</w:t>
+            </w:r>
+          </w:p>
+        </w:tc>
+        <w:tc>
+          <w:tcPr/>
+          <w:p>
+            <w:pPr>
+              <w:pStyle w:val="Compact"/>
+            </w:pPr>
+            <w:r>
+              <w:t xml:space="preserve">Support Agent</w:t>
+            </w:r>
+          </w:p>
+        </w:tc>
+        <w:tc>
+          <w:tcPr/>
+          <w:p>
+            <w:pPr>
+              <w:pStyle w:val="Compact"/>
+            </w:pPr>
+            <w:r>
+              <w:t xml:space="preserve">Full-time</w:t>
+            </w:r>
+          </w:p>
+        </w:tc>
+        <w:tc>
+          <w:tcPr/>
+          <w:p>
+            <w:pPr>
+              <w:pStyle w:val="Compact"/>
+            </w:pPr>
+            <w:r>
+              <w:t xml:space="preserve">£25,000/yr</w:t>
+            </w:r>
+          </w:p>
+        </w:tc>
+        <w:tc>
+          <w:tcPr/>
+          <w:p>
+            <w:pPr>
+              <w:pStyle w:val="Compact"/>
+            </w:pPr>
+            <w:r>
+              <w:t xml:space="preserve">Year 3, contingent on 5+ paying universities</w:t>
+            </w:r>
+          </w:p>
+        </w:tc>
+        <w:tc>
+          <w:tcPr/>
+          <w:p>
+            <w:pPr>
+              <w:pStyle w:val="Compact"/>
+            </w:pPr>
+            <w:r>
+              <w:t xml:space="preserve">CEO (Yusuf Quadri)</w:t>
+            </w:r>
+          </w:p>
+        </w:tc>
+      </w:tr>
+    </w:tbl>
+    <w:p>
+      <w:pPr>
+        <w:pStyle w:val="BodyText"/>
+      </w:pPr>
+      <w:r>
+        <w:t xml:space="preserve">Each of the 5 roles is £25,000/yr, all full-time, hired in Year 3 once institutional revenue scales via pilot conversion (5+ paying universities) — meeting the settlement job-creation criterion’s average-salary threshold exactly. Mission and must-have detail for each role follows below.</w:t>
+      </w:r>
+    </w:p>
+    <w:bookmarkStart w:id="159" w:name="g.3.1-student-ambassador"/>
+    <w:p>
+      <w:pPr>
+        <w:pStyle w:val="Heading3"/>
+      </w:pPr>
+      <w:r>
+        <w:t xml:space="preserve">G.3.1 Student Ambassador</w:t>
+      </w:r>
+    </w:p>
+    <w:tbl>
+      <w:tblPr>
+        <w:tblStyle w:val="Table"/>
+        <w:tblW w:type="pct" w:w="5000"/>
+        <w:tblLayout w:type="fixed"/>
+        <w:tblLook w:firstRow="1" w:lastRow="0" w:firstColumn="0" w:lastColumn="0" w:noHBand="0" w:noVBand="0" w:val="0020"/>
+      </w:tblPr>
+      <w:tblGrid>
+        <w:gridCol w:w="3960"/>
+        <w:gridCol w:w="3960"/>
+      </w:tblGrid>
+      <w:tr>
+        <w:trPr>
+          <w:tblHeader w:val="on"/>
+        </w:trPr>
+        <w:tc>
+          <w:tcPr/>
+          <w:p>
+            <w:pPr>
+              <w:pStyle w:val="Compact"/>
+            </w:pPr>
+            <w:r>
+              <w:t xml:space="preserve">Field</w:t>
+            </w:r>
+          </w:p>
+        </w:tc>
+        <w:tc>
+          <w:tcPr/>
+          <w:p>
+            <w:pPr>
+              <w:pStyle w:val="Compact"/>
+            </w:pPr>
+            <w:r>
+              <w:t xml:space="preserve">Detail</w:t>
+            </w:r>
+          </w:p>
+        </w:tc>
+      </w:tr>
+      <w:tr>
+        <w:tc>
+          <w:tcPr/>
+          <w:p>
+            <w:pPr>
+              <w:pStyle w:val="Compact"/>
+            </w:pPr>
+            <w:r>
+              <w:t xml:space="preserve">Mission</w:t>
+            </w:r>
+          </w:p>
+        </w:tc>
+        <w:tc>
+          <w:tcPr/>
+          <w:p>
+            <w:pPr>
+              <w:pStyle w:val="Compact"/>
+            </w:pPr>
+            <w:r>
+              <w:t xml:space="preserve">Drive on-campus adoption at partner universities — represent DEQUAD at freshers’ fairs, SU events and society meetups; run peer referral pushes; feed student feedback back into the product roadmap</w:t>
+            </w:r>
+          </w:p>
+        </w:tc>
+      </w:tr>
+      <w:tr>
+        <w:tc>
+          <w:tcPr/>
+          <w:p>
+            <w:pPr>
+              <w:pStyle w:val="Compact"/>
+            </w:pPr>
+            <w:r>
+              <w:t xml:space="preserve">Must-have</w:t>
+            </w:r>
+          </w:p>
+        </w:tc>
+        <w:tc>
+          <w:tcPr/>
+          <w:p>
+            <w:pPr>
+              <w:pStyle w:val="Compact"/>
+            </w:pPr>
+            <w:r>
+              <w:t xml:space="preserve">Current student or recent graduate of a UK university; prior involvement in SU, society or student-rep leadership preferred; comfortable representing the brand in person on campus</w:t>
+            </w:r>
+          </w:p>
+        </w:tc>
+      </w:tr>
+    </w:tbl>
+    <w:bookmarkEnd w:id="159"/>
+    <w:bookmarkStart w:id="160" w:name="g.3.2-social-media-manager"/>
+    <w:p>
+      <w:pPr>
+        <w:pStyle w:val="Heading3"/>
+      </w:pPr>
+      <w:r>
+        <w:t xml:space="preserve">G.3.2 Social Media Manager</w:t>
+      </w:r>
+    </w:p>
+    <w:tbl>
+      <w:tblPr>
+        <w:tblStyle w:val="Table"/>
+        <w:tblW w:type="pct" w:w="5000"/>
+        <w:tblLayout w:type="fixed"/>
+        <w:tblLook w:firstRow="1" w:lastRow="0" w:firstColumn="0" w:lastColumn="0" w:noHBand="0" w:noVBand="0" w:val="0020"/>
+      </w:tblPr>
+      <w:tblGrid>
+        <w:gridCol w:w="3960"/>
+        <w:gridCol w:w="3960"/>
+      </w:tblGrid>
+      <w:tr>
+        <w:trPr>
+          <w:tblHeader w:val="on"/>
+        </w:trPr>
+        <w:tc>
+          <w:tcPr/>
+          <w:p>
+            <w:pPr>
+              <w:pStyle w:val="Compact"/>
+            </w:pPr>
+            <w:r>
+              <w:t xml:space="preserve">Field</w:t>
+            </w:r>
+          </w:p>
+        </w:tc>
+        <w:tc>
+          <w:tcPr/>
+          <w:p>
+            <w:pPr>
+              <w:pStyle w:val="Compact"/>
+            </w:pPr>
+            <w:r>
+              <w:t xml:space="preserve">Detail</w:t>
+            </w:r>
+          </w:p>
+        </w:tc>
+      </w:tr>
+      <w:tr>
+        <w:tc>
+          <w:tcPr/>
+          <w:p>
+            <w:pPr>
+              <w:pStyle w:val="Compact"/>
+            </w:pPr>
+            <w:r>
+              <w:t xml:space="preserve">Mission</w:t>
+            </w:r>
+          </w:p>
+        </w:tc>
+        <w:tc>
+          <w:tcPr/>
+          <w:p>
+            <w:pPr>
+              <w:pStyle w:val="Compact"/>
+            </w:pPr>
+            <w:r>
+              <w:t xml:space="preserve">Own DEQUAD’s organic and paid social presence (Instagram, TikTok, LinkedIn) to drive premium subscriber growth and brand awareness among UK students; plan the content calendar around each partner university’s rollout</w:t>
+            </w:r>
+          </w:p>
+        </w:tc>
+      </w:tr>
+      <w:tr>
+        <w:tc>
+          <w:tcPr/>
+          <w:p>
+            <w:pPr>
+              <w:pStyle w:val="Compact"/>
+            </w:pPr>
+            <w:r>
+              <w:t xml:space="preserve">Must-have</w:t>
+            </w:r>
+          </w:p>
+        </w:tc>
+        <w:tc>
+          <w:tcPr/>
+          <w:p>
+            <w:pPr>
+              <w:pStyle w:val="Compact"/>
+            </w:pPr>
+            <w:r>
+              <w:t xml:space="preserve">Proven social media management experience, ideally with a consumer or student-facing brand; content creation and platform-analytics skills</w:t>
+            </w:r>
+          </w:p>
+        </w:tc>
+      </w:tr>
+    </w:tbl>
+    <w:bookmarkEnd w:id="160"/>
+    <w:bookmarkStart w:id="161" w:name="g.3.3-marketing-intern"/>
+    <w:p>
+      <w:pPr>
+        <w:pStyle w:val="Heading3"/>
+      </w:pPr>
+      <w:r>
+        <w:t xml:space="preserve">G.3.3 Marketing Intern</w:t>
+      </w:r>
+    </w:p>
+    <w:tbl>
+      <w:tblPr>
+        <w:tblStyle w:val="Table"/>
+        <w:tblW w:type="pct" w:w="5000"/>
+        <w:tblLayout w:type="fixed"/>
+        <w:tblLook w:firstRow="1" w:lastRow="0" w:firstColumn="0" w:lastColumn="0" w:noHBand="0" w:noVBand="0" w:val="0020"/>
+      </w:tblPr>
+      <w:tblGrid>
+        <w:gridCol w:w="3960"/>
+        <w:gridCol w:w="3960"/>
+      </w:tblGrid>
+      <w:tr>
+        <w:trPr>
+          <w:tblHeader w:val="on"/>
+        </w:trPr>
+        <w:tc>
+          <w:tcPr/>
+          <w:p>
+            <w:pPr>
+              <w:pStyle w:val="Compact"/>
+            </w:pPr>
+            <w:r>
+              <w:t xml:space="preserve">Field</w:t>
+            </w:r>
+          </w:p>
+        </w:tc>
+        <w:tc>
+          <w:tcPr/>
+          <w:p>
+            <w:pPr>
+              <w:pStyle w:val="Compact"/>
+            </w:pPr>
+            <w:r>
+              <w:t xml:space="preserve">Detail</w:t>
+            </w:r>
+          </w:p>
+        </w:tc>
+      </w:tr>
+      <w:tr>
+        <w:tc>
+          <w:tcPr/>
+          <w:p>
+            <w:pPr>
+              <w:pStyle w:val="Compact"/>
+            </w:pPr>
+            <w:r>
+              <w:t xml:space="preserve">Mission</w:t>
+            </w:r>
+          </w:p>
+        </w:tc>
+        <w:tc>
+          <w:tcPr/>
+          <w:p>
+            <w:pPr>
+              <w:pStyle w:val="Compact"/>
+            </w:pPr>
+            <w:r>
+              <w:t xml:space="preserve">Support the Social Media Manager and CMO with content production, campus marketing collateral and campaign execution across partner universities</w:t>
+            </w:r>
+          </w:p>
+        </w:tc>
+      </w:tr>
+      <w:tr>
+        <w:tc>
+          <w:tcPr/>
+          <w:p>
+            <w:pPr>
+              <w:pStyle w:val="Compact"/>
+            </w:pPr>
+            <w:r>
+              <w:t xml:space="preserve">Must-have</w:t>
+            </w:r>
+          </w:p>
+        </w:tc>
+        <w:tc>
+          <w:tcPr/>
+          <w:p>
+            <w:pPr>
+              <w:pStyle w:val="Compact"/>
+            </w:pPr>
+            <w:r>
+              <w:t xml:space="preserve">Marketing, digital media or related degree/coursework; strong writing and basic design skills; based in or able to work from London</w:t>
+            </w:r>
+          </w:p>
+        </w:tc>
+      </w:tr>
+    </w:tbl>
+    <w:bookmarkEnd w:id="161"/>
+    <w:bookmarkStart w:id="162" w:name="g.3.4-sales-lead"/>
+    <w:p>
+      <w:pPr>
+        <w:pStyle w:val="Heading3"/>
+      </w:pPr>
+      <w:r>
+        <w:t xml:space="preserve">G.3.4 Sales Lead</w:t>
+      </w:r>
+    </w:p>
+    <w:tbl>
+      <w:tblPr>
+        <w:tblStyle w:val="Table"/>
+        <w:tblW w:type="pct" w:w="5000"/>
+        <w:tblLayout w:type="fixed"/>
+        <w:tblLook w:firstRow="1" w:lastRow="0" w:firstColumn="0" w:lastColumn="0" w:noHBand="0" w:noVBand="0" w:val="0020"/>
+      </w:tblPr>
+      <w:tblGrid>
+        <w:gridCol w:w="3960"/>
+        <w:gridCol w:w="3960"/>
+      </w:tblGrid>
+      <w:tr>
+        <w:trPr>
+          <w:tblHeader w:val="on"/>
+        </w:trPr>
+        <w:tc>
+          <w:tcPr/>
+          <w:p>
+            <w:pPr>
+              <w:pStyle w:val="Compact"/>
+            </w:pPr>
+            <w:r>
+              <w:t xml:space="preserve">Field</w:t>
+            </w:r>
+          </w:p>
+        </w:tc>
+        <w:tc>
+          <w:tcPr/>
+          <w:p>
+            <w:pPr>
+              <w:pStyle w:val="Compact"/>
+            </w:pPr>
+            <w:r>
+              <w:t xml:space="preserve">Detail</w:t>
+            </w:r>
+          </w:p>
+        </w:tc>
+      </w:tr>
+      <w:tr>
+        <w:tc>
+          <w:tcPr/>
+          <w:p>
+            <w:pPr>
+              <w:pStyle w:val="Compact"/>
+            </w:pPr>
+            <w:r>
+              <w:t xml:space="preserve">Mission</w:t>
+            </w:r>
+          </w:p>
+        </w:tc>
+        <w:tc>
+          <w:tcPr/>
+          <w:p>
+            <w:pPr>
+              <w:pStyle w:val="Compact"/>
+            </w:pPr>
+            <w:r>
+              <w:t xml:space="preserve">Own the institutional sales pipeline end-to-end — lead generation, outreach, and closing paid university and NHS ICB contracts; manage each account from pilot conversion through renewal</w:t>
+            </w:r>
+          </w:p>
+        </w:tc>
+      </w:tr>
+      <w:tr>
+        <w:tc>
+          <w:tcPr/>
+          <w:p>
+            <w:pPr>
+              <w:pStyle w:val="Compact"/>
+            </w:pPr>
+            <w:r>
+              <w:t xml:space="preserve">Must-have</w:t>
+            </w:r>
+          </w:p>
+        </w:tc>
+        <w:tc>
+          <w:tcPr/>
+          <w:p>
+            <w:pPr>
+              <w:pStyle w:val="Compact"/>
+            </w:pPr>
+            <w:r>
+              <w:t xml:space="preserve">B2B/enterprise sales experience, ideally in EdTech, higher education or public-sector software; able to run a full sales cycle independently</w:t>
+            </w:r>
+          </w:p>
+        </w:tc>
+      </w:tr>
+    </w:tbl>
+    <w:bookmarkEnd w:id="162"/>
+    <w:bookmarkStart w:id="163" w:name="g.3.5-support-agent"/>
+    <w:p>
+      <w:pPr>
+        <w:pStyle w:val="Heading3"/>
+      </w:pPr>
+      <w:r>
+        <w:t xml:space="preserve">G.3.5 Support Agent</w:t>
+      </w:r>
+    </w:p>
+    <w:tbl>
+      <w:tblPr>
+        <w:tblStyle w:val="Table"/>
+        <w:tblW w:type="pct" w:w="5000"/>
+        <w:tblLayout w:type="fixed"/>
+        <w:tblLook w:firstRow="1" w:lastRow="0" w:firstColumn="0" w:lastColumn="0" w:noHBand="0" w:noVBand="0" w:val="0020"/>
+      </w:tblPr>
+      <w:tblGrid>
+        <w:gridCol w:w="3960"/>
+        <w:gridCol w:w="3960"/>
+      </w:tblGrid>
+      <w:tr>
+        <w:trPr>
+          <w:tblHeader w:val="on"/>
+        </w:trPr>
+        <w:tc>
+          <w:tcPr/>
+          <w:p>
+            <w:pPr>
+              <w:pStyle w:val="Compact"/>
+            </w:pPr>
+            <w:r>
+              <w:t xml:space="preserve">Field</w:t>
+            </w:r>
+          </w:p>
+        </w:tc>
+        <w:tc>
+          <w:tcPr/>
+          <w:p>
+            <w:pPr>
+              <w:pStyle w:val="Compact"/>
+            </w:pPr>
+            <w:r>
+              <w:t xml:space="preserve">Detail</w:t>
+            </w:r>
+          </w:p>
+        </w:tc>
+      </w:tr>
+      <w:tr>
+        <w:tc>
+          <w:tcPr/>
+          <w:p>
+            <w:pPr>
+              <w:pStyle w:val="Compact"/>
+            </w:pPr>
+            <w:r>
+              <w:t xml:space="preserve">Mission</w:t>
+            </w:r>
+          </w:p>
+        </w:tc>
+        <w:tc>
+          <w:tcPr/>
+          <w:p>
+            <w:pPr>
+              <w:pStyle w:val="Compact"/>
+            </w:pPr>
+            <w:r>
+              <w:t xml:space="preserve">Front-line support for students and university admins via in-app chat and email; triage non-safeguarding queries directly and escalate safeguarding-relevant issues to the Safeguarding &amp; Trust Lead per the existing escalation pathway</w:t>
+            </w:r>
+          </w:p>
+        </w:tc>
+      </w:tr>
+      <w:tr>
+        <w:tc>
+          <w:tcPr/>
+          <w:p>
+            <w:pPr>
+              <w:pStyle w:val="Compact"/>
+            </w:pPr>
+            <w:r>
+              <w:t xml:space="preserve">Must-have</w:t>
+            </w:r>
+          </w:p>
+        </w:tc>
+        <w:tc>
+          <w:tcPr/>
+          <w:p>
+            <w:pPr>
+              <w:pStyle w:val="Compact"/>
+            </w:pPr>
+            <w:r>
+              <w:t xml:space="preserve">Prior customer support experience; empathetic, clear written communication; completes DEQUAD’s safeguarding awareness training within the first month</w:t>
+            </w:r>
+          </w:p>
+        </w:tc>
+      </w:tr>
+    </w:tbl>
+    <w:p>
+      <w:pPr>
+        <w:pStyle w:val="BodyText"/>
+      </w:pPr>
+      <w:r>
+        <w:rPr>
+          <w:i/>
+          <w:iCs/>
+        </w:rPr>
+        <w:t xml:space="preserve">These five job descriptions are a first draft for review — mission and must-have detail is not yet finalised or presented as committed.</w:t>
+      </w:r>
+    </w:p>
+    <w:bookmarkEnd w:id="163"/>
+    <w:bookmarkEnd w:id="164"/>
+    <w:bookmarkStart w:id="165" w:name="Xbf22a909b866b64e3d8718750e6e43ccc3b4759"/>
+    <w:p>
+      <w:pPr>
+        <w:pStyle w:val="Heading2"/>
+      </w:pPr>
+      <w:r>
+        <w:t xml:space="preserve">G.4 Further roles beyond the job-creation target — not part of this plan</w:t>
+      </w:r>
+    </w:p>
+    <w:p>
+      <w:pPr>
+        <w:pStyle w:val="FirstParagraph"/>
+      </w:pPr>
+      <w:r>
+        <w:t xml:space="preserve">Any hiring beyond the 5-hire job-creation target above is a longer-term ambition, not a commitment. It would only happen if institutional revenue significantly exceeds even the upside case, or if a future funding round is raised — neither of which is assumed here.</w:t>
+      </w:r>
+    </w:p>
+    <w:p>
+      <w:r>
+        <w:pict>
+          <v:rect style="width:0;height:1.5pt" o:hralign="center" o:hrstd="t" o:hr="t"/>
+        </w:pict>
+      </w:r>
+    </w:p>
+    <w:bookmarkEnd w:id="165"/>
+    <w:bookmarkStart w:id="166" w:name="X96ac1b9f44ee6ffd30e9cad1867b7bdce0e1d46"/>
+    <w:p>
+      <w:pPr>
+        <w:pStyle w:val="Heading2"/>
+      </w:pPr>
+      <w:r>
+        <w:t xml:space="preserve">G.5 Diversity, equality, and inclusion commitments</w:t>
+      </w:r>
+    </w:p>
+    <w:p>
+      <w:pPr>
+        <w:pStyle w:val="FirstParagraph"/>
+      </w:pPr>
+      <w:r>
+        <w:t xml:space="preserve">Even at this small scale, DEQUAD commits to:</w:t>
+      </w:r>
+    </w:p>
+    <w:p>
+      <w:pPr>
+        <w:pStyle w:val="Compact"/>
+        <w:numPr>
+          <w:ilvl w:val="0"/>
+          <w:numId w:val="1038"/>
+        </w:numPr>
+      </w:pPr>
+      <w:r>
         <w:rPr>
           <w:b/>
           <w:bCs/>
@@ -29158,7 +30360,7 @@
         <w:t xml:space="preserve"> </w:t>
       </w:r>
       <w:r>
-        <w:t xml:space="preserve">for the Y3 hire on at least two channels for at least 14 days before any offer.</w:t>
+        <w:t xml:space="preserve">for each Y3 hire on at least two channels for at least 14 days before any offer.</w:t>
       </w:r>
     </w:p>
     <w:p>
@@ -29166,7 +30368,7 @@
         <w:pStyle w:val="Compact"/>
         <w:numPr>
           <w:ilvl w:val="0"/>
-          <w:numId w:val="1037"/>
+          <w:numId w:val="1038"/>
         </w:numPr>
       </w:pPr>
       <w:r>
@@ -29188,7 +30390,7 @@
         <w:pStyle w:val="Compact"/>
         <w:numPr>
           <w:ilvl w:val="0"/>
-          <w:numId w:val="1037"/>
+          <w:numId w:val="1038"/>
         </w:numPr>
       </w:pPr>
       <w:r>
@@ -29204,7 +30406,7 @@
         <w:pStyle w:val="Compact"/>
         <w:numPr>
           <w:ilvl w:val="0"/>
-          <w:numId w:val="1037"/>
+          <w:numId w:val="1038"/>
         </w:numPr>
       </w:pPr>
       <w:r>
@@ -29226,7 +30428,7 @@
         <w:pStyle w:val="Compact"/>
         <w:numPr>
           <w:ilvl w:val="0"/>
-          <w:numId w:val="1037"/>
+          <w:numId w:val="1038"/>
         </w:numPr>
       </w:pPr>
       <w:r>
@@ -29250,9 +30452,9 @@
         </w:pict>
       </w:r>
     </w:p>
-    <w:bookmarkEnd w:id="160"/>
-    <w:bookmarkEnd w:id="161"/>
-    <w:bookmarkStart w:id="171" w:name="X24989954b61eee74b7802fb6c44540b28e9ba61"/>
+    <w:bookmarkEnd w:id="166"/>
+    <w:bookmarkEnd w:id="167"/>
+    <w:bookmarkStart w:id="177" w:name="X24989954b61eee74b7802fb6c44540b28e9ba61"/>
     <w:p>
       <w:pPr>
         <w:pStyle w:val="Heading1"/>
@@ -29296,7 +30498,7 @@
         </w:pict>
       </w:r>
     </w:p>
-    <w:bookmarkStart w:id="162" w:name="template-letter-of-interest"/>
+    <w:bookmarkStart w:id="168" w:name="template-letter-of-interest"/>
     <w:p>
       <w:pPr>
         <w:pStyle w:val="Heading2"/>
@@ -29419,8 +30621,8 @@
         <w:t xml:space="preserve">to confirm our institutional interest in piloting the DEQUAD platform (developed by DEQUAD Ltd, co-founded by Yusuf Quadri — formerly Bedfordshire SU President 2021–2023 — and Yusuff Adeagbo, CTO) during academic year 2026/27.</w:t>
       </w:r>
     </w:p>
-    <w:bookmarkEnd w:id="162"/>
-    <w:bookmarkStart w:id="163" w:name="background"/>
+    <w:bookmarkEnd w:id="168"/>
+    <w:bookmarkStart w:id="169" w:name="background"/>
     <w:p>
       <w:pPr>
         <w:pStyle w:val="Heading2"/>
@@ -29517,8 +30719,8 @@
         <w:t xml:space="preserve">weeks.</w:t>
       </w:r>
     </w:p>
-    <w:bookmarkEnd w:id="163"/>
-    <w:bookmarkStart w:id="164" w:name="why-we-are-interested-in-dequad"/>
+    <w:bookmarkEnd w:id="169"/>
+    <w:bookmarkStart w:id="170" w:name="why-we-are-interested-in-dequad"/>
     <w:p>
       <w:pPr>
         <w:pStyle w:val="Heading2"/>
@@ -29539,7 +30741,7 @@
       <w:pPr>
         <w:numPr>
           <w:ilvl w:val="0"/>
-          <w:numId w:val="1038"/>
+          <w:numId w:val="1039"/>
         </w:numPr>
       </w:pPr>
       <w:r>
@@ -29560,7 +30762,7 @@
       <w:pPr>
         <w:numPr>
           <w:ilvl w:val="0"/>
-          <w:numId w:val="1038"/>
+          <w:numId w:val="1039"/>
         </w:numPr>
       </w:pPr>
       <w:r>
@@ -29581,7 +30783,7 @@
       <w:pPr>
         <w:numPr>
           <w:ilvl w:val="0"/>
-          <w:numId w:val="1038"/>
+          <w:numId w:val="1039"/>
         </w:numPr>
       </w:pPr>
       <w:r>
@@ -29610,8 +30812,8 @@
         <w:t xml:space="preserve">framework.</w:t>
       </w:r>
     </w:p>
-    <w:bookmarkEnd w:id="164"/>
-    <w:bookmarkStart w:id="165" w:name="X2f77b9d19262960284091a47a6f071c528b43d3"/>
+    <w:bookmarkEnd w:id="170"/>
+    <w:bookmarkStart w:id="171" w:name="X2f77b9d19262960284091a47a6f071c528b43d3"/>
     <w:p>
       <w:pPr>
         <w:pStyle w:val="Heading2"/>
@@ -29676,8 +30878,8 @@
         <w:t xml:space="preserve">during academic year 2026/27, with full-cohort rollout subject to pilot outcomes.</w:t>
       </w:r>
     </w:p>
-    <w:bookmarkEnd w:id="165"/>
-    <w:bookmarkStart w:id="166" w:name="indicative-pricing-acceptance"/>
+    <w:bookmarkEnd w:id="171"/>
+    <w:bookmarkStart w:id="172" w:name="indicative-pricing-acceptance"/>
     <w:p>
       <w:pPr>
         <w:pStyle w:val="Heading2"/>
@@ -29710,8 +30912,8 @@
         <w:t xml:space="preserve">discussed with the DEQUAD team is within the indicative range we have allocated for digital-wellbeing tooling in the 2026/27 budget cycle.</w:t>
       </w:r>
     </w:p>
-    <w:bookmarkEnd w:id="166"/>
-    <w:bookmarkStart w:id="167" w:name="no-commitment-at-this-stage"/>
+    <w:bookmarkEnd w:id="172"/>
+    <w:bookmarkStart w:id="173" w:name="no-commitment-at-this-stage"/>
     <w:p>
       <w:pPr>
         <w:pStyle w:val="Heading2"/>
@@ -29728,8 +30930,8 @@
         <w:t xml:space="preserve">This letter is a statement of interest only and does not constitute a procurement decision, contractual commitment, or financial obligation by [University Name]. Any binding commitment will follow our standard procurement, legal, and DPIA processes.</w:t>
       </w:r>
     </w:p>
-    <w:bookmarkEnd w:id="167"/>
-    <w:bookmarkStart w:id="168" w:name="contact"/>
+    <w:bookmarkEnd w:id="173"/>
+    <w:bookmarkStart w:id="174" w:name="contact"/>
     <w:p>
       <w:pPr>
         <w:pStyle w:val="Heading2"/>
@@ -29808,8 +31010,8 @@
         </w:pict>
       </w:r>
     </w:p>
-    <w:bookmarkEnd w:id="168"/>
-    <w:bookmarkStart w:id="169" w:name="letters-received-to-date"/>
+    <w:bookmarkEnd w:id="174"/>
+    <w:bookmarkStart w:id="175" w:name="letters-received-to-date"/>
     <w:p>
       <w:pPr>
         <w:pStyle w:val="Heading2"/>
@@ -30042,8 +31244,8 @@
         </w:pict>
       </w:r>
     </w:p>
-    <w:bookmarkEnd w:id="169"/>
-    <w:bookmarkStart w:id="170" w:name="notes-for-ukes-assessor"/>
+    <w:bookmarkEnd w:id="175"/>
+    <w:bookmarkStart w:id="176" w:name="notes-for-ukes-assessor"/>
     <w:p>
       <w:pPr>
         <w:pStyle w:val="Heading2"/>
@@ -30065,7 +31267,7 @@
         <w:pStyle w:val="Compact"/>
         <w:numPr>
           <w:ilvl w:val="0"/>
-          <w:numId w:val="1039"/>
+          <w:numId w:val="1040"/>
         </w:numPr>
       </w:pPr>
       <w:r>
@@ -30077,7 +31279,7 @@
         <w:pStyle w:val="Compact"/>
         <w:numPr>
           <w:ilvl w:val="0"/>
-          <w:numId w:val="1039"/>
+          <w:numId w:val="1040"/>
         </w:numPr>
       </w:pPr>
       <w:r>
@@ -30089,7 +31291,7 @@
         <w:pStyle w:val="Compact"/>
         <w:numPr>
           <w:ilvl w:val="0"/>
-          <w:numId w:val="1039"/>
+          <w:numId w:val="1040"/>
         </w:numPr>
       </w:pPr>
       <w:r>
@@ -30101,7 +31303,7 @@
         <w:pStyle w:val="Compact"/>
         <w:numPr>
           <w:ilvl w:val="0"/>
-          <w:numId w:val="1039"/>
+          <w:numId w:val="1040"/>
         </w:numPr>
       </w:pPr>
       <w:r>
@@ -30140,9 +31342,9 @@
         </w:pict>
       </w:r>
     </w:p>
-    <w:bookmarkEnd w:id="170"/>
-    <w:bookmarkEnd w:id="171"/>
-    <w:bookmarkStart w:id="181" w:name="X25c353eadfdaa9c1e611e23124b368bf3fe1fa4"/>
+    <w:bookmarkEnd w:id="176"/>
+    <w:bookmarkEnd w:id="177"/>
+    <w:bookmarkStart w:id="187" w:name="X25c353eadfdaa9c1e611e23124b368bf3fe1fa4"/>
     <w:p>
       <w:pPr>
         <w:pStyle w:val="Heading1"/>
@@ -30224,7 +31426,7 @@
         </w:pict>
       </w:r>
     </w:p>
-    <w:bookmarkStart w:id="172" w:name="i.1-purpose"/>
+    <w:bookmarkStart w:id="178" w:name="i.1-purpose"/>
     <w:p>
       <w:pPr>
         <w:pStyle w:val="Heading2"/>
@@ -30278,8 +31480,8 @@
         </w:pict>
       </w:r>
     </w:p>
-    <w:bookmarkEnd w:id="172"/>
-    <w:bookmarkStart w:id="173" w:name="X95881e805ecea25cd1e453a018a160eae50feb1"/>
+    <w:bookmarkEnd w:id="178"/>
+    <w:bookmarkStart w:id="179" w:name="X95881e805ecea25cd1e453a018a160eae50feb1"/>
     <w:p>
       <w:pPr>
         <w:pStyle w:val="Heading2"/>
@@ -30544,8 +31746,8 @@
         </w:pict>
       </w:r>
     </w:p>
-    <w:bookmarkEnd w:id="173"/>
-    <w:bookmarkStart w:id="174" w:name="i.3-applicable-duties"/>
+    <w:bookmarkEnd w:id="179"/>
+    <w:bookmarkStart w:id="180" w:name="i.3-applicable-duties"/>
     <w:p>
       <w:pPr>
         <w:pStyle w:val="Heading2"/>
@@ -30968,8 +32170,8 @@
         </w:pict>
       </w:r>
     </w:p>
-    <w:bookmarkEnd w:id="174"/>
-    <w:bookmarkStart w:id="175" w:name="X2e21bab2c7cf0d3bcac4d3aed784286d0a6607e"/>
+    <w:bookmarkEnd w:id="180"/>
+    <w:bookmarkStart w:id="181" w:name="X2e21bab2c7cf0d3bcac4d3aed784286d0a6607e"/>
     <w:p>
       <w:pPr>
         <w:pStyle w:val="Heading2"/>
@@ -31587,8 +32789,8 @@
         </w:pict>
       </w:r>
     </w:p>
-    <w:bookmarkEnd w:id="175"/>
-    <w:bookmarkStart w:id="176" w:name="i.5-childrens-risk-assessment-summary"/>
+    <w:bookmarkEnd w:id="181"/>
+    <w:bookmarkStart w:id="182" w:name="i.5-childrens-risk-assessment-summary"/>
     <w:p>
       <w:pPr>
         <w:pStyle w:val="Heading2"/>
@@ -31625,7 +32827,7 @@
         <w:pStyle w:val="Compact"/>
         <w:numPr>
           <w:ilvl w:val="0"/>
-          <w:numId w:val="1040"/>
+          <w:numId w:val="1041"/>
         </w:numPr>
       </w:pPr>
       <w:r>
@@ -31637,7 +32839,7 @@
         <w:pStyle w:val="Compact"/>
         <w:numPr>
           <w:ilvl w:val="0"/>
-          <w:numId w:val="1040"/>
+          <w:numId w:val="1041"/>
         </w:numPr>
       </w:pPr>
       <w:r>
@@ -31822,8 +33024,8 @@
         </w:pict>
       </w:r>
     </w:p>
-    <w:bookmarkEnd w:id="176"/>
-    <w:bookmarkStart w:id="177" w:name="X3783973c29ffaa1be8607b18424f47f3a01e29a"/>
+    <w:bookmarkEnd w:id="182"/>
+    <w:bookmarkStart w:id="183" w:name="X3783973c29ffaa1be8607b18424f47f3a01e29a"/>
     <w:p>
       <w:pPr>
         <w:pStyle w:val="Heading2"/>
@@ -32032,8 +33234,8 @@
         </w:pict>
       </w:r>
     </w:p>
-    <w:bookmarkEnd w:id="177"/>
-    <w:bookmarkStart w:id="178" w:name="i.7-engagement-with-the-regulator-ofcom"/>
+    <w:bookmarkEnd w:id="183"/>
+    <w:bookmarkStart w:id="184" w:name="i.7-engagement-with-the-regulator-ofcom"/>
     <w:p>
       <w:pPr>
         <w:pStyle w:val="Heading2"/>
@@ -32184,8 +33386,8 @@
         </w:pict>
       </w:r>
     </w:p>
-    <w:bookmarkEnd w:id="178"/>
-    <w:bookmarkStart w:id="179" w:name="X952cf84d6c42d0c1b282cc79045ddf4b66df0a2"/>
+    <w:bookmarkEnd w:id="184"/>
+    <w:bookmarkStart w:id="185" w:name="X952cf84d6c42d0c1b282cc79045ddf4b66df0a2"/>
     <w:p>
       <w:pPr>
         <w:pStyle w:val="Heading2"/>
@@ -32207,7 +33409,7 @@
         <w:pStyle w:val="Compact"/>
         <w:numPr>
           <w:ilvl w:val="0"/>
-          <w:numId w:val="1041"/>
+          <w:numId w:val="1042"/>
         </w:numPr>
       </w:pPr>
       <w:r>
@@ -32219,7 +33421,7 @@
         <w:pStyle w:val="Compact"/>
         <w:numPr>
           <w:ilvl w:val="0"/>
-          <w:numId w:val="1041"/>
+          <w:numId w:val="1042"/>
         </w:numPr>
       </w:pPr>
       <w:r>
@@ -32231,7 +33433,7 @@
         <w:pStyle w:val="Compact"/>
         <w:numPr>
           <w:ilvl w:val="0"/>
-          <w:numId w:val="1041"/>
+          <w:numId w:val="1042"/>
         </w:numPr>
       </w:pPr>
       <w:r>
@@ -32243,7 +33445,7 @@
         <w:pStyle w:val="Compact"/>
         <w:numPr>
           <w:ilvl w:val="0"/>
-          <w:numId w:val="1041"/>
+          <w:numId w:val="1042"/>
         </w:numPr>
       </w:pPr>
       <w:r>
@@ -32255,7 +33457,7 @@
         <w:pStyle w:val="Compact"/>
         <w:numPr>
           <w:ilvl w:val="0"/>
-          <w:numId w:val="1041"/>
+          <w:numId w:val="1042"/>
         </w:numPr>
       </w:pPr>
       <w:r>
@@ -32267,7 +33469,7 @@
         <w:pStyle w:val="Compact"/>
         <w:numPr>
           <w:ilvl w:val="0"/>
-          <w:numId w:val="1041"/>
+          <w:numId w:val="1042"/>
         </w:numPr>
       </w:pPr>
       <w:r>
@@ -32279,7 +33481,7 @@
         <w:pStyle w:val="Compact"/>
         <w:numPr>
           <w:ilvl w:val="0"/>
-          <w:numId w:val="1041"/>
+          <w:numId w:val="1042"/>
         </w:numPr>
       </w:pPr>
       <w:r>
@@ -32317,8 +33519,8 @@
         </w:pict>
       </w:r>
     </w:p>
-    <w:bookmarkEnd w:id="179"/>
-    <w:bookmarkStart w:id="180" w:name="i.9-statement"/>
+    <w:bookmarkEnd w:id="185"/>
+    <w:bookmarkStart w:id="186" w:name="i.9-statement"/>
     <w:p>
       <w:pPr>
         <w:pStyle w:val="Heading2"/>
@@ -32388,9 +33590,9 @@
         </w:pict>
       </w:r>
     </w:p>
-    <w:bookmarkEnd w:id="180"/>
-    <w:bookmarkEnd w:id="181"/>
-    <w:bookmarkStart w:id="189" w:name="appendix-j-technology-architecture"/>
+    <w:bookmarkEnd w:id="186"/>
+    <w:bookmarkEnd w:id="187"/>
+    <w:bookmarkStart w:id="195" w:name="appendix-j-technology-architecture"/>
     <w:p>
       <w:pPr>
         <w:pStyle w:val="Heading1"/>
@@ -32426,7 +33628,7 @@
         </w:pict>
       </w:r>
     </w:p>
-    <w:bookmarkStart w:id="182" w:name="j.1-high-level-architecture-diagram"/>
+    <w:bookmarkStart w:id="188" w:name="j.1-high-level-architecture-diagram"/>
     <w:p>
       <w:pPr>
         <w:pStyle w:val="Heading2"/>
@@ -32905,8 +34107,8 @@
         <w:t xml:space="preserve">                                      └───────────────────┘</w:t>
       </w:r>
     </w:p>
-    <w:bookmarkEnd w:id="182"/>
-    <w:bookmarkStart w:id="183" w:name="j.2-component-table"/>
+    <w:bookmarkEnd w:id="188"/>
+    <w:bookmarkStart w:id="189" w:name="j.2-component-table"/>
     <w:p>
       <w:pPr>
         <w:pStyle w:val="Heading2"/>
@@ -33586,8 +34788,8 @@
         </w:tc>
       </w:tr>
     </w:tbl>
-    <w:bookmarkEnd w:id="183"/>
-    <w:bookmarkStart w:id="184" w:name="j.3-data-residency"/>
+    <w:bookmarkEnd w:id="189"/>
+    <w:bookmarkStart w:id="190" w:name="j.3-data-residency"/>
     <w:p>
       <w:pPr>
         <w:pStyle w:val="Heading2"/>
@@ -33632,8 +34834,8 @@
         <w:t xml:space="preserve">- OpenAI inference calls (only contain redacted, non-PII excerpts of support messages — see DPIA Appendix E §4.3).</w:t>
       </w:r>
     </w:p>
-    <w:bookmarkEnd w:id="184"/>
-    <w:bookmarkStart w:id="185" w:name="j.4-security-controls-implemented"/>
+    <w:bookmarkEnd w:id="190"/>
+    <w:bookmarkStart w:id="191" w:name="j.4-security-controls-implemented"/>
     <w:p>
       <w:pPr>
         <w:pStyle w:val="Heading2"/>
@@ -34017,8 +35219,8 @@
         </w:tc>
       </w:tr>
     </w:tbl>
-    <w:bookmarkEnd w:id="185"/>
-    <w:bookmarkStart w:id="186" w:name="j.5-scalability-headroom"/>
+    <w:bookmarkEnd w:id="191"/>
+    <w:bookmarkStart w:id="192" w:name="j.5-scalability-headroom"/>
     <w:p>
       <w:pPr>
         <w:pStyle w:val="Heading2"/>
@@ -34320,8 +35522,8 @@
         </w:tc>
       </w:tr>
     </w:tbl>
-    <w:bookmarkEnd w:id="186"/>
-    <w:bookmarkStart w:id="187" w:name="j.6-disaster-recovery-rto-rpo"/>
+    <w:bookmarkEnd w:id="192"/>
+    <w:bookmarkStart w:id="193" w:name="j.6-disaster-recovery-rto-rpo"/>
     <w:p>
       <w:pPr>
         <w:pStyle w:val="Heading2"/>
@@ -34540,8 +35742,8 @@
         <w:t xml:space="preserve">.</w:t>
       </w:r>
     </w:p>
-    <w:bookmarkEnd w:id="187"/>
-    <w:bookmarkStart w:id="188" w:name="j.7-roadmap-items-not-yet-built"/>
+    <w:bookmarkEnd w:id="193"/>
+    <w:bookmarkStart w:id="194" w:name="j.7-roadmap-items-not-yet-built"/>
     <w:p>
       <w:pPr>
         <w:pStyle w:val="Heading2"/>
@@ -34767,9 +35969,9 @@
         </w:pict>
       </w:r>
     </w:p>
-    <w:bookmarkEnd w:id="188"/>
-    <w:bookmarkEnd w:id="189"/>
-    <w:bookmarkStart w:id="194" w:name="appendix-k-product-screenshots-register"/>
+    <w:bookmarkEnd w:id="194"/>
+    <w:bookmarkEnd w:id="195"/>
+    <w:bookmarkStart w:id="200" w:name="appendix-k-product-screenshots-register"/>
     <w:p>
       <w:pPr>
         <w:pStyle w:val="Heading1"/>
@@ -34813,7 +36015,7 @@
         </w:pict>
       </w:r>
     </w:p>
-    <w:bookmarkStart w:id="190" w:name="k.1-live-application-access"/>
+    <w:bookmarkStart w:id="196" w:name="k.1-live-application-access"/>
     <w:p>
       <w:pPr>
         <w:pStyle w:val="Heading2"/>
@@ -35005,8 +36207,8 @@
         </w:tc>
       </w:tr>
     </w:tbl>
-    <w:bookmarkEnd w:id="190"/>
-    <w:bookmarkStart w:id="191" w:name="k.2-screenshot-register"/>
+    <w:bookmarkEnd w:id="196"/>
+    <w:bookmarkStart w:id="197" w:name="k.2-screenshot-register"/>
     <w:p>
       <w:pPr>
         <w:pStyle w:val="Heading2"/>
@@ -35837,8 +37039,8 @@
         </w:tc>
       </w:tr>
     </w:tbl>
-    <w:bookmarkEnd w:id="191"/>
-    <w:bookmarkStart w:id="192" w:name="k.3-where-the-images-live"/>
+    <w:bookmarkEnd w:id="197"/>
+    <w:bookmarkStart w:id="198" w:name="k.3-where-the-images-live"/>
     <w:p>
       <w:pPr>
         <w:pStyle w:val="Heading2"/>
@@ -35911,8 +37113,8 @@
         <w:t xml:space="preserve">└── K15_unread_badges.png</w:t>
       </w:r>
     </w:p>
-    <w:bookmarkEnd w:id="192"/>
-    <w:bookmarkStart w:id="193" w:name="k.4-how-to-capture-fresh-screenshots"/>
+    <w:bookmarkEnd w:id="198"/>
+    <w:bookmarkStart w:id="199" w:name="k.4-how-to-capture-fresh-screenshots"/>
     <w:p>
       <w:pPr>
         <w:pStyle w:val="Heading2"/>
@@ -36031,9 +37233,9 @@
         </w:pict>
       </w:r>
     </w:p>
-    <w:bookmarkEnd w:id="193"/>
-    <w:bookmarkEnd w:id="194"/>
-    <w:bookmarkStart w:id="201" w:name="dequad-risk-register"/>
+    <w:bookmarkEnd w:id="199"/>
+    <w:bookmarkEnd w:id="200"/>
+    <w:bookmarkStart w:id="207" w:name="dequad-risk-register"/>
     <w:p>
       <w:pPr>
         <w:pStyle w:val="Heading1"/>
@@ -36042,7 +37244,7 @@
         <w:t xml:space="preserve">DEQUAD — Risk Register</w:t>
       </w:r>
     </w:p>
-    <w:bookmarkStart w:id="195" w:name="Xda76c47a345ee1f3c13923041eb4d3a2cebd72c"/>
+    <w:bookmarkStart w:id="201" w:name="Xda76c47a345ee1f3c13923041eb4d3a2cebd72c"/>
     <w:p>
       <w:pPr>
         <w:pStyle w:val="Heading2"/>
@@ -36132,8 +37334,8 @@
         </w:pict>
       </w:r>
     </w:p>
-    <w:bookmarkEnd w:id="195"/>
-    <w:bookmarkStart w:id="196" w:name="how-the-scoring-works"/>
+    <w:bookmarkEnd w:id="201"/>
+    <w:bookmarkStart w:id="202" w:name="how-the-scoring-works"/>
     <w:p>
       <w:pPr>
         <w:pStyle w:val="Heading2"/>
@@ -36381,7 +37583,7 @@
         <w:pStyle w:val="Compact"/>
         <w:numPr>
           <w:ilvl w:val="0"/>
-          <w:numId w:val="1042"/>
+          <w:numId w:val="1043"/>
         </w:numPr>
       </w:pPr>
       <w:r>
@@ -36403,7 +37605,7 @@
         <w:pStyle w:val="Compact"/>
         <w:numPr>
           <w:ilvl w:val="0"/>
-          <w:numId w:val="1042"/>
+          <w:numId w:val="1043"/>
         </w:numPr>
       </w:pPr>
       <w:r>
@@ -36425,7 +37627,7 @@
         <w:pStyle w:val="Compact"/>
         <w:numPr>
           <w:ilvl w:val="0"/>
-          <w:numId w:val="1042"/>
+          <w:numId w:val="1043"/>
         </w:numPr>
       </w:pPr>
       <w:r>
@@ -36447,7 +37649,7 @@
         <w:pStyle w:val="Compact"/>
         <w:numPr>
           <w:ilvl w:val="0"/>
-          <w:numId w:val="1042"/>
+          <w:numId w:val="1043"/>
         </w:numPr>
       </w:pPr>
       <w:r>
@@ -36471,8 +37673,8 @@
         </w:pict>
       </w:r>
     </w:p>
-    <w:bookmarkEnd w:id="196"/>
-    <w:bookmarkStart w:id="197" w:name="risk-register"/>
+    <w:bookmarkEnd w:id="202"/>
+    <w:bookmarkStart w:id="203" w:name="risk-register"/>
     <w:p>
       <w:pPr>
         <w:pStyle w:val="Heading2"/>
@@ -38517,8 +39719,8 @@
         </w:pict>
       </w:r>
     </w:p>
-    <w:bookmarkEnd w:id="197"/>
-    <w:bookmarkStart w:id="198" w:name="risk-dashboard-year-1-focus"/>
+    <w:bookmarkEnd w:id="203"/>
+    <w:bookmarkStart w:id="204" w:name="risk-dashboard-year-1-focus"/>
     <w:p>
       <w:pPr>
         <w:pStyle w:val="Heading2"/>
@@ -38749,8 +39951,8 @@
         </w:pict>
       </w:r>
     </w:p>
-    <w:bookmarkEnd w:id="198"/>
-    <w:bookmarkStart w:id="199" w:name="risks-accepted"/>
+    <w:bookmarkEnd w:id="204"/>
+    <w:bookmarkStart w:id="205" w:name="risks-accepted"/>
     <w:p>
       <w:pPr>
         <w:pStyle w:val="Heading2"/>
@@ -38772,7 +39974,7 @@
         <w:pStyle w:val="Compact"/>
         <w:numPr>
           <w:ilvl w:val="0"/>
-          <w:numId w:val="1043"/>
+          <w:numId w:val="1044"/>
         </w:numPr>
       </w:pPr>
       <w:r>
@@ -38794,7 +39996,7 @@
         <w:pStyle w:val="Compact"/>
         <w:numPr>
           <w:ilvl w:val="0"/>
-          <w:numId w:val="1043"/>
+          <w:numId w:val="1044"/>
         </w:numPr>
       </w:pPr>
       <w:r>
@@ -38816,7 +40018,7 @@
         <w:pStyle w:val="Compact"/>
         <w:numPr>
           <w:ilvl w:val="0"/>
-          <w:numId w:val="1043"/>
+          <w:numId w:val="1044"/>
         </w:numPr>
       </w:pPr>
       <w:r>
@@ -38840,8 +40042,8 @@
         </w:pict>
       </w:r>
     </w:p>
-    <w:bookmarkEnd w:id="199"/>
-    <w:bookmarkStart w:id="200" w:name="governance"/>
+    <w:bookmarkEnd w:id="205"/>
+    <w:bookmarkStart w:id="206" w:name="governance"/>
     <w:p>
       <w:pPr>
         <w:pStyle w:val="Heading2"/>
@@ -38855,7 +40057,7 @@
         <w:pStyle w:val="Compact"/>
         <w:numPr>
           <w:ilvl w:val="0"/>
-          <w:numId w:val="1044"/>
+          <w:numId w:val="1045"/>
         </w:numPr>
       </w:pPr>
       <w:r>
@@ -38877,7 +40079,7 @@
         <w:pStyle w:val="Compact"/>
         <w:numPr>
           <w:ilvl w:val="0"/>
-          <w:numId w:val="1044"/>
+          <w:numId w:val="1045"/>
         </w:numPr>
       </w:pPr>
       <w:r>
@@ -38899,7 +40101,7 @@
         <w:pStyle w:val="Compact"/>
         <w:numPr>
           <w:ilvl w:val="0"/>
-          <w:numId w:val="1044"/>
+          <w:numId w:val="1045"/>
         </w:numPr>
       </w:pPr>
       <w:r>
@@ -38942,9 +40144,9 @@
         </w:pict>
       </w:r>
     </w:p>
-    <w:bookmarkEnd w:id="200"/>
-    <w:bookmarkEnd w:id="201"/>
-    <w:bookmarkStart w:id="240" w:name="dequad-decision-maker-brief"/>
+    <w:bookmarkEnd w:id="206"/>
+    <w:bookmarkEnd w:id="207"/>
+    <w:bookmarkStart w:id="246" w:name="dequad-decision-maker-brief"/>
     <w:p>
       <w:pPr>
         <w:pStyle w:val="Heading1"/>
@@ -38953,7 +40155,7 @@
         <w:t xml:space="preserve">DEQUAD — Decision-Maker Brief</w:t>
       </w:r>
     </w:p>
-    <w:bookmarkStart w:id="202" w:name="X53c4da12b7abf180d1300a6f57fc2f7621d21d3"/>
+    <w:bookmarkStart w:id="208" w:name="X53c4da12b7abf180d1300a6f57fc2f7621d21d3"/>
     <w:p>
       <w:pPr>
         <w:pStyle w:val="Heading2"/>
@@ -39017,8 +40219,8 @@
         </w:pict>
       </w:r>
     </w:p>
-    <w:bookmarkEnd w:id="202"/>
-    <w:bookmarkStart w:id="203" w:name="at-a-glance"/>
+    <w:bookmarkEnd w:id="208"/>
+    <w:bookmarkStart w:id="209" w:name="at-a-glance"/>
     <w:p>
       <w:pPr>
         <w:pStyle w:val="Heading2"/>
@@ -39582,7 +40784,23 @@
               <w:pStyle w:val="Compact"/>
             </w:pPr>
             <w:r>
-              <w:t xml:space="preserve">2 (unpaid founders) → 2 (unpaid founders) → 3 people / c.2.5 FTE, entirely self-funded</w:t>
+              <w:t xml:space="preserve">Base case: 2 (unpaid founders) → 2 (unpaid founders) → 3 people / c.2.5 FTE, entirely self-funded.</w:t>
+            </w:r>
+            <w:r>
+              <w:t xml:space="preserve"> </w:t>
+            </w:r>
+            <w:r>
+              <w:rPr>
+                <w:b/>
+                <w:bCs/>
+              </w:rPr>
+              <w:t xml:space="preserve">Job-creation target:</w:t>
+            </w:r>
+            <w:r>
+              <w:t xml:space="preserve"> </w:t>
+            </w:r>
+            <w:r>
+              <w:t xml:space="preserve">7 people (5 full-time hires, avg. £25,000/yr, each 12+ months) once revenue scales after pilot conversion — meets the Innovator Founder settlement job-creation criterion</w:t>
             </w:r>
           </w:p>
         </w:tc>
@@ -39663,8 +40881,8 @@
         </w:pict>
       </w:r>
     </w:p>
-    <w:bookmarkEnd w:id="203"/>
-    <w:bookmarkStart w:id="204" w:name="page-1-the-60-second-pitch"/>
+    <w:bookmarkEnd w:id="209"/>
+    <w:bookmarkStart w:id="210" w:name="page-1-the-60-second-pitch"/>
     <w:p>
       <w:pPr>
         <w:pStyle w:val="Heading2"/>
@@ -39723,7 +40941,7 @@
         <w:pStyle w:val="Compact"/>
         <w:numPr>
           <w:ilvl w:val="0"/>
-          <w:numId w:val="1045"/>
+          <w:numId w:val="1046"/>
         </w:numPr>
       </w:pPr>
       <w:r>
@@ -39745,7 +40963,7 @@
         <w:pStyle w:val="Compact"/>
         <w:numPr>
           <w:ilvl w:val="0"/>
-          <w:numId w:val="1045"/>
+          <w:numId w:val="1046"/>
         </w:numPr>
       </w:pPr>
       <w:r>
@@ -39767,7 +40985,7 @@
         <w:pStyle w:val="Compact"/>
         <w:numPr>
           <w:ilvl w:val="0"/>
-          <w:numId w:val="1045"/>
+          <w:numId w:val="1046"/>
         </w:numPr>
       </w:pPr>
       <w:r>
@@ -39801,7 +41019,7 @@
         <w:pStyle w:val="Compact"/>
         <w:numPr>
           <w:ilvl w:val="0"/>
-          <w:numId w:val="1046"/>
+          <w:numId w:val="1047"/>
         </w:numPr>
       </w:pPr>
       <w:r>
@@ -39823,7 +41041,7 @@
         <w:pStyle w:val="Compact"/>
         <w:numPr>
           <w:ilvl w:val="0"/>
-          <w:numId w:val="1046"/>
+          <w:numId w:val="1047"/>
         </w:numPr>
       </w:pPr>
       <w:r>
@@ -39874,7 +41092,7 @@
         <w:pStyle w:val="Compact"/>
         <w:numPr>
           <w:ilvl w:val="0"/>
-          <w:numId w:val="1046"/>
+          <w:numId w:val="1047"/>
         </w:numPr>
       </w:pPr>
       <w:r>
@@ -39919,7 +41137,7 @@
         <w:pStyle w:val="Compact"/>
         <w:numPr>
           <w:ilvl w:val="0"/>
-          <w:numId w:val="1046"/>
+          <w:numId w:val="1047"/>
         </w:numPr>
       </w:pPr>
       <w:r>
@@ -39943,8 +41161,8 @@
         </w:pict>
       </w:r>
     </w:p>
-    <w:bookmarkEnd w:id="204"/>
-    <w:bookmarkStart w:id="208" w:name="X037fec80d67edb3c7919c0217ff6ab920ad9f12"/>
+    <w:bookmarkEnd w:id="210"/>
+    <w:bookmarkStart w:id="214" w:name="X037fec80d67edb3c7919c0217ff6ab920ad9f12"/>
     <w:p>
       <w:pPr>
         <w:pStyle w:val="Heading2"/>
@@ -39953,7 +41171,7 @@
         <w:t xml:space="preserve">Page 2 — How we meet the three Home Office criteria</w:t>
       </w:r>
     </w:p>
-    <w:bookmarkStart w:id="205" w:name="innovation-1"/>
+    <w:bookmarkStart w:id="211" w:name="innovation-1"/>
     <w:p>
       <w:pPr>
         <w:pStyle w:val="Heading3"/>
@@ -39991,7 +41209,7 @@
         <w:pStyle w:val="Compact"/>
         <w:numPr>
           <w:ilvl w:val="0"/>
-          <w:numId w:val="1047"/>
+          <w:numId w:val="1048"/>
         </w:numPr>
       </w:pPr>
       <w:r>
@@ -40012,7 +41230,7 @@
         <w:pStyle w:val="Compact"/>
         <w:numPr>
           <w:ilvl w:val="0"/>
-          <w:numId w:val="1047"/>
+          <w:numId w:val="1048"/>
         </w:numPr>
       </w:pPr>
       <w:r>
@@ -40040,7 +41258,7 @@
         <w:pStyle w:val="Compact"/>
         <w:numPr>
           <w:ilvl w:val="0"/>
-          <w:numId w:val="1047"/>
+          <w:numId w:val="1048"/>
         </w:numPr>
       </w:pPr>
       <w:r>
@@ -40052,7 +41270,7 @@
         <w:pStyle w:val="Compact"/>
         <w:numPr>
           <w:ilvl w:val="0"/>
-          <w:numId w:val="1047"/>
+          <w:numId w:val="1048"/>
         </w:numPr>
       </w:pPr>
       <w:r>
@@ -40080,8 +41298,8 @@
         <w:t xml:space="preserve">No competitor — Togetherall, TalkCampus, UniBuddy, Bumble BFF or Discord — combines more than two of these (see comparison table on Page 4).</w:t>
       </w:r>
     </w:p>
-    <w:bookmarkEnd w:id="205"/>
-    <w:bookmarkStart w:id="206" w:name="viability-1"/>
+    <w:bookmarkEnd w:id="211"/>
+    <w:bookmarkStart w:id="212" w:name="viability-1"/>
     <w:p>
       <w:pPr>
         <w:pStyle w:val="Heading3"/>
@@ -40095,7 +41313,7 @@
         <w:pStyle w:val="Compact"/>
         <w:numPr>
           <w:ilvl w:val="0"/>
-          <w:numId w:val="1048"/>
+          <w:numId w:val="1049"/>
         </w:numPr>
       </w:pPr>
       <w:r>
@@ -40107,7 +41325,7 @@
         <w:pStyle w:val="Compact"/>
         <w:numPr>
           <w:ilvl w:val="0"/>
-          <w:numId w:val="1048"/>
+          <w:numId w:val="1049"/>
         </w:numPr>
       </w:pPr>
       <w:r>
@@ -40142,7 +41360,7 @@
         <w:pStyle w:val="Compact"/>
         <w:numPr>
           <w:ilvl w:val="0"/>
-          <w:numId w:val="1048"/>
+          <w:numId w:val="1049"/>
         </w:numPr>
       </w:pPr>
       <w:r>
@@ -40183,7 +41401,7 @@
         <w:pStyle w:val="Compact"/>
         <w:numPr>
           <w:ilvl w:val="0"/>
-          <w:numId w:val="1048"/>
+          <w:numId w:val="1049"/>
         </w:numPr>
       </w:pPr>
       <w:r>
@@ -40211,15 +41429,15 @@
         <w:pStyle w:val="Compact"/>
         <w:numPr>
           <w:ilvl w:val="0"/>
-          <w:numId w:val="1048"/>
+          <w:numId w:val="1049"/>
         </w:numPr>
       </w:pPr>
       <w:r>
         <w:t xml:space="preserve">B2B SaaS revenue model is proven in the adjacent market — Togetherall serves 60+ UK universities at ~£40k/year.</w:t>
       </w:r>
     </w:p>
-    <w:bookmarkEnd w:id="206"/>
-    <w:bookmarkStart w:id="207" w:name="scalability-1"/>
+    <w:bookmarkEnd w:id="212"/>
+    <w:bookmarkStart w:id="213" w:name="scalability-1"/>
     <w:p>
       <w:pPr>
         <w:pStyle w:val="Heading3"/>
@@ -40233,7 +41451,7 @@
         <w:pStyle w:val="Compact"/>
         <w:numPr>
           <w:ilvl w:val="0"/>
-          <w:numId w:val="1049"/>
+          <w:numId w:val="1050"/>
         </w:numPr>
       </w:pPr>
       <w:r>
@@ -40245,7 +41463,7 @@
         <w:pStyle w:val="Compact"/>
         <w:numPr>
           <w:ilvl w:val="0"/>
-          <w:numId w:val="1049"/>
+          <w:numId w:val="1050"/>
         </w:numPr>
       </w:pPr>
       <w:r>
@@ -40257,7 +41475,7 @@
         <w:pStyle w:val="Compact"/>
         <w:numPr>
           <w:ilvl w:val="0"/>
-          <w:numId w:val="1049"/>
+          <w:numId w:val="1050"/>
         </w:numPr>
       </w:pPr>
       <w:r>
@@ -40269,7 +41487,7 @@
         <w:pStyle w:val="Compact"/>
         <w:numPr>
           <w:ilvl w:val="0"/>
-          <w:numId w:val="1049"/>
+          <w:numId w:val="1050"/>
         </w:numPr>
       </w:pPr>
       <w:r>
@@ -40329,9 +41547,9 @@
         </w:pict>
       </w:r>
     </w:p>
-    <w:bookmarkEnd w:id="207"/>
-    <w:bookmarkEnd w:id="208"/>
-    <w:bookmarkStart w:id="211" w:name="page-3-product"/>
+    <w:bookmarkEnd w:id="213"/>
+    <w:bookmarkEnd w:id="214"/>
+    <w:bookmarkStart w:id="217" w:name="page-3-product"/>
     <w:p>
       <w:pPr>
         <w:pStyle w:val="Heading2"/>
@@ -40340,7 +41558,7 @@
         <w:t xml:space="preserve">Page 3 — Product</w:t>
       </w:r>
     </w:p>
-    <w:bookmarkStart w:id="209" w:name="modules-all-in-production"/>
+    <w:bookmarkStart w:id="215" w:name="modules-all-in-production"/>
     <w:p>
       <w:pPr>
         <w:pStyle w:val="Heading3"/>
@@ -40509,8 +41727,8 @@
         </w:tc>
       </w:tr>
     </w:tbl>
-    <w:bookmarkEnd w:id="209"/>
-    <w:bookmarkStart w:id="210" w:name="tech-stack-already-running"/>
+    <w:bookmarkEnd w:id="215"/>
+    <w:bookmarkStart w:id="216" w:name="tech-stack-already-running"/>
     <w:p>
       <w:pPr>
         <w:pStyle w:val="Heading3"/>
@@ -40524,7 +41742,7 @@
         <w:pStyle w:val="Compact"/>
         <w:numPr>
           <w:ilvl w:val="0"/>
-          <w:numId w:val="1050"/>
+          <w:numId w:val="1051"/>
         </w:numPr>
       </w:pPr>
       <w:r>
@@ -40546,7 +41764,7 @@
         <w:pStyle w:val="Compact"/>
         <w:numPr>
           <w:ilvl w:val="0"/>
-          <w:numId w:val="1050"/>
+          <w:numId w:val="1051"/>
         </w:numPr>
       </w:pPr>
       <w:r>
@@ -40568,7 +41786,7 @@
         <w:pStyle w:val="Compact"/>
         <w:numPr>
           <w:ilvl w:val="0"/>
-          <w:numId w:val="1050"/>
+          <w:numId w:val="1051"/>
         </w:numPr>
       </w:pPr>
       <w:r>
@@ -40590,7 +41808,7 @@
         <w:pStyle w:val="Compact"/>
         <w:numPr>
           <w:ilvl w:val="0"/>
-          <w:numId w:val="1050"/>
+          <w:numId w:val="1051"/>
         </w:numPr>
       </w:pPr>
       <w:r>
@@ -40612,7 +41830,7 @@
         <w:pStyle w:val="Compact"/>
         <w:numPr>
           <w:ilvl w:val="0"/>
-          <w:numId w:val="1050"/>
+          <w:numId w:val="1051"/>
         </w:numPr>
       </w:pPr>
       <w:r>
@@ -40634,7 +41852,7 @@
         <w:pStyle w:val="Compact"/>
         <w:numPr>
           <w:ilvl w:val="0"/>
-          <w:numId w:val="1050"/>
+          <w:numId w:val="1051"/>
         </w:numPr>
       </w:pPr>
       <w:r>
@@ -40658,9 +41876,9 @@
         </w:pict>
       </w:r>
     </w:p>
-    <w:bookmarkEnd w:id="210"/>
-    <w:bookmarkEnd w:id="211"/>
-    <w:bookmarkStart w:id="212" w:name="page-4-competition"/>
+    <w:bookmarkEnd w:id="216"/>
+    <w:bookmarkEnd w:id="217"/>
+    <w:bookmarkStart w:id="218" w:name="page-4-competition"/>
     <w:p>
       <w:pPr>
         <w:pStyle w:val="Heading2"/>
@@ -41539,8 +42757,8 @@
         </w:pict>
       </w:r>
     </w:p>
-    <w:bookmarkEnd w:id="212"/>
-    <w:bookmarkStart w:id="215" w:name="page-5-market"/>
+    <w:bookmarkEnd w:id="218"/>
+    <w:bookmarkStart w:id="221" w:name="page-5-market"/>
     <w:p>
       <w:pPr>
         <w:pStyle w:val="Heading2"/>
@@ -41549,7 +42767,7 @@
         <w:t xml:space="preserve">Page 5 — Market</w:t>
       </w:r>
     </w:p>
-    <w:bookmarkStart w:id="213" w:name="uk-addressable-market"/>
+    <w:bookmarkStart w:id="219" w:name="uk-addressable-market"/>
     <w:p>
       <w:pPr>
         <w:pStyle w:val="Heading3"/>
@@ -41742,8 +42960,8 @@
         </w:tc>
       </w:tr>
     </w:tbl>
-    <w:bookmarkEnd w:id="213"/>
-    <w:bookmarkStart w:id="214" w:name="demand-signals"/>
+    <w:bookmarkEnd w:id="219"/>
+    <w:bookmarkStart w:id="220" w:name="demand-signals"/>
     <w:p>
       <w:pPr>
         <w:pStyle w:val="Heading3"/>
@@ -41757,7 +42975,7 @@
         <w:pStyle w:val="Compact"/>
         <w:numPr>
           <w:ilvl w:val="0"/>
-          <w:numId w:val="1051"/>
+          <w:numId w:val="1052"/>
         </w:numPr>
       </w:pPr>
       <w:r>
@@ -41779,7 +42997,7 @@
         <w:pStyle w:val="Compact"/>
         <w:numPr>
           <w:ilvl w:val="0"/>
-          <w:numId w:val="1051"/>
+          <w:numId w:val="1052"/>
         </w:numPr>
       </w:pPr>
       <w:r>
@@ -41801,7 +43019,7 @@
         <w:pStyle w:val="Compact"/>
         <w:numPr>
           <w:ilvl w:val="0"/>
-          <w:numId w:val="1051"/>
+          <w:numId w:val="1052"/>
         </w:numPr>
       </w:pPr>
       <w:r>
@@ -41823,7 +43041,7 @@
         <w:pStyle w:val="Compact"/>
         <w:numPr>
           <w:ilvl w:val="0"/>
-          <w:numId w:val="1051"/>
+          <w:numId w:val="1052"/>
         </w:numPr>
       </w:pPr>
       <w:r>
@@ -41845,7 +43063,7 @@
         <w:pStyle w:val="Compact"/>
         <w:numPr>
           <w:ilvl w:val="0"/>
-          <w:numId w:val="1051"/>
+          <w:numId w:val="1052"/>
         </w:numPr>
       </w:pPr>
       <w:r>
@@ -41867,7 +43085,7 @@
         <w:pStyle w:val="Compact"/>
         <w:numPr>
           <w:ilvl w:val="0"/>
-          <w:numId w:val="1051"/>
+          <w:numId w:val="1052"/>
         </w:numPr>
       </w:pPr>
       <w:r>
@@ -41891,9 +43109,9 @@
         </w:pict>
       </w:r>
     </w:p>
-    <w:bookmarkEnd w:id="214"/>
-    <w:bookmarkEnd w:id="215"/>
-    <w:bookmarkStart w:id="219" w:name="page-6-go-to-market"/>
+    <w:bookmarkEnd w:id="220"/>
+    <w:bookmarkEnd w:id="221"/>
+    <w:bookmarkStart w:id="225" w:name="page-6-go-to-market"/>
     <w:p>
       <w:pPr>
         <w:pStyle w:val="Heading2"/>
@@ -41902,7 +43120,7 @@
         <w:t xml:space="preserve">Page 6 — Go-to-market</w:t>
       </w:r>
     </w:p>
-    <w:bookmarkStart w:id="216" w:name="three-channels-three-audiences"/>
+    <w:bookmarkStart w:id="222" w:name="three-channels-three-audiences"/>
     <w:p>
       <w:pPr>
         <w:pStyle w:val="Heading3"/>
@@ -42124,8 +43342,8 @@
         </w:tc>
       </w:tr>
     </w:tbl>
-    <w:bookmarkEnd w:id="216"/>
-    <w:bookmarkStart w:id="217" w:name="X1901e0f50e2152fe8a92858ad7726ca13bcd567"/>
+    <w:bookmarkEnd w:id="222"/>
+    <w:bookmarkStart w:id="223" w:name="X1901e0f50e2152fe8a92858ad7726ca13bcd567"/>
     <w:p>
       <w:pPr>
         <w:pStyle w:val="Heading3"/>
@@ -42139,7 +43357,7 @@
         <w:pStyle w:val="Compact"/>
         <w:numPr>
           <w:ilvl w:val="0"/>
-          <w:numId w:val="1052"/>
+          <w:numId w:val="1053"/>
         </w:numPr>
       </w:pPr>
       <w:r>
@@ -42161,7 +43379,7 @@
         <w:pStyle w:val="Compact"/>
         <w:numPr>
           <w:ilvl w:val="0"/>
-          <w:numId w:val="1052"/>
+          <w:numId w:val="1053"/>
         </w:numPr>
       </w:pPr>
       <w:r>
@@ -42183,7 +43401,7 @@
         <w:pStyle w:val="Compact"/>
         <w:numPr>
           <w:ilvl w:val="0"/>
-          <w:numId w:val="1052"/>
+          <w:numId w:val="1053"/>
         </w:numPr>
       </w:pPr>
       <w:r>
@@ -42200,8 +43418,8 @@
         <w:t xml:space="preserve">— the existing 80-person University of Bedfordshire beta cohort uses DEQUAD, independent of any formal pilot or contract.</w:t>
       </w:r>
     </w:p>
-    <w:bookmarkEnd w:id="217"/>
-    <w:bookmarkStart w:id="218" w:name="y1-marketing-spend-900"/>
+    <w:bookmarkEnd w:id="223"/>
+    <w:bookmarkStart w:id="224" w:name="y1-marketing-spend-900"/>
     <w:p>
       <w:pPr>
         <w:pStyle w:val="Heading3"/>
@@ -42225,9 +43443,9 @@
         </w:pict>
       </w:r>
     </w:p>
-    <w:bookmarkEnd w:id="218"/>
-    <w:bookmarkEnd w:id="219"/>
-    <w:bookmarkStart w:id="224" w:name="page-7-founders"/>
+    <w:bookmarkEnd w:id="224"/>
+    <w:bookmarkEnd w:id="225"/>
+    <w:bookmarkStart w:id="230" w:name="page-7-founders"/>
     <w:p>
       <w:pPr>
         <w:pStyle w:val="Heading2"/>
@@ -42236,7 +43454,7 @@
         <w:t xml:space="preserve">Page 7 — Founders</w:t>
       </w:r>
     </w:p>
-    <w:bookmarkStart w:id="220" w:name="X13b57b5dce5999842938ec26fe799383bdda8d8"/>
+    <w:bookmarkStart w:id="226" w:name="X13b57b5dce5999842938ec26fe799383bdda8d8"/>
     <w:p>
       <w:pPr>
         <w:pStyle w:val="Heading3"/>
@@ -42250,7 +43468,7 @@
         <w:pStyle w:val="Compact"/>
         <w:numPr>
           <w:ilvl w:val="0"/>
-          <w:numId w:val="1053"/>
+          <w:numId w:val="1054"/>
         </w:numPr>
       </w:pPr>
       <w:r>
@@ -42262,7 +43480,7 @@
         <w:pStyle w:val="Compact"/>
         <w:numPr>
           <w:ilvl w:val="0"/>
-          <w:numId w:val="1053"/>
+          <w:numId w:val="1054"/>
         </w:numPr>
       </w:pPr>
       <w:r>
@@ -42284,7 +43502,7 @@
         <w:pStyle w:val="Compact"/>
         <w:numPr>
           <w:ilvl w:val="0"/>
-          <w:numId w:val="1053"/>
+          <w:numId w:val="1054"/>
         </w:numPr>
       </w:pPr>
       <w:r>
@@ -42328,7 +43546,7 @@
         <w:pStyle w:val="Compact"/>
         <w:numPr>
           <w:ilvl w:val="0"/>
-          <w:numId w:val="1053"/>
+          <w:numId w:val="1054"/>
         </w:numPr>
       </w:pPr>
       <w:r>
@@ -42350,7 +43568,7 @@
         <w:pStyle w:val="Compact"/>
         <w:numPr>
           <w:ilvl w:val="0"/>
-          <w:numId w:val="1053"/>
+          <w:numId w:val="1054"/>
         </w:numPr>
       </w:pPr>
       <w:r>
@@ -42362,7 +43580,7 @@
         <w:pStyle w:val="Compact"/>
         <w:numPr>
           <w:ilvl w:val="0"/>
-          <w:numId w:val="1053"/>
+          <w:numId w:val="1054"/>
         </w:numPr>
       </w:pPr>
       <w:r>
@@ -42374,7 +43592,7 @@
         <w:pStyle w:val="Compact"/>
         <w:numPr>
           <w:ilvl w:val="0"/>
-          <w:numId w:val="1053"/>
+          <w:numId w:val="1054"/>
         </w:numPr>
       </w:pPr>
       <w:r>
@@ -42386,7 +43604,7 @@
         <w:pStyle w:val="Compact"/>
         <w:numPr>
           <w:ilvl w:val="0"/>
-          <w:numId w:val="1053"/>
+          <w:numId w:val="1054"/>
         </w:numPr>
       </w:pPr>
       <w:r>
@@ -42409,8 +43627,8 @@
         <w:t xml:space="preserve">of the £6,000 founder capital.</w:t>
       </w:r>
     </w:p>
-    <w:bookmarkEnd w:id="220"/>
-    <w:bookmarkStart w:id="221" w:name="X92805c7f5acbb7d3e614a242904e8db407630c7"/>
+    <w:bookmarkEnd w:id="226"/>
+    <w:bookmarkStart w:id="227" w:name="X92805c7f5acbb7d3e614a242904e8db407630c7"/>
     <w:p>
       <w:pPr>
         <w:pStyle w:val="Heading3"/>
@@ -42424,7 +43642,7 @@
         <w:pStyle w:val="Compact"/>
         <w:numPr>
           <w:ilvl w:val="0"/>
-          <w:numId w:val="1054"/>
+          <w:numId w:val="1055"/>
         </w:numPr>
       </w:pPr>
       <w:r>
@@ -42436,7 +43654,7 @@
         <w:pStyle w:val="Compact"/>
         <w:numPr>
           <w:ilvl w:val="0"/>
-          <w:numId w:val="1054"/>
+          <w:numId w:val="1055"/>
         </w:numPr>
       </w:pPr>
       <w:r>
@@ -42455,7 +43673,7 @@
         <w:pStyle w:val="Compact"/>
         <w:numPr>
           <w:ilvl w:val="0"/>
-          <w:numId w:val="1054"/>
+          <w:numId w:val="1055"/>
         </w:numPr>
       </w:pPr>
       <w:r>
@@ -42477,7 +43695,7 @@
         <w:pStyle w:val="Compact"/>
         <w:numPr>
           <w:ilvl w:val="0"/>
-          <w:numId w:val="1054"/>
+          <w:numId w:val="1055"/>
         </w:numPr>
       </w:pPr>
       <w:r>
@@ -42489,7 +43707,7 @@
         <w:pStyle w:val="Compact"/>
         <w:numPr>
           <w:ilvl w:val="0"/>
-          <w:numId w:val="1054"/>
+          <w:numId w:val="1055"/>
         </w:numPr>
       </w:pPr>
       <w:r>
@@ -42501,7 +43719,7 @@
         <w:pStyle w:val="Compact"/>
         <w:numPr>
           <w:ilvl w:val="0"/>
-          <w:numId w:val="1054"/>
+          <w:numId w:val="1055"/>
         </w:numPr>
       </w:pPr>
       <w:r>
@@ -42529,7 +43747,7 @@
         <w:pStyle w:val="Compact"/>
         <w:numPr>
           <w:ilvl w:val="0"/>
-          <w:numId w:val="1054"/>
+          <w:numId w:val="1055"/>
         </w:numPr>
       </w:pPr>
       <w:r>
@@ -42545,8 +43763,8 @@
         <w:t xml:space="preserve">).</w:t>
       </w:r>
     </w:p>
-    <w:bookmarkEnd w:id="221"/>
-    <w:bookmarkStart w:id="222" w:name="Xf62fb5c5d49ef0ced518868c8879558af755f79"/>
+    <w:bookmarkEnd w:id="227"/>
+    <w:bookmarkStart w:id="228" w:name="Xf62fb5c5d49ef0ced518868c8879558af755f79"/>
     <w:p>
       <w:pPr>
         <w:pStyle w:val="Heading3"/>
@@ -42560,7 +43778,7 @@
         <w:pStyle w:val="Compact"/>
         <w:numPr>
           <w:ilvl w:val="0"/>
-          <w:numId w:val="1055"/>
+          <w:numId w:val="1056"/>
         </w:numPr>
       </w:pPr>
       <w:r>
@@ -42595,7 +43813,7 @@
         <w:pStyle w:val="Compact"/>
         <w:numPr>
           <w:ilvl w:val="0"/>
-          <w:numId w:val="1055"/>
+          <w:numId w:val="1056"/>
         </w:numPr>
       </w:pPr>
       <w:r>
@@ -42630,7 +43848,7 @@
         <w:pStyle w:val="Compact"/>
         <w:numPr>
           <w:ilvl w:val="0"/>
-          <w:numId w:val="1055"/>
+          <w:numId w:val="1056"/>
         </w:numPr>
       </w:pPr>
       <w:r>
@@ -42693,8 +43911,8 @@
         <w:t xml:space="preserve">).</w:t>
       </w:r>
     </w:p>
-    <w:bookmarkEnd w:id="222"/>
-    <w:bookmarkStart w:id="223" w:name="founder-compensation-under-this-plan"/>
+    <w:bookmarkEnd w:id="228"/>
+    <w:bookmarkStart w:id="229" w:name="founder-compensation-under-this-plan"/>
     <w:p>
       <w:pPr>
         <w:pStyle w:val="Heading3"/>
@@ -42708,7 +43926,7 @@
         <w:pStyle w:val="Compact"/>
         <w:numPr>
           <w:ilvl w:val="0"/>
-          <w:numId w:val="1056"/>
+          <w:numId w:val="1057"/>
         </w:numPr>
       </w:pPr>
       <w:r>
@@ -42720,7 +43938,7 @@
         <w:pStyle w:val="Compact"/>
         <w:numPr>
           <w:ilvl w:val="0"/>
-          <w:numId w:val="1056"/>
+          <w:numId w:val="1057"/>
         </w:numPr>
       </w:pPr>
       <w:r>
@@ -42745,7 +43963,7 @@
         <w:pStyle w:val="Compact"/>
         <w:numPr>
           <w:ilvl w:val="0"/>
-          <w:numId w:val="1056"/>
+          <w:numId w:val="1057"/>
         </w:numPr>
       </w:pPr>
       <w:r>
@@ -42759,9 +43977,9 @@
         </w:pict>
       </w:r>
     </w:p>
-    <w:bookmarkEnd w:id="223"/>
-    <w:bookmarkEnd w:id="224"/>
-    <w:bookmarkStart w:id="225" w:name="Xda42e2f382ad6e7a34ba19724acc98d68f096de"/>
+    <w:bookmarkEnd w:id="229"/>
+    <w:bookmarkEnd w:id="230"/>
+    <w:bookmarkStart w:id="231" w:name="Xda42e2f382ad6e7a34ba19724acc98d68f096de"/>
     <w:p>
       <w:pPr>
         <w:pStyle w:val="Heading2"/>
@@ -42910,8 +44128,8 @@
         </w:pict>
       </w:r>
     </w:p>
-    <w:bookmarkEnd w:id="225"/>
-    <w:bookmarkStart w:id="227" w:name="X0b1494f07e6ab934c51c63a3e928f5f39d8fe6b"/>
+    <w:bookmarkEnd w:id="231"/>
+    <w:bookmarkStart w:id="233" w:name="X0b1494f07e6ab934c51c63a3e928f5f39d8fe6b"/>
     <w:p>
       <w:pPr>
         <w:pStyle w:val="Heading2"/>
@@ -42920,7 +44138,7 @@
         <w:t xml:space="preserve">Page 9 — Year-1 cash flow (the critical view)</w:t>
       </w:r>
     </w:p>
-    <w:bookmarkStart w:id="226" w:name="X4b034781899995822d16835fdbeefe7fae5344f"/>
+    <w:bookmarkStart w:id="232" w:name="X4b034781899995822d16835fdbeefe7fae5344f"/>
     <w:p>
       <w:pPr>
         <w:pStyle w:val="Heading3"/>
@@ -43738,9 +44956,9 @@
         </w:pict>
       </w:r>
     </w:p>
-    <w:bookmarkEnd w:id="226"/>
-    <w:bookmarkEnd w:id="227"/>
-    <w:bookmarkStart w:id="228" w:name="Xf1b8988900551eef7b1cd9b12165aac6bf6ec00"/>
+    <w:bookmarkEnd w:id="232"/>
+    <w:bookmarkEnd w:id="233"/>
+    <w:bookmarkStart w:id="234" w:name="Xf1b8988900551eef7b1cd9b12165aac6bf6ec00"/>
     <w:p>
       <w:pPr>
         <w:pStyle w:val="Heading2"/>
@@ -44246,8 +45464,8 @@
         </w:pict>
       </w:r>
     </w:p>
-    <w:bookmarkEnd w:id="228"/>
-    <w:bookmarkStart w:id="231" w:name="page-11-job-creation-and-economic-impact"/>
+    <w:bookmarkEnd w:id="234"/>
+    <w:bookmarkStart w:id="237" w:name="page-11-job-creation-and-economic-impact"/>
     <w:p>
       <w:pPr>
         <w:pStyle w:val="Heading2"/>
@@ -44256,7 +45474,7 @@
         <w:t xml:space="preserve">Page 11 — Job creation and economic impact</w:t>
       </w:r>
     </w:p>
-    <w:bookmarkStart w:id="229" w:name="headcount"/>
+    <w:bookmarkStart w:id="235" w:name="headcount"/>
     <w:p>
       <w:pPr>
         <w:pStyle w:val="Heading3"/>
@@ -44495,11 +45713,45 @@
         <w:pStyle w:val="BodyText"/>
       </w:pPr>
       <w:r>
-        <w:t xml:space="preserve">All self-funded from revenue — no headcount in this table depends on any external funding round, none of which is assumed. Further roles (engineering, customer success, sales, marketing) are a longer-term ambition beyond Year 3, not part of this plan.</w:t>
-      </w:r>
-    </w:p>
-    <w:bookmarkEnd w:id="229"/>
-    <w:bookmarkStart w:id="230" w:name="beyond-direct-jobs"/>
+        <w:t xml:space="preserve">Conservative base case — all self-funded from revenue, no external funding round assumed.</w:t>
+      </w:r>
+    </w:p>
+    <w:p>
+      <w:pPr>
+        <w:pStyle w:val="BodyText"/>
+      </w:pPr>
+      <w:r>
+        <w:rPr>
+          <w:b/>
+          <w:bCs/>
+        </w:rPr>
+        <w:t xml:space="preserve">Job-creation target (upside case):</w:t>
+      </w:r>
+      <w:r>
+        <w:t xml:space="preserve"> </w:t>
+      </w:r>
+      <w:r>
+        <w:t xml:space="preserve">once institutional revenue scales beyond this base case via pilot conversion, headcount grows to</w:t>
+      </w:r>
+      <w:r>
+        <w:t xml:space="preserve"> </w:t>
+      </w:r>
+      <w:r>
+        <w:rPr>
+          <w:b/>
+          <w:bCs/>
+        </w:rPr>
+        <w:t xml:space="preserve">7 (2 founders + 5 full-time hires)</w:t>
+      </w:r>
+      <w:r>
+        <w:t xml:space="preserve"> </w:t>
+      </w:r>
+      <w:r>
+        <w:t xml:space="preserve">— each of the 5 hires sustained for at least 12 months at an average salary of £25,000/year, funded entirely from revenue generated after piloting, meeting the Innovator Founder settlement job-creation criterion.</w:t>
+      </w:r>
+    </w:p>
+    <w:bookmarkEnd w:id="235"/>
+    <w:bookmarkStart w:id="236" w:name="beyond-direct-jobs"/>
     <w:p>
       <w:pPr>
         <w:pStyle w:val="Heading3"/>
@@ -44513,7 +45765,7 @@
         <w:pStyle w:val="Compact"/>
         <w:numPr>
           <w:ilvl w:val="0"/>
-          <w:numId w:val="1057"/>
+          <w:numId w:val="1058"/>
         </w:numPr>
       </w:pPr>
       <w:r>
@@ -44535,7 +45787,7 @@
         <w:pStyle w:val="Compact"/>
         <w:numPr>
           <w:ilvl w:val="0"/>
-          <w:numId w:val="1057"/>
+          <w:numId w:val="1058"/>
         </w:numPr>
       </w:pPr>
       <w:r>
@@ -44559,9 +45811,9 @@
         </w:pict>
       </w:r>
     </w:p>
-    <w:bookmarkEnd w:id="230"/>
-    <w:bookmarkEnd w:id="231"/>
-    <w:bookmarkStart w:id="232" w:name="page-12-rd-activity"/>
+    <w:bookmarkEnd w:id="236"/>
+    <w:bookmarkEnd w:id="237"/>
+    <w:bookmarkStart w:id="238" w:name="page-12-rd-activity"/>
     <w:p>
       <w:pPr>
         <w:pStyle w:val="Heading2"/>
@@ -44583,7 +45835,7 @@
         <w:pStyle w:val="Compact"/>
         <w:numPr>
           <w:ilvl w:val="0"/>
-          <w:numId w:val="1058"/>
+          <w:numId w:val="1059"/>
         </w:numPr>
       </w:pPr>
       <w:r>
@@ -44620,7 +45872,7 @@
         <w:pStyle w:val="Compact"/>
         <w:numPr>
           <w:ilvl w:val="0"/>
-          <w:numId w:val="1058"/>
+          <w:numId w:val="1059"/>
         </w:numPr>
       </w:pPr>
       <w:r>
@@ -44642,7 +45894,7 @@
         <w:pStyle w:val="Compact"/>
         <w:numPr>
           <w:ilvl w:val="0"/>
-          <w:numId w:val="1058"/>
+          <w:numId w:val="1059"/>
         </w:numPr>
       </w:pPr>
       <w:r>
@@ -44684,8 +45936,8 @@
         </w:pict>
       </w:r>
     </w:p>
-    <w:bookmarkEnd w:id="232"/>
-    <w:bookmarkStart w:id="234" w:name="Xb35439383277627d41135fd1bcdf135d2cc7a1c"/>
+    <w:bookmarkEnd w:id="238"/>
+    <w:bookmarkStart w:id="240" w:name="Xb35439383277627d41135fd1bcdf135d2cc7a1c"/>
     <w:p>
       <w:pPr>
         <w:pStyle w:val="Heading2"/>
@@ -44718,7 +45970,7 @@
         <w:t xml:space="preserve">of DEQUAD’s quality. NatWest’s selection panel reviewed the team and the product before admission.</w:t>
       </w:r>
     </w:p>
-    <w:bookmarkStart w:id="233" w:name="quantified-in-kind-value-y1"/>
+    <w:bookmarkStart w:id="239" w:name="quantified-in-kind-value-y1"/>
     <w:p>
       <w:pPr>
         <w:pStyle w:val="Heading3"/>
@@ -45013,9 +46265,9 @@
         </w:pict>
       </w:r>
     </w:p>
-    <w:bookmarkEnd w:id="233"/>
-    <w:bookmarkEnd w:id="234"/>
-    <w:bookmarkStart w:id="235" w:name="page-14-risk-register-summary"/>
+    <w:bookmarkEnd w:id="239"/>
+    <w:bookmarkEnd w:id="240"/>
+    <w:bookmarkStart w:id="241" w:name="page-14-risk-register-summary"/>
     <w:p>
       <w:pPr>
         <w:pStyle w:val="Heading2"/>
@@ -45689,8 +46941,8 @@
         </w:pict>
       </w:r>
     </w:p>
-    <w:bookmarkEnd w:id="235"/>
-    <w:bookmarkStart w:id="239" w:name="page-15-decision-summary"/>
+    <w:bookmarkEnd w:id="241"/>
+    <w:bookmarkStart w:id="245" w:name="page-15-decision-summary"/>
     <w:p>
       <w:pPr>
         <w:pStyle w:val="Heading2"/>
@@ -45768,7 +47020,7 @@
         <w:t xml:space="preserve">criteria for Innovator Founder endorsement.</w:t>
       </w:r>
     </w:p>
-    <w:bookmarkStart w:id="236" w:name="X14e92bc1be00b15e67e50efb5245efe3fd85b19"/>
+    <w:bookmarkStart w:id="242" w:name="X14e92bc1be00b15e67e50efb5245efe3fd85b19"/>
     <w:p>
       <w:pPr>
         <w:pStyle w:val="Heading3"/>
@@ -45782,7 +47034,7 @@
         <w:pStyle w:val="Compact"/>
         <w:numPr>
           <w:ilvl w:val="0"/>
-          <w:numId w:val="1059"/>
+          <w:numId w:val="1060"/>
         </w:numPr>
       </w:pPr>
       <w:r>
@@ -45804,7 +47056,7 @@
         <w:pStyle w:val="Compact"/>
         <w:numPr>
           <w:ilvl w:val="0"/>
-          <w:numId w:val="1059"/>
+          <w:numId w:val="1060"/>
         </w:numPr>
       </w:pPr>
       <w:r>
@@ -45839,7 +47091,7 @@
         <w:pStyle w:val="Compact"/>
         <w:numPr>
           <w:ilvl w:val="0"/>
-          <w:numId w:val="1059"/>
+          <w:numId w:val="1060"/>
         </w:numPr>
       </w:pPr>
       <w:r>
@@ -45853,11 +47105,27 @@
         <w:t xml:space="preserve"> </w:t>
       </w:r>
       <w:r>
-        <w:t xml:space="preserve">— 2 unpaid founders (Y1–Y2) growing to 3 people / c.2.5 FTE by Y3, all self-funded from revenue; 0 to c.1.5 average paying universities by Y3, modelled as a target, not a guarantee. This is deliberately smaller than a funding-dependent plan would show — and deliberately more credible for it.</w:t>
-      </w:r>
-    </w:p>
-    <w:bookmarkEnd w:id="236"/>
-    <w:bookmarkStart w:id="237" w:name="what-endorsement-enables"/>
+        <w:t xml:space="preserve">— 2 unpaid founders (Y1–Y2) growing to 3 people / c.2.5 FTE by Y3 in the conservative base case, all self-funded from revenue; 0 to c.1.5 average paying universities by Y3, modelled as a target, not a guarantee.</w:t>
+      </w:r>
+      <w:r>
+        <w:t xml:space="preserve"> </w:t>
+      </w:r>
+      <w:r>
+        <w:rPr>
+          <w:b/>
+          <w:bCs/>
+        </w:rPr>
+        <w:t xml:space="preserve">Job-creation target:</w:t>
+      </w:r>
+      <w:r>
+        <w:t xml:space="preserve"> </w:t>
+      </w:r>
+      <w:r>
+        <w:t xml:space="preserve">7 people (5 full-time hires, avg. £25,000/yr, each 12+ months) once revenue scales after pilot conversion, meeting the Innovator Founder settlement job-creation criterion. This is deliberately smaller than a funding-dependent plan would show — and deliberately more credible for it.</w:t>
+      </w:r>
+    </w:p>
+    <w:bookmarkEnd w:id="242"/>
+    <w:bookmarkStart w:id="243" w:name="what-endorsement-enables"/>
     <w:p>
       <w:pPr>
         <w:pStyle w:val="Heading3"/>
@@ -45871,7 +47139,7 @@
         <w:pStyle w:val="Compact"/>
         <w:numPr>
           <w:ilvl w:val="0"/>
-          <w:numId w:val="1060"/>
+          <w:numId w:val="1061"/>
         </w:numPr>
       </w:pPr>
       <w:r>
@@ -45883,7 +47151,7 @@
         <w:pStyle w:val="Compact"/>
         <w:numPr>
           <w:ilvl w:val="0"/>
-          <w:numId w:val="1060"/>
+          <w:numId w:val="1061"/>
         </w:numPr>
       </w:pPr>
       <w:r>
@@ -45895,7 +47163,7 @@
         <w:pStyle w:val="Compact"/>
         <w:numPr>
           <w:ilvl w:val="0"/>
-          <w:numId w:val="1060"/>
+          <w:numId w:val="1061"/>
         </w:numPr>
       </w:pPr>
       <w:r>
@@ -45907,7 +47175,7 @@
         <w:pStyle w:val="Compact"/>
         <w:numPr>
           <w:ilvl w:val="0"/>
-          <w:numId w:val="1060"/>
+          <w:numId w:val="1061"/>
         </w:numPr>
       </w:pPr>
       <w:r>
@@ -45921,8 +47189,8 @@
         </w:pict>
       </w:r>
     </w:p>
-    <w:bookmarkEnd w:id="237"/>
-    <w:bookmarkStart w:id="238" w:name="endorsement-body-decision-matrix"/>
+    <w:bookmarkEnd w:id="243"/>
+    <w:bookmarkStart w:id="244" w:name="endorsement-body-decision-matrix"/>
     <w:p>
       <w:pPr>
         <w:pStyle w:val="Heading3"/>
@@ -46240,10 +47508,10 @@
         </w:pict>
       </w:r>
     </w:p>
-    <w:bookmarkEnd w:id="238"/>
-    <w:bookmarkEnd w:id="239"/>
-    <w:bookmarkEnd w:id="240"/>
-    <w:bookmarkStart w:id="253" w:name="appendix-n-wider-founding-team-cvs"/>
+    <w:bookmarkEnd w:id="244"/>
+    <w:bookmarkEnd w:id="245"/>
+    <w:bookmarkEnd w:id="246"/>
+    <w:bookmarkStart w:id="259" w:name="appendix-n-wider-founding-team-cvs"/>
     <w:p>
       <w:pPr>
         <w:pStyle w:val="Heading1"/>
@@ -46252,7 +47520,7 @@
         <w:t xml:space="preserve">Appendix N — Wider Founding Team CVs</w:t>
       </w:r>
     </w:p>
-    <w:bookmarkStart w:id="241" w:name="Xdf0a7d526e96b64a1a1d5d59e70a0f2bf4cb389"/>
+    <w:bookmarkStart w:id="247" w:name="Xdf0a7d526e96b64a1a1d5d59e70a0f2bf4cb389"/>
     <w:p>
       <w:pPr>
         <w:pStyle w:val="Heading2"/>
@@ -46356,8 +47624,8 @@
         </w:pict>
       </w:r>
     </w:p>
-    <w:bookmarkEnd w:id="241"/>
-    <w:bookmarkStart w:id="245" w:name="X7bec1bfdd1ab4c4a45adca8c64ee7be5a8ae3c0"/>
+    <w:bookmarkEnd w:id="247"/>
+    <w:bookmarkStart w:id="251" w:name="X7bec1bfdd1ab4c4a45adca8c64ee7be5a8ae3c0"/>
     <w:p>
       <w:pPr>
         <w:pStyle w:val="Heading2"/>
@@ -46530,7 +47798,7 @@
         </w:tc>
       </w:tr>
     </w:tbl>
-    <w:bookmarkStart w:id="242" w:name="summary-1"/>
+    <w:bookmarkStart w:id="248" w:name="summary-1"/>
     <w:p>
       <w:pPr>
         <w:pStyle w:val="Heading3"/>
@@ -46563,60 +47831,14 @@
         <w:t xml:space="preserve">and brings academic-level rigour to DEQUAD’s marketing strategy. His remit covers brand positioning, the UK go-to-market plan (universities and students in parallel), measurement frameworks (CAC, LTV, conversion analytics) and channel selection across organic, paid, content and partnerships.</w:t>
       </w:r>
     </w:p>
-    <w:bookmarkEnd w:id="242"/>
-    <w:bookmarkStart w:id="243" w:name="why-this-matters-for-dequad"/>
+    <w:bookmarkEnd w:id="248"/>
+    <w:bookmarkStart w:id="249" w:name="why-this-matters-for-dequad"/>
     <w:p>
       <w:pPr>
         <w:pStyle w:val="Heading3"/>
       </w:pPr>
       <w:r>
         <w:t xml:space="preserve">Why this matters for DEQUAD</w:t>
-      </w:r>
-    </w:p>
-    <w:p>
-      <w:pPr>
-        <w:pStyle w:val="Compact"/>
-        <w:numPr>
-          <w:ilvl w:val="0"/>
-          <w:numId w:val="1061"/>
-        </w:numPr>
-      </w:pPr>
-      <w:r>
-        <w:t xml:space="preserve">DEQUAD operates a two-sided market — universities (B2B) and students (B2C). A PhD-credentialled CMO is uniquely placed to design measurement that ties consumer-funnel signals back to institutional-buyer outcomes.</w:t>
-      </w:r>
-    </w:p>
-    <w:p>
-      <w:pPr>
-        <w:pStyle w:val="Compact"/>
-        <w:numPr>
-          <w:ilvl w:val="0"/>
-          <w:numId w:val="1061"/>
-        </w:numPr>
-      </w:pPr>
-      <w:r>
-        <w:t xml:space="preserve">Universities now require evidenced wellbeing strategies (UUK Mental Health Charter); Gerald’s academic background lends additional credibility in the sales conversation.</w:t>
-      </w:r>
-    </w:p>
-    <w:p>
-      <w:pPr>
-        <w:pStyle w:val="Compact"/>
-        <w:numPr>
-          <w:ilvl w:val="0"/>
-          <w:numId w:val="1061"/>
-        </w:numPr>
-      </w:pPr>
-      <w:r>
-        <w:t xml:space="preserve">He owns the Y1 marketing-spend allocation across the channels in Section 16 of the business plan.</w:t>
-      </w:r>
-    </w:p>
-    <w:bookmarkEnd w:id="243"/>
-    <w:bookmarkStart w:id="244" w:name="responsibilities"/>
-    <w:p>
-      <w:pPr>
-        <w:pStyle w:val="Heading3"/>
-      </w:pPr>
-      <w:r>
-        <w:t xml:space="preserve">Responsibilities</w:t>
       </w:r>
     </w:p>
     <w:p>
@@ -46628,7 +47850,7 @@
         </w:numPr>
       </w:pPr>
       <w:r>
-        <w:t xml:space="preserve">Brand strategy, positioning and messaging architecture</w:t>
+        <w:t xml:space="preserve">DEQUAD operates a two-sided market — universities (B2B) and students (B2C). A PhD-credentialled CMO is uniquely placed to design measurement that ties consumer-funnel signals back to institutional-buyer outcomes.</w:t>
       </w:r>
     </w:p>
     <w:p>
@@ -46640,7 +47862,7 @@
         </w:numPr>
       </w:pPr>
       <w:r>
-        <w:t xml:space="preserve">UK university partnership marketing (PR, events, UUK channel)</w:t>
+        <w:t xml:space="preserve">Universities now require evidenced wellbeing strategies (UUK Mental Health Charter); Gerald’s academic background lends additional credibility in the sales conversation.</w:t>
       </w:r>
     </w:p>
     <w:p>
@@ -46652,7 +47874,17 @@
         </w:numPr>
       </w:pPr>
       <w:r>
-        <w:t xml:space="preserve">Performance marketing strategy across Instagram, TikTok, Google Search, LinkedIn</w:t>
+        <w:t xml:space="preserve">He owns the Y1 marketing-spend allocation across the channels in Section 16 of the business plan.</w:t>
+      </w:r>
+    </w:p>
+    <w:bookmarkEnd w:id="249"/>
+    <w:bookmarkStart w:id="250" w:name="responsibilities"/>
+    <w:p>
+      <w:pPr>
+        <w:pStyle w:val="Heading3"/>
+      </w:pPr>
+      <w:r>
+        <w:t xml:space="preserve">Responsibilities</w:t>
       </w:r>
     </w:p>
     <w:p>
@@ -46660,11 +47892,11 @@
         <w:pStyle w:val="Compact"/>
         <w:numPr>
           <w:ilvl w:val="0"/>
-          <w:numId w:val="1062"/>
+          <w:numId w:val="1063"/>
         </w:numPr>
       </w:pPr>
       <w:r>
-        <w:t xml:space="preserve">Marketing measurement and dashboarding; CAC discipline</w:t>
+        <w:t xml:space="preserve">Brand strategy, positioning and messaging architecture</w:t>
       </w:r>
     </w:p>
     <w:p>
@@ -46672,7 +47904,43 @@
         <w:pStyle w:val="Compact"/>
         <w:numPr>
           <w:ilvl w:val="0"/>
-          <w:numId w:val="1062"/>
+          <w:numId w:val="1063"/>
+        </w:numPr>
+      </w:pPr>
+      <w:r>
+        <w:t xml:space="preserve">UK university partnership marketing (PR, events, UUK channel)</w:t>
+      </w:r>
+    </w:p>
+    <w:p>
+      <w:pPr>
+        <w:pStyle w:val="Compact"/>
+        <w:numPr>
+          <w:ilvl w:val="0"/>
+          <w:numId w:val="1063"/>
+        </w:numPr>
+      </w:pPr>
+      <w:r>
+        <w:t xml:space="preserve">Performance marketing strategy across Instagram, TikTok, Google Search, LinkedIn</w:t>
+      </w:r>
+    </w:p>
+    <w:p>
+      <w:pPr>
+        <w:pStyle w:val="Compact"/>
+        <w:numPr>
+          <w:ilvl w:val="0"/>
+          <w:numId w:val="1063"/>
+        </w:numPr>
+      </w:pPr>
+      <w:r>
+        <w:t xml:space="preserve">Marketing measurement and dashboarding; CAC discipline</w:t>
+      </w:r>
+    </w:p>
+    <w:p>
+      <w:pPr>
+        <w:pStyle w:val="Compact"/>
+        <w:numPr>
+          <w:ilvl w:val="0"/>
+          <w:numId w:val="1063"/>
         </w:numPr>
       </w:pPr>
       <w:r>
@@ -46686,9 +47954,9 @@
         </w:pict>
       </w:r>
     </w:p>
-    <w:bookmarkEnd w:id="244"/>
-    <w:bookmarkEnd w:id="245"/>
-    <w:bookmarkStart w:id="248" w:name="X62d71c65f15442bcc87248229698e1c3248d1a1"/>
+    <w:bookmarkEnd w:id="250"/>
+    <w:bookmarkEnd w:id="251"/>
+    <w:bookmarkStart w:id="254" w:name="X62d71c65f15442bcc87248229698e1c3248d1a1"/>
     <w:p>
       <w:pPr>
         <w:pStyle w:val="Heading2"/>
@@ -46861,7 +48129,7 @@
         </w:tc>
       </w:tr>
     </w:tbl>
-    <w:bookmarkStart w:id="246" w:name="summary-2"/>
+    <w:bookmarkStart w:id="252" w:name="summary-2"/>
     <w:p>
       <w:pPr>
         <w:pStyle w:val="Heading3"/>
@@ -46878,8 +48146,8 @@
         <w:t xml:space="preserve">Adedapo Ajuwon is a senior software engineer working alongside the CTO on the DEQUAD production stack. He contributes to both backend (FastAPI / MongoDB) and frontend (Expo / React Native universal) development, infrastructure, and operational reliability.</w:t>
       </w:r>
     </w:p>
-    <w:bookmarkEnd w:id="246"/>
-    <w:bookmarkStart w:id="247" w:name="responsibilities-1"/>
+    <w:bookmarkEnd w:id="252"/>
+    <w:bookmarkStart w:id="253" w:name="responsibilities-1"/>
     <w:p>
       <w:pPr>
         <w:pStyle w:val="Heading3"/>
@@ -46893,7 +48161,7 @@
         <w:pStyle w:val="Compact"/>
         <w:numPr>
           <w:ilvl w:val="0"/>
-          <w:numId w:val="1063"/>
+          <w:numId w:val="1064"/>
         </w:numPr>
       </w:pPr>
       <w:r>
@@ -46905,7 +48173,7 @@
         <w:pStyle w:val="Compact"/>
         <w:numPr>
           <w:ilvl w:val="0"/>
-          <w:numId w:val="1063"/>
+          <w:numId w:val="1064"/>
         </w:numPr>
       </w:pPr>
       <w:r>
@@ -46917,7 +48185,7 @@
         <w:pStyle w:val="Compact"/>
         <w:numPr>
           <w:ilvl w:val="0"/>
-          <w:numId w:val="1063"/>
+          <w:numId w:val="1064"/>
         </w:numPr>
       </w:pPr>
       <w:r>
@@ -46929,7 +48197,7 @@
         <w:pStyle w:val="Compact"/>
         <w:numPr>
           <w:ilvl w:val="0"/>
-          <w:numId w:val="1063"/>
+          <w:numId w:val="1064"/>
         </w:numPr>
       </w:pPr>
       <w:r>
@@ -46943,9 +48211,9 @@
         </w:pict>
       </w:r>
     </w:p>
-    <w:bookmarkEnd w:id="247"/>
-    <w:bookmarkEnd w:id="248"/>
-    <w:bookmarkStart w:id="251" w:name="X4ec1f274ffebb155a625a009abf12437f745f99"/>
+    <w:bookmarkEnd w:id="253"/>
+    <w:bookmarkEnd w:id="254"/>
+    <w:bookmarkStart w:id="257" w:name="X4ec1f274ffebb155a625a009abf12437f745f99"/>
     <w:p>
       <w:pPr>
         <w:pStyle w:val="Heading2"/>
@@ -47149,7 +48417,7 @@
         </w:tc>
       </w:tr>
     </w:tbl>
-    <w:bookmarkStart w:id="249" w:name="summary-3"/>
+    <w:bookmarkStart w:id="255" w:name="summary-3"/>
     <w:p>
       <w:pPr>
         <w:pStyle w:val="Heading3"/>
@@ -47182,8 +48450,8 @@
         <w:t xml:space="preserve">technology, giving DEQUAD an in-house perspective on the safeguarding and inference pipeline.</w:t>
       </w:r>
     </w:p>
-    <w:bookmarkEnd w:id="249"/>
-    <w:bookmarkStart w:id="250" w:name="responsibilities-to-dequad"/>
+    <w:bookmarkEnd w:id="255"/>
+    <w:bookmarkStart w:id="256" w:name="responsibilities-to-dequad"/>
     <w:p>
       <w:pPr>
         <w:pStyle w:val="Heading3"/>
@@ -47197,7 +48465,7 @@
         <w:pStyle w:val="Compact"/>
         <w:numPr>
           <w:ilvl w:val="0"/>
-          <w:numId w:val="1064"/>
+          <w:numId w:val="1065"/>
         </w:numPr>
       </w:pPr>
       <w:r>
@@ -47209,7 +48477,7 @@
         <w:pStyle w:val="Compact"/>
         <w:numPr>
           <w:ilvl w:val="0"/>
-          <w:numId w:val="1064"/>
+          <w:numId w:val="1065"/>
         </w:numPr>
       </w:pPr>
       <w:r>
@@ -47221,7 +48489,7 @@
         <w:pStyle w:val="Compact"/>
         <w:numPr>
           <w:ilvl w:val="0"/>
-          <w:numId w:val="1064"/>
+          <w:numId w:val="1065"/>
         </w:numPr>
       </w:pPr>
       <w:r>
@@ -47233,7 +48501,7 @@
         <w:pStyle w:val="Compact"/>
         <w:numPr>
           <w:ilvl w:val="0"/>
-          <w:numId w:val="1064"/>
+          <w:numId w:val="1065"/>
         </w:numPr>
       </w:pPr>
       <w:r>
@@ -47247,9 +48515,9 @@
         </w:pict>
       </w:r>
     </w:p>
-    <w:bookmarkEnd w:id="250"/>
-    <w:bookmarkEnd w:id="251"/>
-    <w:bookmarkStart w:id="252" w:name="why-this-matters-for-endorsement"/>
+    <w:bookmarkEnd w:id="256"/>
+    <w:bookmarkEnd w:id="257"/>
+    <w:bookmarkStart w:id="258" w:name="why-this-matters-for-endorsement"/>
     <w:p>
       <w:pPr>
         <w:pStyle w:val="Heading2"/>
@@ -47495,9 +48763,9 @@
         </w:pict>
       </w:r>
     </w:p>
-    <w:bookmarkEnd w:id="252"/>
-    <w:bookmarkEnd w:id="253"/>
-    <w:bookmarkStart w:id="259" w:name="appendix-o-yusuf-quadri"/>
+    <w:bookmarkEnd w:id="258"/>
+    <w:bookmarkEnd w:id="259"/>
+    <w:bookmarkStart w:id="265" w:name="appendix-o-yusuf-quadri"/>
     <w:p>
       <w:pPr>
         <w:pStyle w:val="Heading1"/>
@@ -47506,7 +48774,7 @@
         <w:t xml:space="preserve">Appendix O — Yusuf Quadri</w:t>
       </w:r>
     </w:p>
-    <w:bookmarkStart w:id="254" w:name="Xf489558c571606ae63f53a3f1e9d7fa59524afe"/>
+    <w:bookmarkStart w:id="260" w:name="Xf489558c571606ae63f53a3f1e9d7fa59524afe"/>
     <w:p>
       <w:pPr>
         <w:pStyle w:val="Heading2"/>
@@ -47560,8 +48828,8 @@
         </w:pict>
       </w:r>
     </w:p>
-    <w:bookmarkEnd w:id="254"/>
-    <w:bookmarkStart w:id="255" w:name="why-this-matters"/>
+    <w:bookmarkEnd w:id="260"/>
+    <w:bookmarkStart w:id="261" w:name="why-this-matters"/>
     <w:p>
       <w:pPr>
         <w:pStyle w:val="Heading2"/>
@@ -47583,7 +48851,7 @@
         <w:pStyle w:val="Compact"/>
         <w:numPr>
           <w:ilvl w:val="0"/>
-          <w:numId w:val="1065"/>
+          <w:numId w:val="1066"/>
         </w:numPr>
       </w:pPr>
       <w:r>
@@ -47607,7 +48875,7 @@
         <w:pStyle w:val="Compact"/>
         <w:numPr>
           <w:ilvl w:val="0"/>
-          <w:numId w:val="1065"/>
+          <w:numId w:val="1066"/>
         </w:numPr>
       </w:pPr>
       <w:r>
@@ -47619,7 +48887,7 @@
         <w:pStyle w:val="Compact"/>
         <w:numPr>
           <w:ilvl w:val="0"/>
-          <w:numId w:val="1065"/>
+          <w:numId w:val="1066"/>
         </w:numPr>
       </w:pPr>
       <w:r>
@@ -47631,7 +48899,7 @@
         <w:pStyle w:val="Compact"/>
         <w:numPr>
           <w:ilvl w:val="0"/>
-          <w:numId w:val="1065"/>
+          <w:numId w:val="1066"/>
         </w:numPr>
       </w:pPr>
       <w:r>
@@ -47677,8 +48945,8 @@
         </w:pict>
       </w:r>
     </w:p>
-    <w:bookmarkEnd w:id="255"/>
-    <w:bookmarkStart w:id="256" w:name="completed-certifications"/>
+    <w:bookmarkEnd w:id="261"/>
+    <w:bookmarkStart w:id="262" w:name="completed-certifications"/>
     <w:p>
       <w:pPr>
         <w:pStyle w:val="Heading2"/>
@@ -48123,8 +49391,8 @@
         </w:pict>
       </w:r>
     </w:p>
-    <w:bookmarkEnd w:id="256"/>
-    <w:bookmarkStart w:id="257" w:name="Xb042928a7596b742ef5a9f53ed9b5c459dbf653"/>
+    <w:bookmarkEnd w:id="262"/>
+    <w:bookmarkStart w:id="263" w:name="Xb042928a7596b742ef5a9f53ed9b5c459dbf653"/>
     <w:p>
       <w:pPr>
         <w:pStyle w:val="Heading2"/>
@@ -48323,8 +49591,8 @@
         </w:pict>
       </w:r>
     </w:p>
-    <w:bookmarkEnd w:id="257"/>
-    <w:bookmarkStart w:id="258" w:name="continuing-professional-development"/>
+    <w:bookmarkEnd w:id="263"/>
+    <w:bookmarkStart w:id="264" w:name="continuing-professional-development"/>
     <w:p>
       <w:pPr>
         <w:pStyle w:val="Heading2"/>
@@ -48346,7 +49614,7 @@
         <w:pStyle w:val="Compact"/>
         <w:numPr>
           <w:ilvl w:val="0"/>
-          <w:numId w:val="1066"/>
+          <w:numId w:val="1067"/>
         </w:numPr>
       </w:pPr>
       <w:r>
@@ -48358,7 +49626,7 @@
         <w:pStyle w:val="Compact"/>
         <w:numPr>
           <w:ilvl w:val="0"/>
-          <w:numId w:val="1066"/>
+          <w:numId w:val="1067"/>
         </w:numPr>
       </w:pPr>
       <w:r>
@@ -48370,7 +49638,7 @@
         <w:pStyle w:val="Compact"/>
         <w:numPr>
           <w:ilvl w:val="0"/>
-          <w:numId w:val="1066"/>
+          <w:numId w:val="1067"/>
         </w:numPr>
       </w:pPr>
       <w:r>
@@ -48426,7 +49694,7 @@
         <w:pStyle w:val="Compact"/>
         <w:numPr>
           <w:ilvl w:val="0"/>
-          <w:numId w:val="1066"/>
+          <w:numId w:val="1067"/>
         </w:numPr>
       </w:pPr>
       <w:r>
@@ -48438,7 +49706,7 @@
         <w:pStyle w:val="Compact"/>
         <w:numPr>
           <w:ilvl w:val="0"/>
-          <w:numId w:val="1066"/>
+          <w:numId w:val="1067"/>
         </w:numPr>
       </w:pPr>
       <w:r>
@@ -48492,8 +49760,8 @@
         <w:t xml:space="preserve">Prepared by Yusuf Quadri, Founder &amp; CEO — submitted to UKES as Appendix O to the Innovator Founder visa endorsement application, August 2026.</w:t>
       </w:r>
     </w:p>
-    <w:bookmarkEnd w:id="258"/>
-    <w:bookmarkEnd w:id="259"/>
+    <w:bookmarkEnd w:id="264"/>
+    <w:bookmarkEnd w:id="265"/>
     <w:sectPr>
       <w:footnotePr>
         <w:numRestart w:val="eachSect"/>
@@ -49177,6 +50445,9 @@
     <w:abstractNumId w:val="991"/>
   </w:num>
   <w:num w:numId="1038">
+    <w:abstractNumId w:val="991"/>
+  </w:num>
+  <w:num w:numId="1039">
     <w:abstractNumId w:val="99411"/>
     <w:lvlOverride w:ilvl="0">
       <w:startOverride w:val="1"/>
@@ -49206,13 +50477,13 @@
       <w:startOverride w:val="1"/>
     </w:lvlOverride>
   </w:num>
-  <w:num w:numId="1039">
-    <w:abstractNumId w:val="991"/>
-  </w:num>
   <w:num w:numId="1040">
     <w:abstractNumId w:val="991"/>
   </w:num>
   <w:num w:numId="1041">
+    <w:abstractNumId w:val="991"/>
+  </w:num>
+  <w:num w:numId="1042">
     <w:abstractNumId w:val="99411"/>
     <w:lvlOverride w:ilvl="0">
       <w:startOverride w:val="1"/>
@@ -49242,9 +50513,6 @@
       <w:startOverride w:val="1"/>
     </w:lvlOverride>
   </w:num>
-  <w:num w:numId="1042">
-    <w:abstractNumId w:val="991"/>
-  </w:num>
   <w:num w:numId="1043">
     <w:abstractNumId w:val="991"/>
   </w:num>
@@ -49252,34 +50520,7 @@
     <w:abstractNumId w:val="991"/>
   </w:num>
   <w:num w:numId="1045">
-    <w:abstractNumId w:val="99411"/>
-    <w:lvlOverride w:ilvl="0">
-      <w:startOverride w:val="1"/>
-    </w:lvlOverride>
-    <w:lvlOverride w:ilvl="1">
-      <w:startOverride w:val="1"/>
-    </w:lvlOverride>
-    <w:lvlOverride w:ilvl="2">
-      <w:startOverride w:val="1"/>
-    </w:lvlOverride>
-    <w:lvlOverride w:ilvl="3">
-      <w:startOverride w:val="1"/>
-    </w:lvlOverride>
-    <w:lvlOverride w:ilvl="4">
-      <w:startOverride w:val="1"/>
-    </w:lvlOverride>
-    <w:lvlOverride w:ilvl="5">
-      <w:startOverride w:val="1"/>
-    </w:lvlOverride>
-    <w:lvlOverride w:ilvl="6">
-      <w:startOverride w:val="1"/>
-    </w:lvlOverride>
-    <w:lvlOverride w:ilvl="7">
-      <w:startOverride w:val="1"/>
-    </w:lvlOverride>
-    <w:lvlOverride w:ilvl="8">
-      <w:startOverride w:val="1"/>
-    </w:lvlOverride>
+    <w:abstractNumId w:val="991"/>
   </w:num>
   <w:num w:numId="1046">
     <w:abstractNumId w:val="99411"/>
@@ -49312,7 +50553,34 @@
     </w:lvlOverride>
   </w:num>
   <w:num w:numId="1047">
-    <w:abstractNumId w:val="991"/>
+    <w:abstractNumId w:val="99411"/>
+    <w:lvlOverride w:ilvl="0">
+      <w:startOverride w:val="1"/>
+    </w:lvlOverride>
+    <w:lvlOverride w:ilvl="1">
+      <w:startOverride w:val="1"/>
+    </w:lvlOverride>
+    <w:lvlOverride w:ilvl="2">
+      <w:startOverride w:val="1"/>
+    </w:lvlOverride>
+    <w:lvlOverride w:ilvl="3">
+      <w:startOverride w:val="1"/>
+    </w:lvlOverride>
+    <w:lvlOverride w:ilvl="4">
+      <w:startOverride w:val="1"/>
+    </w:lvlOverride>
+    <w:lvlOverride w:ilvl="5">
+      <w:startOverride w:val="1"/>
+    </w:lvlOverride>
+    <w:lvlOverride w:ilvl="6">
+      <w:startOverride w:val="1"/>
+    </w:lvlOverride>
+    <w:lvlOverride w:ilvl="7">
+      <w:startOverride w:val="1"/>
+    </w:lvlOverride>
+    <w:lvlOverride w:ilvl="8">
+      <w:startOverride w:val="1"/>
+    </w:lvlOverride>
   </w:num>
   <w:num w:numId="1048">
     <w:abstractNumId w:val="991"/>
@@ -49345,34 +50613,7 @@
     <w:abstractNumId w:val="991"/>
   </w:num>
   <w:num w:numId="1058">
-    <w:abstractNumId w:val="99411"/>
-    <w:lvlOverride w:ilvl="0">
-      <w:startOverride w:val="1"/>
-    </w:lvlOverride>
-    <w:lvlOverride w:ilvl="1">
-      <w:startOverride w:val="1"/>
-    </w:lvlOverride>
-    <w:lvlOverride w:ilvl="2">
-      <w:startOverride w:val="1"/>
-    </w:lvlOverride>
-    <w:lvlOverride w:ilvl="3">
-      <w:startOverride w:val="1"/>
-    </w:lvlOverride>
-    <w:lvlOverride w:ilvl="4">
-      <w:startOverride w:val="1"/>
-    </w:lvlOverride>
-    <w:lvlOverride w:ilvl="5">
-      <w:startOverride w:val="1"/>
-    </w:lvlOverride>
-    <w:lvlOverride w:ilvl="6">
-      <w:startOverride w:val="1"/>
-    </w:lvlOverride>
-    <w:lvlOverride w:ilvl="7">
-      <w:startOverride w:val="1"/>
-    </w:lvlOverride>
-    <w:lvlOverride w:ilvl="8">
-      <w:startOverride w:val="1"/>
-    </w:lvlOverride>
+    <w:abstractNumId w:val="991"/>
   </w:num>
   <w:num w:numId="1059">
     <w:abstractNumId w:val="99411"/>
@@ -49405,7 +50646,34 @@
     </w:lvlOverride>
   </w:num>
   <w:num w:numId="1060">
-    <w:abstractNumId w:val="991"/>
+    <w:abstractNumId w:val="99411"/>
+    <w:lvlOverride w:ilvl="0">
+      <w:startOverride w:val="1"/>
+    </w:lvlOverride>
+    <w:lvlOverride w:ilvl="1">
+      <w:startOverride w:val="1"/>
+    </w:lvlOverride>
+    <w:lvlOverride w:ilvl="2">
+      <w:startOverride w:val="1"/>
+    </w:lvlOverride>
+    <w:lvlOverride w:ilvl="3">
+      <w:startOverride w:val="1"/>
+    </w:lvlOverride>
+    <w:lvlOverride w:ilvl="4">
+      <w:startOverride w:val="1"/>
+    </w:lvlOverride>
+    <w:lvlOverride w:ilvl="5">
+      <w:startOverride w:val="1"/>
+    </w:lvlOverride>
+    <w:lvlOverride w:ilvl="6">
+      <w:startOverride w:val="1"/>
+    </w:lvlOverride>
+    <w:lvlOverride w:ilvl="7">
+      <w:startOverride w:val="1"/>
+    </w:lvlOverride>
+    <w:lvlOverride w:ilvl="8">
+      <w:startOverride w:val="1"/>
+    </w:lvlOverride>
   </w:num>
   <w:num w:numId="1061">
     <w:abstractNumId w:val="991"/>
@@ -49423,6 +50691,9 @@
     <w:abstractNumId w:val="991"/>
   </w:num>
   <w:num w:numId="1066">
+    <w:abstractNumId w:val="991"/>
+  </w:num>
+  <w:num w:numId="1067">
     <w:abstractNumId w:val="991"/>
   </w:num>
 </w:numbering>

--- a/visa_appendices/docx/DEQUAD_UKES_FULL_SUBMISSION.docx
+++ b/visa_appendices/docx/DEQUAD_UKES_FULL_SUBMISSION.docx
@@ -29896,6 +29896,30 @@
           </w:p>
         </w:tc>
       </w:tr>
+      <w:tr>
+        <w:tc>
+          <w:tcPr/>
+          <w:p>
+            <w:pPr>
+              <w:pStyle w:val="Compact"/>
+            </w:pPr>
+            <w:r>
+              <w:t xml:space="preserve">Recruitment channel</w:t>
+            </w:r>
+          </w:p>
+        </w:tc>
+        <w:tc>
+          <w:tcPr/>
+          <w:p>
+            <w:pPr>
+              <w:pStyle w:val="Compact"/>
+            </w:pPr>
+            <w:r>
+              <w:t xml:space="preserve">University careers portals, partner-university SU/society networks, LinkedIn</w:t>
+            </w:r>
+          </w:p>
+        </w:tc>
+      </w:tr>
     </w:tbl>
     <w:bookmarkEnd w:id="159"/>
     <w:bookmarkStart w:id="160" w:name="g.3.2-social-media-manager"/>
@@ -29993,6 +30017,30 @@
           </w:p>
         </w:tc>
       </w:tr>
+      <w:tr>
+        <w:tc>
+          <w:tcPr/>
+          <w:p>
+            <w:pPr>
+              <w:pStyle w:val="Compact"/>
+            </w:pPr>
+            <w:r>
+              <w:t xml:space="preserve">Recruitment channel</w:t>
+            </w:r>
+          </w:p>
+        </w:tc>
+        <w:tc>
+          <w:tcPr/>
+          <w:p>
+            <w:pPr>
+              <w:pStyle w:val="Compact"/>
+            </w:pPr>
+            <w:r>
+              <w:t xml:space="preserve">LinkedIn, Otta, NatWest Accelerator alumni network</w:t>
+            </w:r>
+          </w:p>
+        </w:tc>
+      </w:tr>
     </w:tbl>
     <w:bookmarkEnd w:id="160"/>
     <w:bookmarkStart w:id="161" w:name="g.3.3-marketing-intern"/>
@@ -30090,6 +30138,30 @@
           </w:p>
         </w:tc>
       </w:tr>
+      <w:tr>
+        <w:tc>
+          <w:tcPr/>
+          <w:p>
+            <w:pPr>
+              <w:pStyle w:val="Compact"/>
+            </w:pPr>
+            <w:r>
+              <w:t xml:space="preserve">Recruitment channel</w:t>
+            </w:r>
+          </w:p>
+        </w:tc>
+        <w:tc>
+          <w:tcPr/>
+          <w:p>
+            <w:pPr>
+              <w:pStyle w:val="Compact"/>
+            </w:pPr>
+            <w:r>
+              <w:t xml:space="preserve">University careers portals (placements), Bright Network, LinkedIn</w:t>
+            </w:r>
+          </w:p>
+        </w:tc>
+      </w:tr>
     </w:tbl>
     <w:bookmarkEnd w:id="161"/>
     <w:bookmarkStart w:id="162" w:name="g.3.4-sales-lead"/>
@@ -30187,6 +30259,30 @@
           </w:p>
         </w:tc>
       </w:tr>
+      <w:tr>
+        <w:tc>
+          <w:tcPr/>
+          <w:p>
+            <w:pPr>
+              <w:pStyle w:val="Compact"/>
+            </w:pPr>
+            <w:r>
+              <w:t xml:space="preserve">Recruitment channel</w:t>
+            </w:r>
+          </w:p>
+        </w:tc>
+        <w:tc>
+          <w:tcPr/>
+          <w:p>
+            <w:pPr>
+              <w:pStyle w:val="Compact"/>
+            </w:pPr>
+            <w:r>
+              <w:t xml:space="preserve">Otta, LinkedIn, NatWest Accelerator alumni network</w:t>
+            </w:r>
+          </w:p>
+        </w:tc>
+      </w:tr>
     </w:tbl>
     <w:bookmarkEnd w:id="162"/>
     <w:bookmarkStart w:id="163" w:name="g.3.5-support-agent"/>
@@ -30280,6 +30376,30 @@
             </w:pPr>
             <w:r>
               <w:t xml:space="preserve">Prior customer support experience; empathetic, clear written communication; completes DEQUAD’s safeguarding awareness training within the first month</w:t>
+            </w:r>
+          </w:p>
+        </w:tc>
+      </w:tr>
+      <w:tr>
+        <w:tc>
+          <w:tcPr/>
+          <w:p>
+            <w:pPr>
+              <w:pStyle w:val="Compact"/>
+            </w:pPr>
+            <w:r>
+              <w:t xml:space="preserve">Recruitment channel</w:t>
+            </w:r>
+          </w:p>
+        </w:tc>
+        <w:tc>
+          <w:tcPr/>
+          <w:p>
+            <w:pPr>
+              <w:pStyle w:val="Compact"/>
+            </w:pPr>
+            <w:r>
+              <w:t xml:space="preserve">LinkedIn, Otta</w:t>
             </w:r>
           </w:p>
         </w:tc>

--- a/visa_appendices/docx/DEQUAD_UKES_FULL_SUBMISSION.docx
+++ b/visa_appendices/docx/DEQUAD_UKES_FULL_SUBMISSION.docx
@@ -14802,7 +14802,7 @@
         <w:pStyle w:val="FirstParagraph"/>
       </w:pPr>
       <w:r>
-        <w:t xml:space="preserve">The wider founding team (Section 7.2) hold EMI options on equity-only terms. No new EMI grants are modelled for the single Y3 hire’s compensation above, which is cash-only; option grants for future hires would be considered if and when a funding round is raised — not assumed in this plan.</w:t>
+        <w:t xml:space="preserve">The wider founding team (Section 7.2) hold EMI options on equity-only terms. Option grants for the 5 Y3 hires are TBC.</w:t>
       </w:r>
     </w:p>
     <w:p>
@@ -37394,7 +37394,7 @@
         <w:t xml:space="preserve"> </w:t>
       </w:r>
       <w:r>
-        <w:t xml:space="preserve">business plan. This document enumerates the 16 most material risks</w:t>
+        <w:t xml:space="preserve">business plan. This document enumerates the 17 most material risks</w:t>
       </w:r>
       <w:r>
         <w:t xml:space="preserve"> </w:t>
@@ -38271,7 +38271,7 @@
               <w:pStyle w:val="Compact"/>
             </w:pPr>
             <w:r>
-              <w:t xml:space="preserve">The plan does not require a funding round to remain solvent at any point (Section 10) — the only consequence of missing revenue targets is that the single Y3 hire and modest founder pay are delayed, not that the business fails. £6,000 founder cash plus minimal fixed costs (Section 12) carry the business with positive month-end balances even in a zero-institutional-revenue scenario.</w:t>
+              <w:t xml:space="preserve">The plan does not require a funding round to remain solvent at any point (Section 10) — the only consequence of missing revenue targets is that the base-case Y3 hire and modest founder pay are delayed, not that the business fails. The upside-case job-creation target of 5 full-time hires (§10.4, Appendix G) simply does not trigger if revenue doesn’t scale to 6+ paying universities — see R17 for the settlement-specific consequence of that. £6,000 founder cash plus minimal fixed costs (Section 12) carry the business with positive month-end balances even in a zero-institutional-revenue scenario.</w:t>
             </w:r>
           </w:p>
         </w:tc>
@@ -39827,6 +39827,134 @@
             </w:pPr>
             <w:r>
               <w:t xml:space="preserve">Founders draw no DEQUAD salary until Y3, and fund living costs from existing employment/freelance income throughout — a deliberate, disclosed choice, not a funding-gated one; mandated weekly off-day; mentor check-ins through NatWest Accelerator.</w:t>
+            </w:r>
+          </w:p>
+        </w:tc>
+      </w:tr>
+      <w:tr>
+        <w:tc>
+          <w:tcPr/>
+          <w:p>
+            <w:pPr>
+              <w:pStyle w:val="Compact"/>
+            </w:pPr>
+            <w:r>
+              <w:rPr>
+                <w:b/>
+                <w:bCs/>
+              </w:rPr>
+              <w:t xml:space="preserve">R17</w:t>
+            </w:r>
+          </w:p>
+        </w:tc>
+        <w:tc>
+          <w:tcPr/>
+          <w:p>
+            <w:pPr>
+              <w:pStyle w:val="Compact"/>
+            </w:pPr>
+            <w:r>
+              <w:rPr>
+                <w:b/>
+                <w:bCs/>
+              </w:rPr>
+              <w:t xml:space="preserve">5-hire job-creation target (upside case) not achieved by the settlement application stage</w:t>
+            </w:r>
+          </w:p>
+        </w:tc>
+        <w:tc>
+          <w:tcPr/>
+          <w:p>
+            <w:pPr>
+              <w:pStyle w:val="Compact"/>
+            </w:pPr>
+            <w:r>
+              <w:t xml:space="preserve">Regulatory / Commercial</w:t>
+            </w:r>
+          </w:p>
+        </w:tc>
+        <w:tc>
+          <w:tcPr/>
+          <w:p>
+            <w:pPr>
+              <w:pStyle w:val="Compact"/>
+              <w:jc w:val="right"/>
+            </w:pPr>
+            <w:r>
+              <w:t xml:space="preserve">3</w:t>
+            </w:r>
+          </w:p>
+        </w:tc>
+        <w:tc>
+          <w:tcPr/>
+          <w:p>
+            <w:pPr>
+              <w:pStyle w:val="Compact"/>
+              <w:jc w:val="right"/>
+            </w:pPr>
+            <w:r>
+              <w:t xml:space="preserve">3</w:t>
+            </w:r>
+          </w:p>
+        </w:tc>
+        <w:tc>
+          <w:tcPr/>
+          <w:p>
+            <w:pPr>
+              <w:pStyle w:val="Compact"/>
+              <w:jc w:val="right"/>
+            </w:pPr>
+            <w:r>
+              <w:rPr>
+                <w:b/>
+                <w:bCs/>
+              </w:rPr>
+              <w:t xml:space="preserve">9</w:t>
+            </w:r>
+          </w:p>
+        </w:tc>
+        <w:tc>
+          <w:tcPr/>
+          <w:p>
+            <w:pPr>
+              <w:pStyle w:val="Compact"/>
+            </w:pPr>
+            <w:r>
+              <w:t xml:space="preserve">🟡</w:t>
+            </w:r>
+          </w:p>
+        </w:tc>
+        <w:tc>
+          <w:tcPr/>
+          <w:p>
+            <w:pPr>
+              <w:pStyle w:val="Compact"/>
+            </w:pPr>
+            <w:r>
+              <w:t xml:space="preserve">CEO</w:t>
+            </w:r>
+          </w:p>
+        </w:tc>
+        <w:tc>
+          <w:tcPr/>
+          <w:p>
+            <w:pPr>
+              <w:pStyle w:val="Compact"/>
+            </w:pPr>
+            <w:r>
+              <w:t xml:space="preserve">The job-creation target (§10.4, Appendix G) is presented throughout this application as an illustrative, revenue-contingent upside — not a commitment to UKES — so falling short of it does not itself breach any undertaking made here. It is contingent on institutional revenue scaling to 6+ paying universities (Appendix F,</w:t>
+            </w:r>
+            <w:r>
+              <w:t xml:space="preserve"> </w:t>
+            </w:r>
+            <w:r>
+              <w:t xml:space="preserve">“Upside Case (Y3)”</w:t>
+            </w:r>
+            <w:r>
+              <w:t xml:space="preserve"> </w:t>
+            </w:r>
+            <w:r>
+              <w:t xml:space="preserve">sheet), which is not assumed in the conservative base case this plan is built on. If settlement timing requires the job-creation route specifically, the founders would delay the settlement application until either this target or an alternative Home Office settlement criterion (e.g. business-growth metrics) is genuinely met, rather than presenting an unfunded commitment as achieved.</w:t>
             </w:r>
           </w:p>
         </w:tc>
@@ -46599,7 +46727,7 @@
               <w:pStyle w:val="Compact"/>
             </w:pPr>
             <w:r>
-              <w:t xml:space="preserve">No funding round is required at any point; the only consequence is that the single Y3 hire and modest founder pay are delayed, not that the business fails.</w:t>
+              <w:t xml:space="preserve">No funding round is required at any point; the only consequence is that the base-case Y3 hire and modest founder pay are delayed, not that the business fails. The upside-case 5-hire job-creation target simply does not trigger (see R17).</w:t>
             </w:r>
           </w:p>
         </w:tc>

--- a/visa_appendices/docx/DEQUAD_UKES_FULL_SUBMISSION.docx
+++ b/visa_appendices/docx/DEQUAD_UKES_FULL_SUBMISSION.docx
@@ -31023,7 +31023,7 @@
           <w:b/>
           <w:bCs/>
         </w:rPr>
-        <w:t xml:space="preserve">£1.50 per enrolled student per annum</w:t>
+        <w:t xml:space="preserve">£2.00 per enrolled student per annum</w:t>
       </w:r>
       <w:r>
         <w:t xml:space="preserve"> </w:t>

--- a/visa_appendices/docx/DEQUAD_UKES_FULL_SUBMISSION.docx
+++ b/visa_appendices/docx/DEQUAD_UKES_FULL_SUBMISSION.docx
@@ -18651,7 +18651,7 @@
         <w:t xml:space="preserve"> </w:t>
       </w:r>
       <w:r>
-        <w:t xml:space="preserve">— owning the FastAPI / MongoDB backend and the Expo / React Native universal frontend; hiring and managing the first engineering team members from Y2 onward.</w:t>
+        <w:t xml:space="preserve">— owning the FastAPI / MongoDB backend and the Expo / React Native universal frontend, with Adedapo Ajuwon (Senior Software Engineer, equity-only wider-team member) providing additional engineering capacity; further paid engineering hires are a longer-term ambition beyond this 3-year plan, not a commitment (Appendix G).</w:t>
       </w:r>
     </w:p>
     <w:p>
@@ -33629,7 +33629,7 @@
         <w:t xml:space="preserve"> </w:t>
       </w:r>
       <w:r>
-        <w:t xml:space="preserve">(firm fee dependent). Budgeted in Year-1 P&amp;L (Appendix F).</w:t>
+        <w:t xml:space="preserve">(firm fee dependent). This exceeds the £4,500 NatWest in-kind legal allocation (Business Plan §10.3) and is not separately budgeted in the Y1 cash P&amp;L (Appendix F, where Y1 legal &amp; accountancy is £300, out-of-programme only). The founders will either scope a narrower opinion within the NatWest in-kind panel’s capacity, or fund the shortfall from founder cash reserves or defer to Y2 once revenue supports it — this is not yet a fully funded commitment.</w:t>
       </w:r>
     </w:p>
     <w:p>

--- a/visa_appendices/docx/DEQUAD_UKES_FULL_SUBMISSION.docx
+++ b/visa_appendices/docx/DEQUAD_UKES_FULL_SUBMISSION.docx
@@ -29057,7 +29057,7 @@
         <w:t xml:space="preserve"> </w:t>
       </w:r>
       <w:r>
-        <w:t xml:space="preserve">on top of the 2 founders (7 total), each sustained at least 12 months at an average salary of £25,000/year — a Y3 gross wage bill of c.£125,000 for the 5 hires, funded entirely from revenue generated after piloting, meeting the Innovator Founder settlement job-creation criterion.</w:t>
+        <w:t xml:space="preserve">on top of the 2 founders (7 total), each sustained at least 12 months at an average salary of £25,000/year — a Y3 gross wage bill of £125,000 for the 5 hires, funded entirely from revenue generated after piloting, meeting the Innovator Founder settlement job-creation criterion.</w:t>
       </w:r>
     </w:p>
     <w:p>

--- a/visa_appendices/docx/DEQUAD_UKES_FULL_SUBMISSION.docx
+++ b/visa_appendices/docx/DEQUAD_UKES_FULL_SUBMISSION.docx
@@ -26718,43 +26718,43 @@
               <w:pStyle w:val="Compact"/>
             </w:pPr>
             <w:r>
-              <w:t xml:space="preserve">Fixed assets capex</w:t>
-            </w:r>
-          </w:p>
-        </w:tc>
-        <w:tc>
-          <w:tcPr/>
-          <w:p>
-            <w:pPr>
-              <w:pStyle w:val="Compact"/>
-              <w:jc w:val="right"/>
-            </w:pPr>
-            <w:r>
-              <w:t xml:space="preserve">£600</w:t>
-            </w:r>
-          </w:p>
-        </w:tc>
-        <w:tc>
-          <w:tcPr/>
-          <w:p>
-            <w:pPr>
-              <w:pStyle w:val="Compact"/>
-              <w:jc w:val="right"/>
-            </w:pPr>
-            <w:r>
-              <w:t xml:space="preserve">£600</w:t>
-            </w:r>
-          </w:p>
-        </w:tc>
-        <w:tc>
-          <w:tcPr/>
-          <w:p>
-            <w:pPr>
-              <w:pStyle w:val="Compact"/>
-              <w:jc w:val="right"/>
-            </w:pPr>
-            <w:r>
-              <w:t xml:space="preserve">£1,200</w:t>
+              <w:t xml:space="preserve">Depreciation &amp; amortisation</w:t>
+            </w:r>
+          </w:p>
+        </w:tc>
+        <w:tc>
+          <w:tcPr/>
+          <w:p>
+            <w:pPr>
+              <w:pStyle w:val="Compact"/>
+              <w:jc w:val="right"/>
+            </w:pPr>
+            <w:r>
+              <w:t xml:space="preserve">£150</w:t>
+            </w:r>
+          </w:p>
+        </w:tc>
+        <w:tc>
+          <w:tcPr/>
+          <w:p>
+            <w:pPr>
+              <w:pStyle w:val="Compact"/>
+              <w:jc w:val="right"/>
+            </w:pPr>
+            <w:r>
+              <w:t xml:space="preserve">£400</w:t>
+            </w:r>
+          </w:p>
+        </w:tc>
+        <w:tc>
+          <w:tcPr/>
+          <w:p>
+            <w:pPr>
+              <w:pStyle w:val="Compact"/>
+              <w:jc w:val="right"/>
+            </w:pPr>
+            <w:r>
+              <w:t xml:space="preserve">£700</w:t>
             </w:r>
           </w:p>
         </w:tc>
@@ -26787,7 +26787,7 @@
                 <w:b/>
                 <w:bCs/>
               </w:rPr>
-              <w:t xml:space="preserve">£3,280</w:t>
+              <w:t xml:space="preserve">£2,830</w:t>
             </w:r>
           </w:p>
         </w:tc>
@@ -26803,7 +26803,7 @@
                 <w:b/>
                 <w:bCs/>
               </w:rPr>
-              <w:t xml:space="preserve">£6,600</w:t>
+              <w:t xml:space="preserve">£6,400</w:t>
             </w:r>
           </w:p>
         </w:tc>
@@ -26819,7 +26819,7 @@
                 <w:b/>
                 <w:bCs/>
               </w:rPr>
-              <w:t xml:space="preserve">£33,200</w:t>
+              <w:t xml:space="preserve">£32,700</w:t>
             </w:r>
           </w:p>
         </w:tc>
@@ -26854,16 +26854,6 @@
               </w:rPr>
               <w:t xml:space="preserve">(£3,630)</w:t>
             </w:r>
-            <w:r>
-              <w:t xml:space="preserve"> </w:t>
-            </w:r>
-            <w:r>
-              <w:rPr>
-                <w:i/>
-                <w:iCs/>
-              </w:rPr>
-              <w:t xml:space="preserve">(incl. depreciation, see §13)</w:t>
-            </w:r>
           </w:p>
         </w:tc>
         <w:tc>
@@ -26900,6 +26890,18 @@
         </w:tc>
       </w:tr>
     </w:tbl>
+    <w:p>
+      <w:pPr>
+        <w:pStyle w:val="BodyText"/>
+      </w:pPr>
+      <w:r>
+        <w:rPr>
+          <w:i/>
+          <w:iCs/>
+        </w:rPr>
+        <w:t xml:space="preserve">Fixed assets capex (£600 / £600 / £1,200) is a balance-sheet item, capitalised and depreciated over its useful life rather than expensed in full — it appears as a cash outflow in the Cash Flow Forecast (§F.4) but not in Total OPEX above, which instead includes the depreciation charge.</w:t>
+      </w:r>
+    </w:p>
     <w:p>
       <w:r>
         <w:pict>

--- a/visa_appendices/docx/DEQUAD_UKES_FULL_SUBMISSION.docx
+++ b/visa_appendices/docx/DEQUAD_UKES_FULL_SUBMISSION.docx
@@ -8709,7 +8709,7 @@
               <w:pStyle w:val="Compact"/>
             </w:pPr>
             <w:r>
-              <w:t xml:space="preserve">Accountancy support</w:t>
+              <w:t xml:space="preserve">Accountancy support (PwC alumni network)</w:t>
             </w:r>
           </w:p>
         </w:tc>

--- a/visa_appendices/docx/DEQUAD_UKES_FULL_SUBMISSION.docx
+++ b/visa_appendices/docx/DEQUAD_UKES_FULL_SUBMISSION.docx
@@ -38251,7 +38251,7 @@
               <w:pStyle w:val="Compact"/>
             </w:pPr>
             <w:r>
-              <w:t xml:space="preserve">🟡</w:t>
+              <w:t xml:space="preserve">🟠</w:t>
             </w:r>
           </w:p>
         </w:tc>
@@ -39922,7 +39922,7 @@
               <w:pStyle w:val="Compact"/>
             </w:pPr>
             <w:r>
-              <w:t xml:space="preserve">🟡</w:t>
+              <w:t xml:space="preserve">🟠</w:t>
             </w:r>
           </w:p>
         </w:tc>

--- a/visa_appendices/docx/DEQUAD_UKES_FULL_SUBMISSION.docx
+++ b/visa_appendices/docx/DEQUAD_UKES_FULL_SUBMISSION.docx
@@ -41705,7 +41705,7 @@
         </w:numPr>
       </w:pPr>
       <w:r>
-        <w:t xml:space="preserve">Software-only marginal cost → 92% gross margin by Y3.</w:t>
+        <w:t xml:space="preserve">Software-only marginal cost → 87% gross margin by Y3.</w:t>
       </w:r>
     </w:p>
     <w:p>
@@ -44504,7 +44504,7 @@
               <w:jc w:val="right"/>
             </w:pPr>
             <w:r>
-              <w:t xml:space="preserve">(£930)</w:t>
+              <w:t xml:space="preserve">(£1,035)</w:t>
             </w:r>
           </w:p>
         </w:tc>
@@ -44520,7 +44520,7 @@
                 <w:b/>
                 <w:bCs/>
               </w:rPr>
-              <w:t xml:space="preserve">£5,070</w:t>
+              <w:t xml:space="preserve">£4,965</w:t>
             </w:r>
           </w:p>
         </w:tc>
@@ -44557,7 +44557,7 @@
               <w:jc w:val="right"/>
             </w:pPr>
             <w:r>
-              <w:t xml:space="preserve">(£300)</w:t>
+              <w:t xml:space="preserve">(£135)</w:t>
             </w:r>
           </w:p>
         </w:tc>
@@ -44573,7 +44573,7 @@
                 <w:b/>
                 <w:bCs/>
               </w:rPr>
-              <w:t xml:space="preserve">£4,770</w:t>
+              <w:t xml:space="preserve">£4,830</w:t>
             </w:r>
           </w:p>
         </w:tc>
@@ -44610,7 +44610,7 @@
               <w:jc w:val="right"/>
             </w:pPr>
             <w:r>
-              <w:t xml:space="preserve">(£300)</w:t>
+              <w:t xml:space="preserve">(£243)</w:t>
             </w:r>
           </w:p>
         </w:tc>
@@ -44626,7 +44626,7 @@
                 <w:b/>
                 <w:bCs/>
               </w:rPr>
-              <w:t xml:space="preserve">£4,470</w:t>
+              <w:t xml:space="preserve">£4,587</w:t>
             </w:r>
           </w:p>
         </w:tc>
@@ -44673,7 +44673,7 @@
               <w:jc w:val="right"/>
             </w:pPr>
             <w:r>
-              <w:t xml:space="preserve">(£350)</w:t>
+              <w:t xml:space="preserve">(£283)</w:t>
             </w:r>
           </w:p>
         </w:tc>
@@ -44689,7 +44689,7 @@
                 <w:b/>
                 <w:bCs/>
               </w:rPr>
-              <w:t xml:space="preserve">£4,120</w:t>
+              <w:t xml:space="preserve">£4,304</w:t>
             </w:r>
           </w:p>
         </w:tc>
@@ -44726,7 +44726,7 @@
               <w:jc w:val="right"/>
             </w:pPr>
             <w:r>
-              <w:t xml:space="preserve">(£350)</w:t>
+              <w:t xml:space="preserve">(£293)</w:t>
             </w:r>
           </w:p>
         </w:tc>
@@ -44742,7 +44742,7 @@
                 <w:b/>
                 <w:bCs/>
               </w:rPr>
-              <w:t xml:space="preserve">£3,770</w:t>
+              <w:t xml:space="preserve">£4,011</w:t>
             </w:r>
           </w:p>
         </w:tc>
@@ -44789,7 +44789,7 @@
               <w:jc w:val="right"/>
             </w:pPr>
             <w:r>
-              <w:t xml:space="preserve">(£350)</w:t>
+              <w:t xml:space="preserve">(£303)</w:t>
             </w:r>
           </w:p>
         </w:tc>
@@ -44805,7 +44805,7 @@
                 <w:b/>
                 <w:bCs/>
               </w:rPr>
-              <w:t xml:space="preserve">£3,420</w:t>
+              <w:t xml:space="preserve">£3,708</w:t>
             </w:r>
           </w:p>
         </w:tc>
@@ -44852,7 +44852,7 @@
               <w:jc w:val="right"/>
             </w:pPr>
             <w:r>
-              <w:t xml:space="preserve">(£350)</w:t>
+              <w:t xml:space="preserve">(£323)</w:t>
             </w:r>
           </w:p>
         </w:tc>
@@ -44868,7 +44868,7 @@
                 <w:b/>
                 <w:bCs/>
               </w:rPr>
-              <w:t xml:space="preserve">£3,120</w:t>
+              <w:t xml:space="preserve">£3,435</w:t>
             </w:r>
           </w:p>
         </w:tc>
@@ -44905,7 +44905,7 @@
               <w:jc w:val="right"/>
             </w:pPr>
             <w:r>
-              <w:t xml:space="preserve">(£350)</w:t>
+              <w:t xml:space="preserve">(£333)</w:t>
             </w:r>
           </w:p>
         </w:tc>
@@ -44921,7 +44921,7 @@
                 <w:b/>
                 <w:bCs/>
               </w:rPr>
-              <w:t xml:space="preserve">£2,840</w:t>
+              <w:t xml:space="preserve">£3,172</w:t>
             </w:r>
           </w:p>
         </w:tc>
@@ -44958,7 +44958,7 @@
               <w:jc w:val="right"/>
             </w:pPr>
             <w:r>
-              <w:t xml:space="preserve">(£350)</w:t>
+              <w:t xml:space="preserve">(£343)</w:t>
             </w:r>
           </w:p>
         </w:tc>
@@ -44974,7 +44974,7 @@
                 <w:b/>
                 <w:bCs/>
               </w:rPr>
-              <w:t xml:space="preserve">£2,580</w:t>
+              <w:t xml:space="preserve">£2,919</w:t>
             </w:r>
           </w:p>
         </w:tc>
@@ -45011,7 +45011,7 @@
               <w:jc w:val="right"/>
             </w:pPr>
             <w:r>
-              <w:t xml:space="preserve">(£350)</w:t>
+              <w:t xml:space="preserve">(£353)</w:t>
             </w:r>
           </w:p>
         </w:tc>
@@ -45027,7 +45027,7 @@
                 <w:b/>
                 <w:bCs/>
               </w:rPr>
-              <w:t xml:space="preserve">£2,340</w:t>
+              <w:t xml:space="preserve">£2,676</w:t>
             </w:r>
           </w:p>
         </w:tc>
@@ -45064,7 +45064,7 @@
               <w:jc w:val="right"/>
             </w:pPr>
             <w:r>
-              <w:t xml:space="preserve">(£350)</w:t>
+              <w:t xml:space="preserve">(£363)</w:t>
             </w:r>
           </w:p>
         </w:tc>
@@ -45080,7 +45080,7 @@
                 <w:b/>
                 <w:bCs/>
               </w:rPr>
-              <w:t xml:space="preserve">£2,120</w:t>
+              <w:t xml:space="preserve">£2,443</w:t>
             </w:r>
           </w:p>
         </w:tc>
@@ -45127,7 +45127,7 @@
               <w:jc w:val="right"/>
             </w:pPr>
             <w:r>
-              <w:t xml:space="preserve">(£350)</w:t>
+              <w:t xml:space="preserve">(£673)</w:t>
             </w:r>
           </w:p>
         </w:tc>
@@ -45193,10 +45193,7 @@
         <w:t xml:space="preserve">“Cash Flow Y1 (mo)”</w:t>
       </w:r>
       <w:r>
-        <w:t xml:space="preserve"> </w:t>
-      </w:r>
-      <w:r>
-        <w:t xml:space="preserve">(to be regenerated to match this version).</w:t>
+        <w:t xml:space="preserve">.</w:t>
       </w:r>
     </w:p>
     <w:p>

--- a/visa_appendices/docx/DEQUAD_UKES_FULL_SUBMISSION.docx
+++ b/visa_appendices/docx/DEQUAD_UKES_FULL_SUBMISSION.docx
@@ -17782,7 +17782,7 @@
               <w:pStyle w:val="Compact"/>
             </w:pPr>
             <w:r>
-              <w:t xml:space="preserve">Month 6 post-endorsement</w:t>
+              <w:t xml:space="preserve">Q1 Year 2 (ahead of the Q2 Year 2 penetration test)</w:t>
             </w:r>
           </w:p>
         </w:tc>
@@ -35324,7 +35324,7 @@
               <w:pStyle w:val="Compact"/>
             </w:pPr>
             <w:r>
-              <w:t xml:space="preserve">Annual external pen-test (Y1 onward) by CREST-approved firm</w:t>
+              <w:t xml:space="preserve">Annual external pen-test (from Q2 Year 2) by CREST-approved firm</w:t>
             </w:r>
           </w:p>
         </w:tc>
@@ -39712,7 +39712,7 @@
               <w:pStyle w:val="Compact"/>
             </w:pPr>
             <w:r>
-              <w:t xml:space="preserve">Both co-founders already UK-resident; first 12 hires are UK-only; secure sponsor licence once headcount &gt; 10.</w:t>
+              <w:t xml:space="preserve">Both co-founders already UK-resident; all hires within this plan (up to 5, per the job-creation target — Appendix G) are UK-only, settled workers; a sponsor licence would only become relevant if headcount grows beyond this plan’s scope, which is not assumed here.</w:t>
             </w:r>
           </w:p>
         </w:tc>

--- a/visa_appendices/docx/DEQUAD_UKES_FULL_SUBMISSION.docx
+++ b/visa_appendices/docx/DEQUAD_UKES_FULL_SUBMISSION.docx
@@ -18919,7 +18919,7 @@
         </w:numPr>
       </w:pPr>
       <w:r>
-        <w:t xml:space="preserve">accepts a £0 salary for the first six months of trading (Q1–Q2 Year 1) and a £1,500/month salary thereafter until the seed round.</w:t>
+        <w:t xml:space="preserve">accepts a £0 salary throughout Year 1 and Year 2, and a modest £500/month salary from Year 3 — funded entirely by revenue, not by any funding round.</w:t>
       </w:r>
     </w:p>
     <w:p>
@@ -40423,7 +40423,7 @@
           <w:b/>
           <w:bCs/>
         </w:rPr>
-        <w:t xml:space="preserve">15-page brief.</w:t>
+        <w:t xml:space="preserve">17-page brief.</w:t>
       </w:r>
       <w:r>
         <w:t xml:space="preserve"> </w:t>
